--- a/wsda-cct-dmp.docx
+++ b/wsda-cct-dmp.docx
@@ -2994,13 +2994,13 @@
       <w:pPr>
         <w:pStyle w:val="Heading1"/>
       </w:pPr>
-      <w:bookmarkStart w:id="1" w:name="overview"/>
-      <w:bookmarkStart w:id="2" w:name="_Toc218436715"/>
+      <w:bookmarkStart w:id="1" w:name="_Toc218436715"/>
+      <w:bookmarkStart w:id="2" w:name="overview"/>
       <w:r>
         <w:lastRenderedPageBreak/>
         <w:t>Overview</w:t>
       </w:r>
-      <w:bookmarkEnd w:id="2"/>
+      <w:bookmarkEnd w:id="1"/>
     </w:p>
     <w:tbl>
       <w:tblPr>
@@ -3194,12 +3194,12 @@
       <w:pPr>
         <w:pStyle w:val="Heading2"/>
       </w:pPr>
-      <w:bookmarkStart w:id="3" w:name="chapter-outline"/>
-      <w:bookmarkStart w:id="4" w:name="_Toc218436716"/>
+      <w:bookmarkStart w:id="3" w:name="_Toc218436716"/>
+      <w:bookmarkStart w:id="4" w:name="chapter-outline"/>
       <w:r>
         <w:t>Chapter outline</w:t>
       </w:r>
-      <w:bookmarkEnd w:id="4"/>
+      <w:bookmarkEnd w:id="3"/>
     </w:p>
     <w:p>
       <w:pPr>
@@ -3226,15 +3226,7 @@
         </w:r>
       </w:hyperlink>
       <w:r>
-        <w:t xml:space="preserve"> describes what data management is, why it is crucial to achieve our data-driven goals, and how our data </w:t>
-      </w:r>
-      <w:proofErr w:type="gramStart"/>
-      <w:r>
-        <w:t>move</w:t>
-      </w:r>
-      <w:proofErr w:type="gramEnd"/>
-      <w:r>
-        <w:t xml:space="preserve"> through the data life cycle.</w:t>
+        <w:t xml:space="preserve"> describes what data management is, why it is crucial to achieve our data-driven goals, and how our data move through the data life cycle.</w:t>
       </w:r>
     </w:p>
     <w:p>
@@ -3325,15 +3317,7 @@
         </w:r>
       </w:hyperlink>
       <w:r>
-        <w:t xml:space="preserve"> describes how we record each element of the data life cycle with project-level, </w:t>
-      </w:r>
-      <w:proofErr w:type="gramStart"/>
-      <w:r>
-        <w:t>dataset</w:t>
-      </w:r>
-      <w:proofErr w:type="gramEnd"/>
-      <w:r>
-        <w:t>-level, and variable-level documents such as standard operating procedures, readme files, data dictionaries, etc.</w:t>
+        <w:t xml:space="preserve"> describes how we record each element of the data life cycle with project-level, dataset-level, and variable-level documents such as standard operating procedures, readme files, data dictionaries, etc.</w:t>
       </w:r>
     </w:p>
     <w:p>
@@ -3687,16 +3671,8 @@
               <w:rPr>
                 <w:rStyle w:val="VerbatimChar"/>
               </w:rPr>
-              <w:t>washi-</w:t>
-            </w:r>
-            <w:proofErr w:type="spellStart"/>
-            <w:r>
-              <w:rPr>
-                <w:rStyle w:val="VerbatimChar"/>
-              </w:rPr>
-              <w:t>sos</w:t>
-            </w:r>
-            <w:proofErr w:type="spellEnd"/>
+              <w:t>washi-sos</w:t>
+            </w:r>
             <w:r>
               <w:t xml:space="preserve"> repository, GitHub links to specific scripts will take you to a </w:t>
             </w:r>
@@ -3717,52 +3693,52 @@
       <w:pPr>
         <w:pStyle w:val="Heading2"/>
       </w:pPr>
-      <w:bookmarkStart w:id="5" w:name="roles-and-responsibilities"/>
-      <w:bookmarkStart w:id="6" w:name="_Toc218436717"/>
-      <w:bookmarkEnd w:id="3"/>
+      <w:bookmarkStart w:id="5" w:name="_Toc218436717"/>
+      <w:bookmarkStart w:id="6" w:name="roles-and-responsibilities"/>
+      <w:bookmarkEnd w:id="4"/>
       <w:r>
         <w:t>Roles and responsibilities</w:t>
       </w:r>
+      <w:bookmarkEnd w:id="5"/>
+    </w:p>
+    <w:p>
+      <w:pPr>
+        <w:pStyle w:val="FirstParagraph"/>
+      </w:pPr>
+      <w:r>
+        <w:t>To maximize the benefits of effective data management, all WSDA personnel who interact with Climate &amp; Conservation Team data must familiarize themselves with this DMP.</w:t>
+      </w:r>
+    </w:p>
+    <w:p>
+      <w:pPr>
+        <w:pStyle w:val="BodyText"/>
+      </w:pPr>
+      <w:r>
+        <w:t xml:space="preserve">The Data Scientist, supported by the Senior Soil Scientist, is responsible for providing guidance to staff working with data and ensuring the implementation of this DMP. The Data Scientist is also responsible for reviewing and updating this document annually, and as needed. Upon updates, the Data Scientist will distribute this document to staff and commit the source code to the </w:t>
+      </w:r>
+      <w:hyperlink r:id="rId15">
+        <w:r>
+          <w:rPr>
+            <w:rStyle w:val="Hyperlink"/>
+          </w:rPr>
+          <w:t>GitHub repository</w:t>
+        </w:r>
+      </w:hyperlink>
+      <w:r>
+        <w:t>.</w:t>
+      </w:r>
+    </w:p>
+    <w:p>
+      <w:pPr>
+        <w:pStyle w:val="Heading2"/>
+      </w:pPr>
+      <w:bookmarkStart w:id="7" w:name="_Toc218436718"/>
+      <w:bookmarkStart w:id="8" w:name="staff-turnover"/>
       <w:bookmarkEnd w:id="6"/>
-    </w:p>
-    <w:p>
-      <w:pPr>
-        <w:pStyle w:val="FirstParagraph"/>
-      </w:pPr>
-      <w:r>
-        <w:t>To maximize the benefits of effective data management, all WSDA personnel who interact with Climate &amp; Conservation Team data must familiarize themselves with this DMP.</w:t>
-      </w:r>
-    </w:p>
-    <w:p>
-      <w:pPr>
-        <w:pStyle w:val="BodyText"/>
-      </w:pPr>
-      <w:r>
-        <w:t xml:space="preserve">The Data Scientist, supported by the Senior Soil Scientist, is responsible for providing guidance to staff working with data and ensuring the implementation of this DMP. The Data Scientist is also responsible for reviewing and updating this document annually, and as needed. Upon updates, the Data Scientist will distribute this document to staff and commit the source code to the </w:t>
-      </w:r>
-      <w:hyperlink r:id="rId15">
-        <w:r>
-          <w:rPr>
-            <w:rStyle w:val="Hyperlink"/>
-          </w:rPr>
-          <w:t>GitHub repository</w:t>
-        </w:r>
-      </w:hyperlink>
-      <w:r>
-        <w:t>.</w:t>
-      </w:r>
-    </w:p>
-    <w:p>
-      <w:pPr>
-        <w:pStyle w:val="Heading2"/>
-      </w:pPr>
-      <w:bookmarkStart w:id="7" w:name="staff-turnover"/>
-      <w:bookmarkStart w:id="8" w:name="_Toc218436718"/>
-      <w:bookmarkEnd w:id="5"/>
       <w:r>
         <w:t>Staff turnover</w:t>
       </w:r>
-      <w:bookmarkEnd w:id="8"/>
+      <w:bookmarkEnd w:id="7"/>
     </w:p>
     <w:p>
       <w:pPr>
@@ -3812,15 +3788,7 @@
         </w:numPr>
       </w:pPr>
       <w:r>
-        <w:t xml:space="preserve">Workflows and specific processes the employee </w:t>
-      </w:r>
-      <w:proofErr w:type="gramStart"/>
-      <w:r>
-        <w:t>was</w:t>
-      </w:r>
-      <w:proofErr w:type="gramEnd"/>
-      <w:r>
-        <w:t xml:space="preserve"> responsible for are well documented.</w:t>
+        <w:t>Workflows and specific processes the employee was responsible for are well documented.</w:t>
       </w:r>
     </w:p>
     <w:p>
@@ -3922,50 +3890,42 @@
       <w:pPr>
         <w:pStyle w:val="Heading2"/>
       </w:pPr>
-      <w:bookmarkStart w:id="9" w:name="acknowledgements"/>
-      <w:bookmarkStart w:id="10" w:name="_Toc218436719"/>
-      <w:bookmarkEnd w:id="7"/>
+      <w:bookmarkStart w:id="9" w:name="_Toc218436719"/>
+      <w:bookmarkStart w:id="10" w:name="acknowledgements"/>
+      <w:bookmarkEnd w:id="8"/>
       <w:r>
         <w:t>Acknowledgements</w:t>
       </w:r>
+      <w:bookmarkEnd w:id="9"/>
+    </w:p>
+    <w:p>
+      <w:pPr>
+        <w:pStyle w:val="FirstParagraph"/>
+      </w:pPr>
+      <w:r>
+        <w:t>This DMP was adapted from the R.J. Cook Agronomy Farm Long-Term Agroecological Research Site DMP (Carlson 2021), U.S. Fish and Wildlife Service data management life cycle (U.S. Fish &amp; Wildlife Service 2023), Harvard Medical School Longwood Research Data Management DMP guidelines (Harvard Medical School 2023), and the Data Management in Large-Scale Education Research book (Lewis 2023).</w:t>
+      </w:r>
+    </w:p>
+    <w:p>
+      <w:pPr>
+        <w:pStyle w:val="Heading1"/>
+      </w:pPr>
+      <w:bookmarkStart w:id="11" w:name="_Toc218436720"/>
+      <w:bookmarkStart w:id="12" w:name="sec-data-management"/>
+      <w:bookmarkEnd w:id="2"/>
       <w:bookmarkEnd w:id="10"/>
-    </w:p>
-    <w:p>
-      <w:pPr>
-        <w:pStyle w:val="FirstParagraph"/>
-      </w:pPr>
-      <w:r>
-        <w:t>This DMP was adapted from the R.J. Cook Agronomy Farm Long-Term Agroecological Research Site DMP (Carlson 2021), U.S. Fish and Wildlife Service data management life cycle (U.S. Fish &amp; Wildlife Service 2023), Harvard Medical School Longwood Research Data Management DMP guidelines (Harvard Medical School 2023), and the Data Management in Large-Scale Education Research book (Lewis 2023).</w:t>
-      </w:r>
-    </w:p>
-    <w:p>
-      <w:pPr>
-        <w:pStyle w:val="Heading1"/>
-      </w:pPr>
-      <w:bookmarkStart w:id="11" w:name="sec-data-management"/>
-      <w:bookmarkStart w:id="12" w:name="_Toc218436720"/>
-      <w:bookmarkEnd w:id="1"/>
-      <w:bookmarkEnd w:id="9"/>
       <w:r>
         <w:lastRenderedPageBreak/>
         <w:t>1. What is data management?</w:t>
       </w:r>
-      <w:bookmarkEnd w:id="12"/>
+      <w:bookmarkEnd w:id="11"/>
     </w:p>
     <w:p>
       <w:pPr>
         <w:pStyle w:val="FirstParagraph"/>
       </w:pPr>
       <w:r>
-        <w:t xml:space="preserve">Effective data management involves properly documenting, storing, and sharing data and information derived from the data. If the data </w:t>
-      </w:r>
-      <w:proofErr w:type="gramStart"/>
-      <w:r>
-        <w:t>aren’t</w:t>
-      </w:r>
-      <w:proofErr w:type="gramEnd"/>
-      <w:r>
-        <w:t xml:space="preserve"> usable by researchers, policymakers, or growers, then all the time, energy, and effort spent collecting and analyzing the samples may be wasted.</w:t>
+        <w:t>Effective data management involves properly documenting, storing, and sharing data and information derived from the data. If the data aren’t usable by researchers, policymakers, or growers, then all the time, energy, and effort spent collecting and analyzing the samples may be wasted.</w:t>
       </w:r>
     </w:p>
     <w:p>
@@ -4116,15 +4076,7 @@
         <w:pStyle w:val="BodyText"/>
       </w:pPr>
       <w:r>
-        <w:t xml:space="preserve">Our adaptation is outlined </w:t>
-      </w:r>
-      <w:proofErr w:type="gramStart"/>
-      <w:r>
-        <w:t>below</w:t>
-      </w:r>
-      <w:proofErr w:type="gramEnd"/>
-      <w:r>
-        <w:t xml:space="preserve"> and the following chapters detail our internal processes and standards to follow throughout each step in the data life cycle.</w:t>
+        <w:t>Our adaptation is outlined below and the following chapters detail our internal processes and standards to follow throughout each step in the data life cycle.</w:t>
       </w:r>
       <w:bookmarkStart w:id="14" w:name="data-life-cycle"/>
       <w:r>
@@ -4477,13 +4429,7 @@
           </w:p>
           <w:p>
             <w:r>
-              <w:t xml:space="preserve">Access refers to data storage, publication, and security. Raw and processed data with accompanying metadata should be stored, backed up, and available for information sharing with our partners. With </w:t>
-            </w:r>
-            <w:r>
-              <w:t>Senior Soil Scientist</w:t>
-            </w:r>
-            <w:r>
-              <w:t xml:space="preserve"> approval, anonymized and aggregated data that does not compromise growers’ personally identifiable information can be made publicly available in a data repository or data product/decision-support tool.</w:t>
+              <w:t>Access refers to data storage, publication, and security. Raw and processed data with accompanying metadata should be stored, backed up, and available for information sharing with our partners. With Senior Soil Scientist approval, anonymized and aggregated data that does not compromise growers’ personally identifiable information can be made publicly available in a data repository or data product/decision-support tool.</w:t>
             </w:r>
           </w:p>
         </w:tc>
@@ -4558,7 +4504,6 @@
             <w:tcW w:w="7890" w:type="dxa"/>
           </w:tcPr>
           <w:p>
-            <w:proofErr w:type="gramStart"/>
             <w:r>
               <w:rPr>
                 <w:b/>
@@ -4566,7 +4511,6 @@
               </w:rPr>
               <w:t>Evaluate</w:t>
             </w:r>
-            <w:proofErr w:type="gramEnd"/>
           </w:p>
           <w:p>
             <w:r>
@@ -4655,23 +4599,7 @@
           </w:p>
           <w:p>
             <w:r>
-              <w:t xml:space="preserve">Properly </w:t>
-            </w:r>
-            <w:proofErr w:type="gramStart"/>
-            <w:r>
-              <w:t>archiving</w:t>
-            </w:r>
-            <w:proofErr w:type="gramEnd"/>
-            <w:r>
-              <w:t xml:space="preserve"> our results supports the long-term storage and usefulness of our data. While </w:t>
-            </w:r>
-            <w:proofErr w:type="gramStart"/>
-            <w:r>
-              <w:t>similar to</w:t>
-            </w:r>
-            <w:proofErr w:type="gramEnd"/>
-            <w:r>
-              <w:t xml:space="preserve"> the Access element of the life cycle, archiving focuses on preserving data for historical and long-term access. For example, we archive each year’s raw data for long-term storage and set those files to Read-Only.</w:t>
+              <w:t>Properly archiving our results supports the long-term storage and usefulness of our data. While similar to the Access element of the life cycle, archiving focuses on preserving data for historical and long-term access. For example, we archive each year’s raw data for long-term storage and set those files to Read-Only.</w:t>
             </w:r>
           </w:p>
         </w:tc>
@@ -4766,26 +4694,26 @@
       <w:pPr>
         <w:pStyle w:val="Heading1"/>
       </w:pPr>
-      <w:bookmarkStart w:id="15" w:name="sec-formats-standards"/>
-      <w:bookmarkStart w:id="16" w:name="_Toc218436722"/>
-      <w:bookmarkEnd w:id="11"/>
+      <w:bookmarkStart w:id="15" w:name="_Toc218436722"/>
+      <w:bookmarkStart w:id="16" w:name="sec-formats-standards"/>
+      <w:bookmarkEnd w:id="12"/>
       <w:bookmarkEnd w:id="14"/>
       <w:r>
         <w:lastRenderedPageBreak/>
         <w:t>2. Formats &amp; standards</w:t>
       </w:r>
-      <w:bookmarkEnd w:id="16"/>
+      <w:bookmarkEnd w:id="15"/>
     </w:p>
     <w:p>
       <w:pPr>
         <w:pStyle w:val="Heading2"/>
       </w:pPr>
-      <w:bookmarkStart w:id="17" w:name="data-formats"/>
-      <w:bookmarkStart w:id="18" w:name="_Toc218436723"/>
+      <w:bookmarkStart w:id="17" w:name="_Toc218436723"/>
+      <w:bookmarkStart w:id="18" w:name="data-formats"/>
       <w:r>
         <w:t>2.1 Data formats</w:t>
       </w:r>
-      <w:bookmarkEnd w:id="18"/>
+      <w:bookmarkEnd w:id="17"/>
     </w:p>
     <w:p>
       <w:pPr>
@@ -4809,15 +4737,7 @@
         <w:pStyle w:val="FirstParagraph"/>
       </w:pPr>
       <w:r>
-        <w:t xml:space="preserve">Non-digital data, such as field forms, management surveys, and chain of custody forms, are manually recorded on paper forms. Paper forms must be transcribed or converted </w:t>
-      </w:r>
-      <w:proofErr w:type="gramStart"/>
-      <w:r>
-        <w:t>to</w:t>
-      </w:r>
-      <w:proofErr w:type="gramEnd"/>
-      <w:r>
-        <w:t xml:space="preserve"> digital file formats and then stored in the WaSHI filing cabinet in the Natural Resources Building in Olympia.</w:t>
+        <w:t>Non-digital data, such as field forms, management surveys, and chain of custody forms, are manually recorded on paper forms. Paper forms must be transcribed or converted to digital file formats and then stored in the WaSHI filing cabinet in the Natural Resources Building in Olympia.</w:t>
       </w:r>
     </w:p>
     <w:p>
@@ -4835,15 +4755,7 @@
         <w:pStyle w:val="FirstParagraph"/>
       </w:pPr>
       <w:r>
-        <w:t xml:space="preserve">Digital data include tabular, spatial, and binary data, such as lab results, sample locations, and field photos. Non-conventional data also </w:t>
-      </w:r>
-      <w:proofErr w:type="gramStart"/>
-      <w:r>
-        <w:t>include</w:t>
-      </w:r>
-      <w:proofErr w:type="gramEnd"/>
-      <w:r>
-        <w:t xml:space="preserve"> code, algorithms, tools, and workflows.</w:t>
+        <w:t>Digital data include tabular, spatial, and binary data, such as lab results, sample locations, and field photos. Non-conventional data also include code, algorithms, tools, and workflows.</w:t>
       </w:r>
     </w:p>
     <w:p>
@@ -4858,15 +4770,7 @@
         <w:t>Tabular data</w:t>
       </w:r>
       <w:r>
-        <w:t xml:space="preserve"> include comma separated values (csv), tab separated values (</w:t>
-      </w:r>
-      <w:proofErr w:type="spellStart"/>
-      <w:r>
-        <w:t>tsv</w:t>
-      </w:r>
-      <w:proofErr w:type="spellEnd"/>
-      <w:r>
-        <w:t>), Microsoft Excel open XML spreadsheet (xlsx), and portable document format (pdf).</w:t>
+        <w:t xml:space="preserve"> include comma separated values (csv), tab separated values (tsv), Microsoft Excel open XML spreadsheet (xlsx), and portable document format (pdf).</w:t>
       </w:r>
     </w:p>
     <w:p>
@@ -4881,23 +4785,7 @@
         <w:t>Spatial data</w:t>
       </w:r>
       <w:r>
-        <w:t xml:space="preserve"> include file geodatabases (</w:t>
-      </w:r>
-      <w:proofErr w:type="spellStart"/>
-      <w:r>
-        <w:t>gdb</w:t>
-      </w:r>
-      <w:proofErr w:type="spellEnd"/>
-      <w:r>
-        <w:t>), vector shapefiles (zipped folder containing multiple file extensions), keyhole markup language (</w:t>
-      </w:r>
-      <w:proofErr w:type="spellStart"/>
-      <w:r>
-        <w:t>kml</w:t>
-      </w:r>
-      <w:proofErr w:type="spellEnd"/>
-      <w:r>
-        <w:t xml:space="preserve"> or kmz). Tabular data may also contain spatial data such as longitude and latitude.</w:t>
+        <w:t xml:space="preserve"> include file geodatabases (gdb), vector shapefiles (zipped folder containing multiple file extensions), keyhole markup language (kml or kmz). Tabular data may also contain spatial data such as longitude and latitude.</w:t>
       </w:r>
     </w:p>
     <w:p>
@@ -4912,39 +4800,7 @@
         <w:t>Binary data</w:t>
       </w:r>
       <w:r>
-        <w:t xml:space="preserve"> include photos (jpeg, </w:t>
-      </w:r>
-      <w:proofErr w:type="spellStart"/>
-      <w:r>
-        <w:t>png</w:t>
-      </w:r>
-      <w:proofErr w:type="spellEnd"/>
-      <w:r>
-        <w:t xml:space="preserve">, gif, tiff), videos (mp4), code (R, </w:t>
-      </w:r>
-      <w:proofErr w:type="spellStart"/>
-      <w:r>
-        <w:t>py</w:t>
-      </w:r>
-      <w:proofErr w:type="spellEnd"/>
-      <w:r>
-        <w:t xml:space="preserve">, </w:t>
-      </w:r>
-      <w:proofErr w:type="spellStart"/>
-      <w:r>
-        <w:t>js</w:t>
-      </w:r>
-      <w:proofErr w:type="spellEnd"/>
-      <w:r>
-        <w:t xml:space="preserve">), and object-oriented data files (RDS, </w:t>
-      </w:r>
-      <w:proofErr w:type="spellStart"/>
-      <w:r>
-        <w:t>Rdata</w:t>
-      </w:r>
-      <w:proofErr w:type="spellEnd"/>
-      <w:r>
-        <w:t>, parquet, arrow).</w:t>
+        <w:t xml:space="preserve"> include photos (jpeg, png, gif, tiff), videos (mp4), code (R, py, js), and object-oriented data files (RDS, Rdata, parquet, arrow).</w:t>
       </w:r>
     </w:p>
     <w:p>
@@ -4959,23 +4815,7 @@
         <w:t>Proprietary data formats</w:t>
       </w:r>
       <w:r>
-        <w:t xml:space="preserve"> include Microsoft Excel, Word, and </w:t>
-      </w:r>
-      <w:proofErr w:type="spellStart"/>
-      <w:r>
-        <w:t>Powerpoint</w:t>
-      </w:r>
-      <w:proofErr w:type="spellEnd"/>
-      <w:r>
-        <w:t xml:space="preserve"> files (xlsx, docx, pptx). RDS and </w:t>
-      </w:r>
-      <w:proofErr w:type="spellStart"/>
-      <w:r>
-        <w:t>RData</w:t>
-      </w:r>
-      <w:proofErr w:type="spellEnd"/>
-      <w:r>
-        <w:t xml:space="preserve"> files are examples of application-specific data formats that can only be opened using the R programming language or RStudio IDE. These types of files should be saved in conjunction with a copy of the data in a non-proprietary and open-standard format, such as csv, to maintain accessibility for those who do not have Microsoft Office or do not use R.</w:t>
+        <w:t xml:space="preserve"> include Microsoft Excel, Word, and Powerpoint files (xlsx, docx, pptx). RDS and RData files are examples of application-specific data formats that can only be opened using the R programming language or RStudio IDE. These types of files should be saved in conjunction with a copy of the data in a non-proprietary and open-standard format, such as csv, to maintain accessibility for those who do not have Microsoft Office or do not use R.</w:t>
       </w:r>
     </w:p>
     <w:p>
@@ -5005,31 +4845,7 @@
         <w:t>Notebooks</w:t>
       </w:r>
       <w:r>
-        <w:t xml:space="preserve"> combine text with executable code to generate written documents and presentations in docx, pptx, html, or pdf formats. These notebooks are stored in formats depending on the programming language: a couple examples include Quarto (</w:t>
-      </w:r>
-      <w:proofErr w:type="spellStart"/>
-      <w:r>
-        <w:t>qmd</w:t>
-      </w:r>
-      <w:proofErr w:type="spellEnd"/>
-      <w:r>
-        <w:t xml:space="preserve">) and </w:t>
-      </w:r>
-      <w:proofErr w:type="spellStart"/>
-      <w:r>
-        <w:t>Jupyter</w:t>
-      </w:r>
-      <w:proofErr w:type="spellEnd"/>
-      <w:r>
-        <w:t xml:space="preserve"> notebook (</w:t>
-      </w:r>
-      <w:proofErr w:type="spellStart"/>
-      <w:r>
-        <w:t>ipynb</w:t>
-      </w:r>
-      <w:proofErr w:type="spellEnd"/>
-      <w:r>
-        <w:t>).</w:t>
+        <w:t xml:space="preserve"> combine text with executable code to generate written documents and presentations in docx, pptx, html, or pdf formats. These notebooks are stored in formats depending on the programming language: a couple examples include Quarto (qmd) and Jupyter notebook (ipynb).</w:t>
       </w:r>
     </w:p>
     <w:p>
@@ -5176,21 +4992,8 @@
               <w:pStyle w:val="Compact"/>
             </w:pPr>
             <w:r>
-              <w:t xml:space="preserve">csv, xlsx, pdf, xml, </w:t>
-            </w:r>
-            <w:proofErr w:type="spellStart"/>
-            <w:r>
-              <w:t>json</w:t>
-            </w:r>
-            <w:proofErr w:type="spellEnd"/>
-            <w:r>
-              <w:t xml:space="preserve">, RDS, </w:t>
-            </w:r>
-            <w:proofErr w:type="spellStart"/>
-            <w:r>
-              <w:t>RData</w:t>
-            </w:r>
-            <w:proofErr w:type="spellEnd"/>
+              <w:t>csv, xlsx, pdf, xml, json, RDS, RData</w:t>
+            </w:r>
           </w:p>
         </w:tc>
       </w:tr>
@@ -5234,15 +5037,7 @@
               <w:pStyle w:val="Compact"/>
             </w:pPr>
             <w:r>
-              <w:t xml:space="preserve">csv, xlsx, RDS, </w:t>
-            </w:r>
-            <w:proofErr w:type="spellStart"/>
-            <w:r>
-              <w:t>RData</w:t>
-            </w:r>
-            <w:proofErr w:type="spellEnd"/>
-            <w:r>
-              <w:t>, scanned paper form</w:t>
+              <w:t>csv, xlsx, RDS, RData, scanned paper form</w:t>
             </w:r>
           </w:p>
         </w:tc>
@@ -5321,13 +5116,8 @@
             <w:pPr>
               <w:pStyle w:val="Compact"/>
             </w:pPr>
-            <w:proofErr w:type="gramStart"/>
-            <w:r>
-              <w:t>Identified</w:t>
-            </w:r>
-            <w:proofErr w:type="gramEnd"/>
-            <w:r>
-              <w:t xml:space="preserve"> prior to sampling using ArcGIS Online and updated while sampling using ArcGIS Field Maps</w:t>
+            <w:r>
+              <w:t>Identified prior to sampling using ArcGIS Online and updated while sampling using ArcGIS Field Maps</w:t>
             </w:r>
           </w:p>
         </w:tc>
@@ -5340,15 +5130,7 @@
               <w:pStyle w:val="Compact"/>
             </w:pPr>
             <w:r>
-              <w:t xml:space="preserve">ArcGIS feature layer, </w:t>
-            </w:r>
-            <w:proofErr w:type="spellStart"/>
-            <w:r>
-              <w:t>shp</w:t>
-            </w:r>
-            <w:proofErr w:type="spellEnd"/>
-            <w:r>
-              <w:t>, kmz, csv, xlsx</w:t>
+              <w:t>ArcGIS feature layer, shp, kmz, csv, xlsx</w:t>
             </w:r>
           </w:p>
         </w:tc>
@@ -5468,29 +5250,8 @@
               <w:pStyle w:val="Compact"/>
             </w:pPr>
             <w:r>
-              <w:t xml:space="preserve">csv, </w:t>
-            </w:r>
-            <w:proofErr w:type="spellStart"/>
-            <w:r>
-              <w:t>shp</w:t>
-            </w:r>
-            <w:proofErr w:type="spellEnd"/>
-            <w:r>
-              <w:t xml:space="preserve">, </w:t>
-            </w:r>
-            <w:proofErr w:type="spellStart"/>
-            <w:r>
-              <w:t>netCDF</w:t>
-            </w:r>
-            <w:proofErr w:type="spellEnd"/>
-            <w:r>
-              <w:t xml:space="preserve">, tiff, </w:t>
-            </w:r>
-            <w:proofErr w:type="spellStart"/>
-            <w:r>
-              <w:t>gdb</w:t>
-            </w:r>
-            <w:proofErr w:type="spellEnd"/>
+              <w:t>csv, shp, netCDF, tiff, gdb</w:t>
+            </w:r>
           </w:p>
         </w:tc>
       </w:tr>
@@ -5538,16 +5299,8 @@
                 <w:rPr>
                   <w:rStyle w:val="Hyperlink"/>
                 </w:rPr>
-                <w:t xml:space="preserve">NRCS WA </w:t>
+                <w:t>NRCS WA gSSURGO</w:t>
               </w:r>
-              <w:proofErr w:type="spellStart"/>
-              <w:r>
-                <w:rPr>
-                  <w:rStyle w:val="Hyperlink"/>
-                </w:rPr>
-                <w:t>gSSURGO</w:t>
-              </w:r>
-              <w:proofErr w:type="spellEnd"/>
             </w:hyperlink>
           </w:p>
         </w:tc>
@@ -5560,19 +5313,9 @@
             <w:pPr>
               <w:pStyle w:val="Compact"/>
             </w:pPr>
-            <w:proofErr w:type="spellStart"/>
-            <w:r>
-              <w:t>gdb</w:t>
-            </w:r>
-            <w:proofErr w:type="spellEnd"/>
-            <w:r>
-              <w:t xml:space="preserve">, </w:t>
-            </w:r>
-            <w:proofErr w:type="spellStart"/>
-            <w:r>
-              <w:t>accdb</w:t>
-            </w:r>
-            <w:proofErr w:type="spellEnd"/>
+            <w:r>
+              <w:t>gdb, accdb</w:t>
+            </w:r>
           </w:p>
         </w:tc>
       </w:tr>
@@ -5616,21 +5359,8 @@
               <w:pStyle w:val="Compact"/>
             </w:pPr>
             <w:r>
-              <w:t xml:space="preserve">jpeg, </w:t>
-            </w:r>
-            <w:proofErr w:type="spellStart"/>
-            <w:r>
-              <w:t>png</w:t>
-            </w:r>
-            <w:proofErr w:type="spellEnd"/>
-            <w:r>
-              <w:t xml:space="preserve">, gif, tiff, </w:t>
-            </w:r>
-            <w:proofErr w:type="spellStart"/>
-            <w:r>
-              <w:t>svg</w:t>
-            </w:r>
-            <w:proofErr w:type="spellEnd"/>
+              <w:t>jpeg, png, gif, tiff, svg</w:t>
+            </w:r>
           </w:p>
         </w:tc>
       </w:tr>
@@ -5815,69 +5545,8 @@
               <w:pStyle w:val="Compact"/>
             </w:pPr>
             <w:r>
-              <w:t xml:space="preserve">R, </w:t>
-            </w:r>
-            <w:proofErr w:type="spellStart"/>
-            <w:r>
-              <w:t>py</w:t>
-            </w:r>
-            <w:proofErr w:type="spellEnd"/>
-            <w:r>
-              <w:t xml:space="preserve">, </w:t>
-            </w:r>
-            <w:proofErr w:type="spellStart"/>
-            <w:r>
-              <w:t>ipynb</w:t>
-            </w:r>
-            <w:proofErr w:type="spellEnd"/>
-            <w:r>
-              <w:t xml:space="preserve">, </w:t>
-            </w:r>
-            <w:proofErr w:type="spellStart"/>
-            <w:r>
-              <w:t>js</w:t>
-            </w:r>
-            <w:proofErr w:type="spellEnd"/>
-            <w:r>
-              <w:t xml:space="preserve">, </w:t>
-            </w:r>
-            <w:proofErr w:type="spellStart"/>
-            <w:r>
-              <w:t>yml</w:t>
-            </w:r>
-            <w:proofErr w:type="spellEnd"/>
-            <w:r>
-              <w:t xml:space="preserve">, </w:t>
-            </w:r>
-            <w:proofErr w:type="spellStart"/>
-            <w:r>
-              <w:t>rmd</w:t>
-            </w:r>
-            <w:proofErr w:type="spellEnd"/>
-            <w:r>
-              <w:t xml:space="preserve">, </w:t>
-            </w:r>
-            <w:proofErr w:type="spellStart"/>
-            <w:r>
-              <w:t>qmd</w:t>
-            </w:r>
-            <w:proofErr w:type="spellEnd"/>
-            <w:r>
-              <w:t xml:space="preserve">, </w:t>
-            </w:r>
-            <w:proofErr w:type="spellStart"/>
-            <w:r>
-              <w:t>css</w:t>
-            </w:r>
-            <w:proofErr w:type="spellEnd"/>
-            <w:r>
-              <w:t xml:space="preserve">, </w:t>
-            </w:r>
-            <w:proofErr w:type="spellStart"/>
-            <w:r>
-              <w:t>scss</w:t>
-            </w:r>
-            <w:proofErr w:type="spellEnd"/>
+              <w:t>R, py, ipynb, js, yml, rmd, qmd, css, scss</w:t>
+            </w:r>
           </w:p>
         </w:tc>
       </w:tr>
@@ -5890,7 +5559,7 @@
         </w:rPr>
       </w:pPr>
       <w:bookmarkStart w:id="21" w:name="_Toc218436724"/>
-      <w:bookmarkEnd w:id="17"/>
+      <w:bookmarkEnd w:id="18"/>
       <w:bookmarkEnd w:id="20"/>
     </w:p>
     <w:tbl>
@@ -5980,13 +5649,8 @@
               <w:t>ISO 8601</w:t>
             </w:r>
             <w:r>
-              <w:t xml:space="preserve">, Randall Munroe’s </w:t>
-            </w:r>
-            <w:proofErr w:type="spellStart"/>
-            <w:r>
-              <w:t>xkcd</w:t>
-            </w:r>
-            <w:proofErr w:type="spellEnd"/>
+              <w:t>, Randall Munroe’s xkcd</w:t>
+            </w:r>
           </w:p>
         </w:tc>
       </w:tr>
@@ -6058,11 +5722,7 @@
         <w:t>T</w:t>
       </w:r>
       <w:r>
-        <w:t>HH:</w:t>
-      </w:r>
-      <w:proofErr w:type="gramStart"/>
-      <w:r>
-        <w:t>MM:SS</w:t>
+        <w:t>HH:MM:SS</w:t>
       </w:r>
       <w:r>
         <w:rPr>
@@ -6071,7 +5731,6 @@
         </w:rPr>
         <w:t>Z</w:t>
       </w:r>
-      <w:proofErr w:type="gramEnd"/>
       <w:r>
         <w:t>.</w:t>
       </w:r>
@@ -6166,13 +5825,8 @@
         <w:t>T</w:t>
       </w:r>
       <w:r>
-        <w:t>HH:</w:t>
-      </w:r>
-      <w:proofErr w:type="gramStart"/>
-      <w:r>
-        <w:t>MM:SS</w:t>
-      </w:r>
-      <w:proofErr w:type="gramEnd"/>
+        <w:t>HH:MM:SS</w:t>
+      </w:r>
       <w:r>
         <w:rPr>
           <w:b/>
@@ -6214,13 +5868,8 @@
         <w:t>T</w:t>
       </w:r>
       <w:r>
-        <w:t>HH:</w:t>
-      </w:r>
-      <w:proofErr w:type="gramStart"/>
-      <w:r>
-        <w:t>MM:SS</w:t>
-      </w:r>
-      <w:proofErr w:type="gramEnd"/>
+        <w:t>HH:MM:SS</w:t>
+      </w:r>
       <w:r>
         <w:rPr>
           <w:b/>
@@ -6306,15 +5955,15 @@
       <w:pPr>
         <w:pStyle w:val="Heading1"/>
       </w:pPr>
-      <w:bookmarkStart w:id="23" w:name="sec-naming"/>
-      <w:bookmarkStart w:id="24" w:name="_Toc218436725"/>
-      <w:bookmarkEnd w:id="15"/>
+      <w:bookmarkStart w:id="23" w:name="_Toc218436725"/>
+      <w:bookmarkStart w:id="24" w:name="sec-naming"/>
+      <w:bookmarkEnd w:id="16"/>
       <w:bookmarkEnd w:id="22"/>
       <w:r>
         <w:lastRenderedPageBreak/>
         <w:t>3. Naming conventions</w:t>
       </w:r>
-      <w:bookmarkEnd w:id="24"/>
+      <w:bookmarkEnd w:id="23"/>
     </w:p>
     <w:p>
       <w:pPr>
@@ -6343,8 +5992,8 @@
             <w:tcW w:w="0" w:type="auto"/>
           </w:tcPr>
           <w:p>
-            <w:bookmarkStart w:id="25" w:name="why-are-conventions-important"/>
-            <w:bookmarkStart w:id="26" w:name="_Toc218436726"/>
+            <w:bookmarkStart w:id="25" w:name="_Toc218436726"/>
+            <w:bookmarkStart w:id="26" w:name="why-are-conventions-important"/>
             <w:r>
               <w:rPr>
                 <w:noProof/>
@@ -6412,13 +6061,8 @@
               <w:t>Documents</w:t>
             </w:r>
             <w:r>
-              <w:t xml:space="preserve">, Randall Munroe’s </w:t>
-            </w:r>
-            <w:proofErr w:type="spellStart"/>
-            <w:r>
-              <w:t>xkcd</w:t>
-            </w:r>
-            <w:proofErr w:type="spellEnd"/>
+              <w:t>, Randall Munroe’s xkcd</w:t>
+            </w:r>
           </w:p>
         </w:tc>
       </w:tr>
@@ -6430,7 +6074,7 @@
       <w:r>
         <w:t>3.1 Why are conventions important?</w:t>
       </w:r>
-      <w:bookmarkEnd w:id="26"/>
+      <w:bookmarkEnd w:id="25"/>
     </w:p>
     <w:p>
       <w:pPr>
@@ -6513,15 +6157,7 @@
         </w:numPr>
       </w:pPr>
       <w:r>
-        <w:t xml:space="preserve">URLs cannot have </w:t>
-      </w:r>
-      <w:proofErr w:type="gramStart"/>
-      <w:r>
-        <w:t>spaces</w:t>
-      </w:r>
-      <w:proofErr w:type="gramEnd"/>
-      <w:r>
-        <w:t xml:space="preserve"> in them. They must be escaped with this character entity </w:t>
+        <w:t xml:space="preserve">URLs cannot have spaces in them. They must be escaped with this character entity </w:t>
       </w:r>
       <w:r>
         <w:rPr>
@@ -6574,13 +6210,13 @@
       <w:pPr>
         <w:pStyle w:val="Heading2"/>
       </w:pPr>
-      <w:bookmarkStart w:id="27" w:name="sec-naming-best-practices"/>
-      <w:bookmarkStart w:id="28" w:name="_Toc218436727"/>
-      <w:bookmarkEnd w:id="25"/>
+      <w:bookmarkStart w:id="27" w:name="_Toc218436727"/>
+      <w:bookmarkStart w:id="28" w:name="sec-naming-best-practices"/>
+      <w:bookmarkEnd w:id="26"/>
       <w:r>
         <w:t>3.2 Best practices</w:t>
       </w:r>
-      <w:bookmarkEnd w:id="28"/>
+      <w:bookmarkEnd w:id="27"/>
     </w:p>
     <w:p>
       <w:pPr>
@@ -6763,15 +6399,7 @@
         <w:t>kebab-case</w:t>
       </w:r>
       <w:r>
-        <w:t xml:space="preserve">: all lowercase with hyphens separating words. </w:t>
-      </w:r>
-      <w:proofErr w:type="gramStart"/>
-      <w:r>
-        <w:t>Use for</w:t>
-      </w:r>
-      <w:proofErr w:type="gramEnd"/>
-      <w:r>
-        <w:t xml:space="preserve"> </w:t>
+        <w:t xml:space="preserve">: all lowercase with hyphens separating words. Use for </w:t>
       </w:r>
       <w:r>
         <w:rPr>
@@ -6801,7 +6429,6 @@
           <w:numId w:val="20"/>
         </w:numPr>
       </w:pPr>
-      <w:proofErr w:type="spellStart"/>
       <w:r>
         <w:rPr>
           <w:b/>
@@ -6809,17 +6436,8 @@
         </w:rPr>
         <w:t>snake_case</w:t>
       </w:r>
-      <w:proofErr w:type="spellEnd"/>
-      <w:r>
-        <w:t xml:space="preserve">: all lowercase with underscores separating words. Only </w:t>
-      </w:r>
-      <w:proofErr w:type="gramStart"/>
-      <w:r>
-        <w:t>use for</w:t>
-      </w:r>
-      <w:proofErr w:type="gramEnd"/>
-      <w:r>
-        <w:t xml:space="preserve"> </w:t>
+      <w:r>
+        <w:t xml:space="preserve">: all lowercase with underscores separating words. Only use for </w:t>
       </w:r>
       <w:r>
         <w:rPr>
@@ -6867,13 +6485,8 @@
       <w:pPr>
         <w:pStyle w:val="FirstParagraph"/>
       </w:pPr>
-      <w:proofErr w:type="gramStart"/>
-      <w:r>
-        <w:t>Deliberately</w:t>
-      </w:r>
-      <w:proofErr w:type="gramEnd"/>
-      <w:r>
-        <w:t xml:space="preserve"> use underscores and hyphens so we can easily understand the contents and programmatically parse file and folder names.</w:t>
+      <w:r>
+        <w:t>Deliberately use underscores and hyphens so we can easily understand the contents and programmatically parse file and folder names.</w:t>
       </w:r>
     </w:p>
     <w:p>
@@ -6886,14 +6499,12 @@
       <w:r>
         <w:t xml:space="preserve">Use underscores to delineate metadata elements (i.e. date from name from version </w:t>
       </w:r>
-      <w:proofErr w:type="spellStart"/>
       <w:r>
         <w:rPr>
           <w:rStyle w:val="VerbatimChar"/>
         </w:rPr>
         <w:t>date_name_version</w:t>
       </w:r>
-      <w:proofErr w:type="spellEnd"/>
       <w:r>
         <w:t>).</w:t>
       </w:r>
@@ -6917,19 +6528,11 @@
       <w:r>
         <w:t xml:space="preserve"> or name </w:t>
       </w:r>
-      <w:proofErr w:type="spellStart"/>
       <w:r>
         <w:rPr>
           <w:rStyle w:val="VerbatimChar"/>
         </w:rPr>
-        <w:t>wsda</w:t>
-      </w:r>
-      <w:proofErr w:type="spellEnd"/>
-      <w:r>
-        <w:rPr>
-          <w:rStyle w:val="VerbatimChar"/>
-        </w:rPr>
-        <w:t>-washi-presentation</w:t>
+        <w:t>wsda-washi-presentation</w:t>
       </w:r>
       <w:r>
         <w:t>).</w:t>
@@ -6942,15 +6545,7 @@
       <w:bookmarkStart w:id="31" w:name="no-spaces-or-special-characters"/>
       <w:bookmarkEnd w:id="30"/>
       <w:r>
-        <w:t xml:space="preserve">No </w:t>
-      </w:r>
-      <w:proofErr w:type="gramStart"/>
-      <w:r>
-        <w:t>spaces</w:t>
-      </w:r>
-      <w:proofErr w:type="gramEnd"/>
-      <w:r>
-        <w:t xml:space="preserve"> or special characters</w:t>
+        <w:t>No spaces or special characters</w:t>
       </w:r>
     </w:p>
     <w:p>
@@ -6973,25 +6568,17 @@
         <w:rPr>
           <w:rStyle w:val="VerbatimChar"/>
         </w:rPr>
-        <w:t>(</w:t>
-      </w:r>
-      <w:proofErr w:type="gramStart"/>
+        <w:t>()</w:t>
+      </w:r>
+      <w:r>
+        <w:t xml:space="preserve"> </w:t>
+      </w:r>
       <w:r>
         <w:rPr>
           <w:rStyle w:val="VerbatimChar"/>
         </w:rPr>
-        <w:t>)</w:t>
-      </w:r>
-      <w:r>
-        <w:t xml:space="preserve"> </w:t>
-      </w:r>
-      <w:r>
-        <w:rPr>
-          <w:rStyle w:val="VerbatimChar"/>
-        </w:rPr>
         <w:t>!</w:t>
       </w:r>
-      <w:proofErr w:type="gramEnd"/>
       <w:r>
         <w:t xml:space="preserve"> </w:t>
       </w:r>
@@ -7067,15 +6654,7 @@
       <w:bookmarkEnd w:id="32"/>
       <w:r>
         <w:lastRenderedPageBreak/>
-        <w:t xml:space="preserve">‘Back to </w:t>
-      </w:r>
-      <w:proofErr w:type="gramStart"/>
-      <w:r>
-        <w:t>front’</w:t>
-      </w:r>
-      <w:proofErr w:type="gramEnd"/>
-      <w:r>
-        <w:t xml:space="preserve"> date</w:t>
+        <w:t>‘Back to front’ date</w:t>
       </w:r>
     </w:p>
     <w:p>
@@ -7316,15 +6895,7 @@
         <w:pStyle w:val="FirstParagraph"/>
       </w:pPr>
       <w:r>
-        <w:t xml:space="preserve">Consider how folders and files should be grouped and </w:t>
-      </w:r>
-      <w:proofErr w:type="gramStart"/>
-      <w:r>
-        <w:t>sorted, and</w:t>
-      </w:r>
-      <w:proofErr w:type="gramEnd"/>
-      <w:r>
-        <w:t xml:space="preserve"> include appropriate metadata at the beginning of file names. By default, list the date first unless another structure better supports file access. The table below shows an example folder organized by date first (left) and by conservation district first (right).</w:t>
+        <w:t>Consider how folders and files should be grouped and sorted, and include appropriate metadata at the beginning of file names. By default, list the date first unless another structure better supports file access. The table below shows an example folder organized by date first (left) and by conservation district first (right).</w:t>
       </w:r>
     </w:p>
     <w:tbl>
@@ -7472,7 +7043,7 @@
               <w:pStyle w:val="Compact"/>
             </w:pPr>
             <w:r>
-              <w:t>c owlitz_tracking_2023-05-01.pdf</w:t>
+              <w:t>cowlitz_tracking_2023-05-01.pdf</w:t>
             </w:r>
           </w:p>
         </w:tc>
@@ -7587,13 +7158,8 @@
             <w:pPr>
               <w:pStyle w:val="Compact"/>
             </w:pPr>
-            <w:proofErr w:type="spellStart"/>
-            <w:r>
-              <w:t>fe</w:t>
-            </w:r>
-            <w:proofErr w:type="spellEnd"/>
-            <w:r>
-              <w:t xml:space="preserve"> rry-cd_tracking_2023-05-09.pdf</w:t>
+            <w:r>
+              <w:t>ferry-cd_tracking_2023-05-09.pdf</w:t>
             </w:r>
           </w:p>
         </w:tc>
@@ -7614,23 +7180,7 @@
         <w:pStyle w:val="FirstParagraph"/>
       </w:pPr>
       <w:r>
-        <w:t xml:space="preserve">Including the date in the file name is one way to version a file. Alternatively, or in addition </w:t>
-      </w:r>
-      <w:proofErr w:type="gramStart"/>
-      <w:r>
-        <w:t>to,</w:t>
-      </w:r>
-      <w:proofErr w:type="gramEnd"/>
-      <w:r>
-        <w:t xml:space="preserve"> append a version number. Consider how many possible versions there might be. If more than 10, use leading zeros so the numbers </w:t>
-      </w:r>
-      <w:proofErr w:type="gramStart"/>
-      <w:r>
-        <w:t>have</w:t>
-      </w:r>
-      <w:proofErr w:type="gramEnd"/>
-      <w:r>
-        <w:t xml:space="preserve"> the same length. v1 through v15 will not sort the same way as v01 through v15.</w:t>
+        <w:t>Including the date in the file name is one way to version a file. Alternatively, or in addition to, append a version number. Consider how many possible versions there might be. If more than 10, use leading zeros so the numbers have the same length. v1 through v15 will not sort the same way as v01 through v15.</w:t>
       </w:r>
     </w:p>
     <w:tbl>
@@ -7914,28 +7464,12 @@
       <w:r>
         <w:t xml:space="preserve">When saving journal articles, user guides, and other reference materials, use the convention </w:t>
       </w:r>
-      <w:proofErr w:type="spellStart"/>
       <w:r>
         <w:rPr>
           <w:rStyle w:val="VerbatimChar"/>
         </w:rPr>
-        <w:t>author_year_</w:t>
-      </w:r>
-      <w:proofErr w:type="gramStart"/>
-      <w:r>
-        <w:rPr>
-          <w:rStyle w:val="VerbatimChar"/>
-        </w:rPr>
-        <w:t>abbreviated</w:t>
-      </w:r>
-      <w:proofErr w:type="spellEnd"/>
-      <w:r>
-        <w:rPr>
-          <w:rStyle w:val="VerbatimChar"/>
-        </w:rPr>
-        <w:t>-title</w:t>
-      </w:r>
-      <w:proofErr w:type="gramEnd"/>
+        <w:t>author_year_abbreviated-title</w:t>
+      </w:r>
       <w:r>
         <w:t>. Use underscores to separate different metadata (i.e., author, year, and title).</w:t>
       </w:r>
@@ -8113,7 +7647,6 @@
       <w:r>
         <w:t xml:space="preserve">Use </w:t>
       </w:r>
-      <w:proofErr w:type="spellStart"/>
       <w:r>
         <w:rPr>
           <w:b/>
@@ -8121,17 +7654,8 @@
         </w:rPr>
         <w:t>snake_case</w:t>
       </w:r>
-      <w:proofErr w:type="spellEnd"/>
-      <w:r>
-        <w:t xml:space="preserve"> for column names in spreadsheets and code objects (R vectors, lists, </w:t>
-      </w:r>
-      <w:proofErr w:type="spellStart"/>
-      <w:r>
-        <w:t>dataframes</w:t>
-      </w:r>
-      <w:proofErr w:type="spellEnd"/>
-      <w:r>
-        <w:t>, and functions).</w:t>
+      <w:r>
+        <w:t xml:space="preserve"> for column names in spreadsheets and code objects (R vectors, lists, dataframes, and functions).</w:t>
       </w:r>
     </w:p>
     <w:p>
@@ -8158,14 +7682,12 @@
       <w:r>
         <w:t xml:space="preserve">, use </w:t>
       </w:r>
-      <w:proofErr w:type="spellStart"/>
       <w:r>
         <w:rPr>
           <w:rStyle w:val="VerbatimChar"/>
         </w:rPr>
         <w:t>toc_percent</w:t>
       </w:r>
-      <w:proofErr w:type="spellEnd"/>
       <w:r>
         <w:t>.</w:t>
       </w:r>
@@ -8285,23 +7807,7 @@
               <w:spacing w:before="16" w:after="16"/>
             </w:pPr>
             <w:r>
-              <w:t xml:space="preserve">The </w:t>
-            </w:r>
-            <w:proofErr w:type="gramStart"/>
-            <w:r>
-              <w:t>code naming</w:t>
-            </w:r>
-            <w:proofErr w:type="gramEnd"/>
-            <w:r>
-              <w:t xml:space="preserve"> </w:t>
-            </w:r>
-            <w:proofErr w:type="gramStart"/>
-            <w:r>
-              <w:t>convention here</w:t>
-            </w:r>
-            <w:proofErr w:type="gramEnd"/>
-            <w:r>
-              <w:t xml:space="preserve"> applies primarily to R. Python and other programming languages have different conventions.</w:t>
+              <w:t>The code naming convention here applies primarily to R. Python and other programming languages have different conventions.</w:t>
             </w:r>
           </w:p>
         </w:tc>
@@ -8338,9 +7844,9 @@
           <w:szCs w:val="24"/>
         </w:rPr>
       </w:pPr>
-      <w:bookmarkStart w:id="39" w:name="sec-naming-examples"/>
-      <w:bookmarkStart w:id="40" w:name="_Toc218436728"/>
-      <w:bookmarkEnd w:id="27"/>
+      <w:bookmarkStart w:id="39" w:name="_Toc218436728"/>
+      <w:bookmarkStart w:id="40" w:name="sec-naming-examples"/>
+      <w:bookmarkEnd w:id="28"/>
       <w:bookmarkEnd w:id="38"/>
       <w:r>
         <w:br w:type="page"/>
@@ -8354,7 +7860,7 @@
         <w:lastRenderedPageBreak/>
         <w:t>3.3 Naming examples</w:t>
       </w:r>
-      <w:bookmarkEnd w:id="40"/>
+      <w:bookmarkEnd w:id="39"/>
     </w:p>
     <w:tbl>
       <w:tblPr>
@@ -8537,7 +8043,7 @@
               <w:pStyle w:val="BodyText"/>
             </w:pPr>
             <w:r>
-              <w:t>2 024-03_washi-newsletter-wsda-sos.docx</w:t>
+              <w:t>2024-03_washi-newsletter-wsda-sos.docx</w:t>
             </w:r>
           </w:p>
           <w:p>
@@ -8561,28 +8067,16 @@
               <w:pStyle w:val="BodyText"/>
             </w:pPr>
             <w:r>
-              <w:t>washi-</w:t>
-            </w:r>
-            <w:proofErr w:type="spellStart"/>
-            <w:proofErr w:type="gramStart"/>
-            <w:r>
-              <w:t>dmp.Rproj</w:t>
-            </w:r>
-            <w:proofErr w:type="spellEnd"/>
-            <w:proofErr w:type="gramEnd"/>
+              <w:t>washi-dmp.Rproj</w:t>
+            </w:r>
           </w:p>
           <w:p>
             <w:pPr>
               <w:pStyle w:val="BodyText"/>
             </w:pPr>
             <w:r>
-              <w:t>01_load-</w:t>
-            </w:r>
-            <w:proofErr w:type="gramStart"/>
-            <w:r>
-              <w:t>metadata.R</w:t>
-            </w:r>
-            <w:proofErr w:type="gramEnd"/>
+              <w:t>01_load-metadata.R</w:t>
+            </w:r>
           </w:p>
           <w:p>
             <w:pPr>
@@ -8622,11 +8116,9 @@
             <w:pPr>
               <w:pStyle w:val="Compact"/>
             </w:pPr>
-            <w:proofErr w:type="spellStart"/>
             <w:r>
               <w:t>snake_case</w:t>
             </w:r>
-            <w:proofErr w:type="spellEnd"/>
           </w:p>
         </w:tc>
         <w:tc>
@@ -8638,51 +8130,32 @@
             <w:pPr>
               <w:pStyle w:val="BodyText"/>
             </w:pPr>
-            <w:proofErr w:type="spellStart"/>
             <w:r>
               <w:t>sample_id</w:t>
             </w:r>
-            <w:proofErr w:type="spellEnd"/>
           </w:p>
           <w:p>
             <w:pPr>
               <w:pStyle w:val="BodyText"/>
             </w:pPr>
-            <w:proofErr w:type="spellStart"/>
             <w:r>
               <w:t>pmn_lb_ac</w:t>
             </w:r>
-            <w:proofErr w:type="spellEnd"/>
           </w:p>
           <w:p>
             <w:pPr>
               <w:pStyle w:val="BodyText"/>
             </w:pPr>
-            <w:proofErr w:type="spellStart"/>
             <w:r>
               <w:t>crop_summary</w:t>
             </w:r>
-            <w:proofErr w:type="spellEnd"/>
           </w:p>
           <w:p>
             <w:pPr>
               <w:pStyle w:val="BodyText"/>
             </w:pPr>
-            <w:proofErr w:type="spellStart"/>
-            <w:r>
-              <w:t>assign_quality_</w:t>
-            </w:r>
-            <w:proofErr w:type="gramStart"/>
-            <w:r>
-              <w:t>codes</w:t>
-            </w:r>
-            <w:proofErr w:type="spellEnd"/>
-            <w:r>
-              <w:t>(</w:t>
-            </w:r>
-            <w:proofErr w:type="gramEnd"/>
-            <w:r>
-              <w:t>)</w:t>
+            <w:r>
+              <w:t>assign_quality_codes()</w:t>
             </w:r>
           </w:p>
         </w:tc>
@@ -8692,15 +8165,15 @@
       <w:pPr>
         <w:pStyle w:val="Heading1"/>
       </w:pPr>
-      <w:bookmarkStart w:id="41" w:name="sec-organization"/>
-      <w:bookmarkStart w:id="42" w:name="_Toc218436729"/>
-      <w:bookmarkEnd w:id="23"/>
-      <w:bookmarkEnd w:id="39"/>
+      <w:bookmarkStart w:id="41" w:name="_Toc218436729"/>
+      <w:bookmarkStart w:id="42" w:name="sec-organization"/>
+      <w:bookmarkEnd w:id="24"/>
+      <w:bookmarkEnd w:id="40"/>
       <w:r>
         <w:lastRenderedPageBreak/>
         <w:t>4. Organization</w:t>
       </w:r>
-      <w:bookmarkEnd w:id="42"/>
+      <w:bookmarkEnd w:id="41"/>
     </w:p>
     <w:p>
       <w:pPr>
@@ -8714,12 +8187,12 @@
       <w:pPr>
         <w:pStyle w:val="Heading2"/>
       </w:pPr>
-      <w:bookmarkStart w:id="43" w:name="folder-structure"/>
-      <w:bookmarkStart w:id="44" w:name="_Toc218436730"/>
+      <w:bookmarkStart w:id="43" w:name="_Toc218436730"/>
+      <w:bookmarkStart w:id="44" w:name="folder-structure"/>
       <w:r>
         <w:t>4.1 Folder structure</w:t>
       </w:r>
-      <w:bookmarkEnd w:id="44"/>
+      <w:bookmarkEnd w:id="43"/>
     </w:p>
     <w:p>
       <w:pPr>
@@ -8878,16 +8351,17 @@
         <w:rPr>
           <w:rStyle w:val="VerbatimChar"/>
         </w:rPr>
-        <w:t xml:space="preserve">├── </w:t>
-      </w:r>
-      <w:proofErr w:type="spellStart"/>
+        <w:t>├── qapp</w:t>
+      </w:r>
+      <w:r>
+        <w:br/>
+      </w:r>
       <w:r>
         <w:rPr>
           <w:rStyle w:val="VerbatimChar"/>
         </w:rPr>
-        <w:t>qapp</w:t>
-      </w:r>
-      <w:proofErr w:type="spellEnd"/>
+        <w:t>├── sop</w:t>
+      </w:r>
       <w:r>
         <w:br/>
       </w:r>
@@ -8895,7 +8369,7 @@
         <w:rPr>
           <w:rStyle w:val="VerbatimChar"/>
         </w:rPr>
-        <w:t>├── sop</w:t>
+        <w:t>├── training-videos</w:t>
       </w:r>
       <w:r>
         <w:br/>
@@ -8904,7 +8378,7 @@
         <w:rPr>
           <w:rStyle w:val="VerbatimChar"/>
         </w:rPr>
-        <w:t>├── training-videos</w:t>
+        <w:t>├── equipment-inventory.xlsx</w:t>
       </w:r>
       <w:r>
         <w:br/>
@@ -8913,7 +8387,7 @@
         <w:rPr>
           <w:rStyle w:val="VerbatimChar"/>
         </w:rPr>
-        <w:t>├── equipment-inventory.xlsx</w:t>
+        <w:t>├── archived-sample-inventory.xlsx</w:t>
       </w:r>
       <w:r>
         <w:br/>
@@ -8922,7 +8396,35 @@
         <w:rPr>
           <w:rStyle w:val="VerbatimChar"/>
         </w:rPr>
-        <w:t>├── archived-sample-inventory.xlsx</w:t>
+        <w:t>└── sos-impacts.xlsx</w:t>
+      </w:r>
+    </w:p>
+    <w:p>
+      <w:pPr>
+        <w:pStyle w:val="FirstParagraph"/>
+      </w:pPr>
+      <w:r>
+        <w:t xml:space="preserve">Within each year-specific folder, subfolders are used to separate planning materials, forms, data, and workflows, supporting consistent and reproducible processes across sampling years. The </w:t>
+      </w:r>
+      <w:r>
+        <w:rPr>
+          <w:rStyle w:val="VerbatimChar"/>
+        </w:rPr>
+        <w:t>2023_sampling</w:t>
+      </w:r>
+      <w:r>
+        <w:t xml:space="preserve"> folder below provides an example:</w:t>
+      </w:r>
+    </w:p>
+    <w:p>
+      <w:pPr>
+        <w:pStyle w:val="SourceCode"/>
+      </w:pPr>
+      <w:r>
+        <w:rPr>
+          <w:rStyle w:val="VerbatimChar"/>
+        </w:rPr>
+        <w:t>Y:/NRAS/soil-health-initiative/state-of-the-soils/2023_sampling/</w:t>
       </w:r>
       <w:r>
         <w:br/>
@@ -8931,35 +8433,25 @@
         <w:rPr>
           <w:rStyle w:val="VerbatimChar"/>
         </w:rPr>
-        <w:t>└── sos-impacts.xlsx</w:t>
-      </w:r>
-    </w:p>
-    <w:p>
-      <w:pPr>
-        <w:pStyle w:val="FirstParagraph"/>
-      </w:pPr>
-      <w:r>
-        <w:t xml:space="preserve">Within each year-specific folder, subfolders are used to separate planning materials, forms, data, and workflows, supporting consistent and reproducible processes across sampling years. The </w:t>
+        <w:t>├── applications</w:t>
+      </w:r>
+      <w:r>
+        <w:br/>
       </w:r>
       <w:r>
         <w:rPr>
           <w:rStyle w:val="VerbatimChar"/>
         </w:rPr>
-        <w:t>2023_sampling</w:t>
-      </w:r>
-      <w:r>
-        <w:t xml:space="preserve"> folder below provides an example:</w:t>
-      </w:r>
-    </w:p>
-    <w:p>
-      <w:pPr>
-        <w:pStyle w:val="SourceCode"/>
-      </w:pPr>
+        <w:t>├── coc</w:t>
+      </w:r>
+      <w:r>
+        <w:br/>
+      </w:r>
       <w:r>
         <w:rPr>
           <w:rStyle w:val="VerbatimChar"/>
         </w:rPr>
-        <w:t>Y:/NRAS/soil-health-initiative/state-of-the-soils/2023_sampling/</w:t>
+        <w:t>├── equipment</w:t>
       </w:r>
       <w:r>
         <w:br/>
@@ -8968,7 +8460,7 @@
         <w:rPr>
           <w:rStyle w:val="VerbatimChar"/>
         </w:rPr>
-        <w:t>├── applications</w:t>
+        <w:t>├── field-forms</w:t>
       </w:r>
       <w:r>
         <w:br/>
@@ -8977,60 +8469,17 @@
         <w:rPr>
           <w:rStyle w:val="VerbatimChar"/>
         </w:rPr>
-        <w:t xml:space="preserve">├── </w:t>
-      </w:r>
-      <w:proofErr w:type="spellStart"/>
+        <w:t>├── forms</w:t>
+      </w:r>
+      <w:r>
+        <w:br/>
+      </w:r>
       <w:r>
         <w:rPr>
           <w:rStyle w:val="VerbatimChar"/>
         </w:rPr>
-        <w:t>coc</w:t>
-      </w:r>
-      <w:proofErr w:type="spellEnd"/>
-      <w:r>
-        <w:br/>
-      </w:r>
-      <w:r>
-        <w:rPr>
-          <w:rStyle w:val="VerbatimChar"/>
-        </w:rPr>
-        <w:t>├── equipment</w:t>
-      </w:r>
-      <w:r>
-        <w:br/>
-      </w:r>
-      <w:r>
-        <w:rPr>
-          <w:rStyle w:val="VerbatimChar"/>
-        </w:rPr>
-        <w:t>├── field-forms</w:t>
-      </w:r>
-      <w:r>
-        <w:br/>
-      </w:r>
-      <w:r>
-        <w:rPr>
-          <w:rStyle w:val="VerbatimChar"/>
-        </w:rPr>
-        <w:t>├── forms</w:t>
-      </w:r>
-      <w:r>
-        <w:br/>
-      </w:r>
-      <w:r>
-        <w:rPr>
-          <w:rStyle w:val="VerbatimChar"/>
-        </w:rPr>
-        <w:t xml:space="preserve">├── </w:t>
-      </w:r>
-      <w:proofErr w:type="spellStart"/>
-      <w:r>
-        <w:rPr>
-          <w:rStyle w:val="VerbatimChar"/>
-        </w:rPr>
-        <w:t>gis</w:t>
-      </w:r>
-      <w:proofErr w:type="spellEnd"/>
+        <w:t>├── gis</w:t>
+      </w:r>
       <w:r>
         <w:br/>
       </w:r>
@@ -9127,211 +8576,211 @@
       <w:pPr>
         <w:pStyle w:val="Heading2"/>
       </w:pPr>
-      <w:bookmarkStart w:id="45" w:name="archive-folders"/>
-      <w:bookmarkStart w:id="46" w:name="_Toc218436731"/>
-      <w:bookmarkEnd w:id="43"/>
+      <w:bookmarkStart w:id="45" w:name="_Toc218436731"/>
+      <w:bookmarkStart w:id="46" w:name="archive-folders"/>
+      <w:bookmarkEnd w:id="44"/>
       <w:r>
         <w:t>4.2 Archive folders</w:t>
       </w:r>
+      <w:bookmarkEnd w:id="45"/>
+    </w:p>
+    <w:p>
+      <w:pPr>
+        <w:pStyle w:val="FirstParagraph"/>
+      </w:pPr>
+      <w:r>
+        <w:t xml:space="preserve">When too many drafts or versions clutter a subfolder, create a new folder with the naming convention of </w:t>
+      </w:r>
+      <w:r>
+        <w:rPr>
+          <w:rStyle w:val="VerbatimChar"/>
+        </w:rPr>
+        <w:t>archive-folder-description</w:t>
+      </w:r>
+      <w:r>
+        <w:t>. Place the old drafts there. Leave the most current, accurate file in the main folder.</w:t>
+      </w:r>
+    </w:p>
+    <w:p>
+      <w:pPr>
+        <w:pStyle w:val="BodyText"/>
+      </w:pPr>
+      <w:r>
+        <w:t xml:space="preserve">For example, the most recent sample labels for each conservation district are listed in the top level </w:t>
+      </w:r>
+      <w:r>
+        <w:rPr>
+          <w:rStyle w:val="VerbatimChar"/>
+        </w:rPr>
+        <w:t>completed-labels</w:t>
+      </w:r>
+      <w:r>
+        <w:t xml:space="preserve"> folder, and previous working drafts were moved to the </w:t>
+      </w:r>
+      <w:r>
+        <w:rPr>
+          <w:rStyle w:val="VerbatimChar"/>
+        </w:rPr>
+        <w:t>archive-labels</w:t>
+      </w:r>
+      <w:r>
+        <w:t xml:space="preserve"> folder.</w:t>
+      </w:r>
+    </w:p>
+    <w:p>
+      <w:pPr>
+        <w:pStyle w:val="SourceCode"/>
+      </w:pPr>
+      <w:r>
+        <w:rPr>
+          <w:rStyle w:val="VerbatimChar"/>
+        </w:rPr>
+        <w:t>Y:/NRAS/soil-health-initiative/state-of-the-soils/2023_sampling/labels/completed-labels</w:t>
+      </w:r>
+      <w:r>
+        <w:br/>
+      </w:r>
+      <w:r>
+        <w:rPr>
+          <w:rStyle w:val="VerbatimChar"/>
+        </w:rPr>
+        <w:t>├── archive-labels</w:t>
+      </w:r>
+      <w:r>
+        <w:br/>
+      </w:r>
+      <w:r>
+        <w:rPr>
+          <w:rStyle w:val="VerbatimChar"/>
+        </w:rPr>
+        <w:t>│   ├── cowlitz-county_labels.docx</w:t>
+      </w:r>
+      <w:r>
+        <w:br/>
+      </w:r>
+      <w:r>
+        <w:rPr>
+          <w:rStyle w:val="VerbatimChar"/>
+        </w:rPr>
+        <w:t>│   ├── ferry-cd_labels.docx</w:t>
+      </w:r>
+      <w:r>
+        <w:br/>
+      </w:r>
+      <w:r>
+        <w:rPr>
+          <w:rStyle w:val="VerbatimChar"/>
+        </w:rPr>
+        <w:t>│   ├── lewis-cd_labels.docx</w:t>
+      </w:r>
+      <w:r>
+        <w:br/>
+      </w:r>
+      <w:r>
+        <w:rPr>
+          <w:rStyle w:val="VerbatimChar"/>
+        </w:rPr>
+        <w:t>│   └── stevens-cd_labels.docx</w:t>
+      </w:r>
+      <w:r>
+        <w:br/>
+      </w:r>
+      <w:r>
+        <w:rPr>
+          <w:rStyle w:val="VerbatimChar"/>
+        </w:rPr>
+        <w:t>├── cowlitz-county_labels_v2.docx</w:t>
+      </w:r>
+      <w:r>
+        <w:br/>
+      </w:r>
+      <w:r>
+        <w:rPr>
+          <w:rStyle w:val="VerbatimChar"/>
+        </w:rPr>
+        <w:t>├── ferry-cd_labels_v2.docx</w:t>
+      </w:r>
+      <w:r>
+        <w:br/>
+      </w:r>
+      <w:r>
+        <w:rPr>
+          <w:rStyle w:val="VerbatimChar"/>
+        </w:rPr>
+        <w:t>├── ...</w:t>
+      </w:r>
+      <w:r>
+        <w:br/>
+      </w:r>
+      <w:r>
+        <w:rPr>
+          <w:rStyle w:val="VerbatimChar"/>
+        </w:rPr>
+        <w:t>├── south-yakima-cd_labels.docx</w:t>
+      </w:r>
+      <w:r>
+        <w:br/>
+      </w:r>
+      <w:r>
+        <w:rPr>
+          <w:rStyle w:val="VerbatimChar"/>
+        </w:rPr>
+        <w:t>├── stevens-cd_labels_v2.docx</w:t>
+      </w:r>
+      <w:r>
+        <w:br/>
+      </w:r>
+      <w:r>
+        <w:rPr>
+          <w:rStyle w:val="VerbatimChar"/>
+        </w:rPr>
+        <w:t>└── walla-walla-cd_labels.docx</w:t>
+      </w:r>
+    </w:p>
+    <w:p>
+      <w:pPr>
+        <w:pStyle w:val="Heading2"/>
+      </w:pPr>
+      <w:bookmarkStart w:id="47" w:name="_Toc218436732"/>
+      <w:bookmarkStart w:id="48" w:name="code-based-project-organization"/>
       <w:bookmarkEnd w:id="46"/>
+      <w:r>
+        <w:t>4.3 Code-based project organization</w:t>
+      </w:r>
+      <w:bookmarkEnd w:id="47"/>
     </w:p>
     <w:p>
       <w:pPr>
         <w:pStyle w:val="FirstParagraph"/>
       </w:pPr>
       <w:r>
-        <w:t xml:space="preserve">When too many drafts or versions clutter a subfolder, create a new folder with the naming convention of </w:t>
-      </w:r>
-      <w:r>
-        <w:rPr>
-          <w:rStyle w:val="VerbatimChar"/>
-        </w:rPr>
-        <w:t>archive-folder-description</w:t>
-      </w:r>
-      <w:r>
-        <w:t>. Place the old drafts there. Leave the most current, accurate file in the main folder.</w:t>
-      </w:r>
-    </w:p>
-    <w:p>
-      <w:pPr>
-        <w:pStyle w:val="BodyText"/>
-      </w:pPr>
-      <w:r>
-        <w:t xml:space="preserve">For example, the most recent sample labels for each conservation district are listed in the top level </w:t>
-      </w:r>
-      <w:r>
-        <w:rPr>
-          <w:rStyle w:val="VerbatimChar"/>
-        </w:rPr>
-        <w:t>completed-labels</w:t>
-      </w:r>
-      <w:r>
-        <w:t xml:space="preserve"> folder, and previous working drafts were moved to the </w:t>
-      </w:r>
-      <w:r>
-        <w:rPr>
-          <w:rStyle w:val="VerbatimChar"/>
-        </w:rPr>
-        <w:t>archive-labels</w:t>
-      </w:r>
-      <w:r>
-        <w:t xml:space="preserve"> folder.</w:t>
-      </w:r>
-    </w:p>
-    <w:p>
-      <w:pPr>
-        <w:pStyle w:val="SourceCode"/>
-      </w:pPr>
-      <w:r>
-        <w:rPr>
-          <w:rStyle w:val="VerbatimChar"/>
-        </w:rPr>
-        <w:t>Y:/NRAS/soil-health-initiative/state-of-the-soils/2023_sampling/labels/completed-labels</w:t>
-      </w:r>
-      <w:r>
-        <w:br/>
-      </w:r>
-      <w:r>
-        <w:rPr>
-          <w:rStyle w:val="VerbatimChar"/>
-        </w:rPr>
-        <w:t>├── archive-labels</w:t>
-      </w:r>
-      <w:r>
-        <w:br/>
-      </w:r>
-      <w:r>
-        <w:rPr>
-          <w:rStyle w:val="VerbatimChar"/>
-        </w:rPr>
-        <w:t>│   ├── cowlitz-county_labels.docx</w:t>
-      </w:r>
-      <w:r>
-        <w:br/>
-      </w:r>
-      <w:r>
-        <w:rPr>
-          <w:rStyle w:val="VerbatimChar"/>
-        </w:rPr>
-        <w:t>│   ├── ferry-cd_labels.docx</w:t>
-      </w:r>
-      <w:r>
-        <w:br/>
-      </w:r>
-      <w:r>
-        <w:rPr>
-          <w:rStyle w:val="VerbatimChar"/>
-        </w:rPr>
-        <w:t>│   ├── lewis-cd_labels.docx</w:t>
-      </w:r>
-      <w:r>
-        <w:br/>
-      </w:r>
-      <w:r>
-        <w:rPr>
-          <w:rStyle w:val="VerbatimChar"/>
-        </w:rPr>
-        <w:t>│   └── stevens-cd_labels.docx</w:t>
-      </w:r>
-      <w:r>
-        <w:br/>
-      </w:r>
-      <w:r>
-        <w:rPr>
-          <w:rStyle w:val="VerbatimChar"/>
-        </w:rPr>
-        <w:t>├── cowlitz-county_labels_v2.docx</w:t>
-      </w:r>
-      <w:r>
-        <w:br/>
-      </w:r>
-      <w:r>
-        <w:rPr>
-          <w:rStyle w:val="VerbatimChar"/>
-        </w:rPr>
-        <w:t>├── ferry-cd_labels_v2.docx</w:t>
-      </w:r>
-      <w:r>
-        <w:br/>
-      </w:r>
-      <w:r>
-        <w:rPr>
-          <w:rStyle w:val="VerbatimChar"/>
-        </w:rPr>
-        <w:t>├── ...</w:t>
-      </w:r>
-      <w:r>
-        <w:br/>
-      </w:r>
-      <w:r>
-        <w:rPr>
-          <w:rStyle w:val="VerbatimChar"/>
-        </w:rPr>
-        <w:t>├── south-yakima-cd_labels.docx</w:t>
-      </w:r>
-      <w:r>
-        <w:br/>
-      </w:r>
-      <w:r>
-        <w:rPr>
-          <w:rStyle w:val="VerbatimChar"/>
-        </w:rPr>
-        <w:t>├── stevens-cd_labels_v2.docx</w:t>
-      </w:r>
-      <w:r>
-        <w:br/>
-      </w:r>
-      <w:r>
-        <w:rPr>
-          <w:rStyle w:val="VerbatimChar"/>
-        </w:rPr>
-        <w:t>└── walla-walla-cd_labels.docx</w:t>
-      </w:r>
-    </w:p>
-    <w:p>
-      <w:pPr>
-        <w:pStyle w:val="Heading2"/>
-      </w:pPr>
-      <w:bookmarkStart w:id="47" w:name="code-based-project-organization"/>
-      <w:bookmarkStart w:id="48" w:name="_Toc218436732"/>
-      <w:bookmarkEnd w:id="45"/>
-      <w:r>
-        <w:t>4.3 Code-based project organization</w:t>
-      </w:r>
+        <w:t xml:space="preserve">Code-based projects should be organized according to </w:t>
+      </w:r>
+      <w:hyperlink w:anchor="sec-project-folder-structure">
+        <w:r>
+          <w:rPr>
+            <w:rStyle w:val="Hyperlink"/>
+          </w:rPr>
+          <w:t>Section 9.1.1</w:t>
+        </w:r>
+      </w:hyperlink>
+      <w:r>
+        <w:t xml:space="preserve"> in the code style guide.</w:t>
+      </w:r>
+    </w:p>
+    <w:p>
+      <w:pPr>
+        <w:pStyle w:val="Heading1"/>
+      </w:pPr>
+      <w:bookmarkStart w:id="49" w:name="_Toc218436733"/>
+      <w:bookmarkStart w:id="50" w:name="sec-storage"/>
+      <w:bookmarkEnd w:id="42"/>
       <w:bookmarkEnd w:id="48"/>
-    </w:p>
-    <w:p>
-      <w:pPr>
-        <w:pStyle w:val="FirstParagraph"/>
-      </w:pPr>
-      <w:r>
-        <w:t xml:space="preserve">Code-based projects should be organized according to </w:t>
-      </w:r>
-      <w:hyperlink w:anchor="sec-project-folder-structure">
-        <w:r>
-          <w:rPr>
-            <w:rStyle w:val="Hyperlink"/>
-          </w:rPr>
-          <w:t>Section 9.1.1</w:t>
-        </w:r>
-      </w:hyperlink>
-      <w:r>
-        <w:t xml:space="preserve"> in the code style guide.</w:t>
-      </w:r>
-    </w:p>
-    <w:p>
-      <w:pPr>
-        <w:pStyle w:val="Heading1"/>
-      </w:pPr>
-      <w:bookmarkStart w:id="49" w:name="sec-storage"/>
-      <w:bookmarkStart w:id="50" w:name="_Toc218436733"/>
-      <w:bookmarkEnd w:id="41"/>
-      <w:bookmarkEnd w:id="47"/>
       <w:r>
         <w:lastRenderedPageBreak/>
         <w:t>5. Storage &amp; version control</w:t>
       </w:r>
-      <w:bookmarkEnd w:id="50"/>
+      <w:bookmarkEnd w:id="49"/>
     </w:p>
     <w:p>
       <w:pPr>
@@ -9603,48 +9052,40 @@
         </w:numPr>
       </w:pPr>
       <w:r>
-        <w:t xml:space="preserve">Must NOT be the only </w:t>
-      </w:r>
-      <w:proofErr w:type="gramStart"/>
-      <w:r>
-        <w:t>place</w:t>
-      </w:r>
-      <w:proofErr w:type="gramEnd"/>
-      <w:r>
-        <w:t xml:space="preserve"> data are stored!</w:t>
+        <w:t>Must NOT be the only place data are stored!</w:t>
       </w:r>
     </w:p>
     <w:p>
       <w:pPr>
         <w:pStyle w:val="Heading2"/>
       </w:pPr>
-      <w:bookmarkStart w:id="51" w:name="backup"/>
-      <w:bookmarkStart w:id="52" w:name="_Toc218436734"/>
+      <w:bookmarkStart w:id="51" w:name="_Toc218436734"/>
+      <w:bookmarkStart w:id="52" w:name="backup"/>
       <w:r>
         <w:t>5.1 Backup</w:t>
       </w:r>
+      <w:bookmarkEnd w:id="51"/>
+    </w:p>
+    <w:p>
+      <w:pPr>
+        <w:pStyle w:val="FirstParagraph"/>
+      </w:pPr>
+      <w:r>
+        <w:t>Data must be stored in multiple locations. At minimum, data on an individual computer must also be saved on the WSDA shared drive. Backing up data using version control (GitHub) or a cloud service (Microsoft OneDrive or Box.com) is strongly recommended.</w:t>
+      </w:r>
+    </w:p>
+    <w:p>
+      <w:pPr>
+        <w:pStyle w:val="Heading2"/>
+      </w:pPr>
+      <w:bookmarkStart w:id="53" w:name="_Toc218436735"/>
+      <w:bookmarkStart w:id="54" w:name="sec-raw-data"/>
       <w:bookmarkEnd w:id="52"/>
-    </w:p>
-    <w:p>
-      <w:pPr>
-        <w:pStyle w:val="FirstParagraph"/>
-      </w:pPr>
-      <w:r>
-        <w:t>Data must be stored in multiple locations. At minimum, data on an individual computer must also be saved on the WSDA shared drive. Backing up data using version control (GitHub) or a cloud service (Microsoft OneDrive or Box.com) is strongly recommended.</w:t>
-      </w:r>
-    </w:p>
-    <w:p>
-      <w:pPr>
-        <w:pStyle w:val="Heading2"/>
-      </w:pPr>
-      <w:bookmarkStart w:id="53" w:name="sec-raw-data"/>
-      <w:bookmarkStart w:id="54" w:name="_Toc218436735"/>
-      <w:bookmarkEnd w:id="51"/>
       <w:r>
         <w:lastRenderedPageBreak/>
         <w:t>5.2 Read-only raw data</w:t>
       </w:r>
-      <w:bookmarkEnd w:id="54"/>
+      <w:bookmarkEnd w:id="53"/>
     </w:p>
     <w:p>
       <w:pPr>
@@ -9913,13 +9354,13 @@
       <w:pPr>
         <w:pStyle w:val="Heading2"/>
       </w:pPr>
-      <w:bookmarkStart w:id="55" w:name="sec-version-control"/>
-      <w:bookmarkStart w:id="56" w:name="_Toc218436736"/>
-      <w:bookmarkEnd w:id="53"/>
+      <w:bookmarkStart w:id="55" w:name="_Toc218436736"/>
+      <w:bookmarkStart w:id="56" w:name="sec-version-control"/>
+      <w:bookmarkEnd w:id="54"/>
       <w:r>
         <w:t>5.3 Version control with Git and GitHub</w:t>
       </w:r>
-      <w:bookmarkEnd w:id="56"/>
+      <w:bookmarkEnd w:id="55"/>
     </w:p>
     <w:p>
       <w:pPr>
@@ -10088,14 +9529,12 @@
       <w:r>
         <w:t xml:space="preserve"> (i.e., a visual of what changed) displays the changed file </w:t>
       </w:r>
-      <w:proofErr w:type="spellStart"/>
       <w:r>
         <w:rPr>
           <w:rStyle w:val="VerbatimChar"/>
         </w:rPr>
         <w:t>documentation.qmd</w:t>
       </w:r>
-      <w:proofErr w:type="spellEnd"/>
       <w:r>
         <w:t xml:space="preserve"> with additions highlighted in green and deletions highlighted in red.</w:t>
       </w:r>
@@ -10109,7 +9548,7 @@
           <w:noProof/>
         </w:rPr>
         <w:drawing>
-          <wp:inline distT="0" distB="0" distL="0" distR="0" wp14:anchorId="41496138" wp14:editId="03ABE719">
+          <wp:inline distT="0" distB="0" distL="0" distR="0" wp14:anchorId="41496138" wp14:editId="5C962E40">
             <wp:extent cx="4747260" cy="3337560"/>
             <wp:effectExtent l="0" t="0" r="0" b="0"/>
             <wp:docPr id="191" name="Picture"/>
@@ -10213,16 +9652,8 @@
           <w:rPr>
             <w:rStyle w:val="Hyperlink"/>
           </w:rPr>
-          <w:t>.</w:t>
-        </w:r>
-        <w:proofErr w:type="spellStart"/>
-        <w:r>
-          <w:rPr>
-            <w:rStyle w:val="Hyperlink"/>
-          </w:rPr>
-          <w:t>gitignore</w:t>
-        </w:r>
-        <w:proofErr w:type="spellEnd"/>
+          <w:t>.gitignore</w:t>
+        </w:r>
       </w:hyperlink>
       <w:r>
         <w:t xml:space="preserve"> file.</w:t>
@@ -10327,47 +9758,37 @@
             <w:i/>
             <w:iCs/>
           </w:rPr>
-          <w:t xml:space="preserve">Happy Git and GitHub for the </w:t>
-        </w:r>
-        <w:proofErr w:type="spellStart"/>
+          <w:t>Happy Git and GitHub for the useR</w:t>
+        </w:r>
+      </w:hyperlink>
+      <w:r>
+        <w:t>.</w:t>
+      </w:r>
+    </w:p>
+    <w:p>
+      <w:pPr>
+        <w:pStyle w:val="BodyText"/>
+      </w:pPr>
+      <w:hyperlink r:id="rId64">
         <w:r>
           <w:rPr>
             <w:rStyle w:val="Hyperlink"/>
             <w:i/>
             <w:iCs/>
           </w:rPr>
-          <w:t>useR</w:t>
-        </w:r>
-        <w:proofErr w:type="spellEnd"/>
-      </w:hyperlink>
-      <w:r>
-        <w:t>.</w:t>
-      </w:r>
-    </w:p>
-    <w:p>
-      <w:pPr>
-        <w:pStyle w:val="BodyText"/>
-      </w:pPr>
-      <w:hyperlink r:id="rId64">
+          <w:t>GitHub: A Beginner’s Guide</w:t>
+        </w:r>
+      </w:hyperlink>
+      <w:r>
+        <w:t xml:space="preserve"> is a helpful resource created by Birds Canada for less advanced programmers. If you prefer to look through slides, see Byron C. Jaeger’s presentation </w:t>
+      </w:r>
+      <w:hyperlink r:id="rId65">
         <w:r>
           <w:rPr>
             <w:rStyle w:val="Hyperlink"/>
             <w:i/>
             <w:iCs/>
           </w:rPr>
-          <w:t>GitHub: A Beginner’s Guide</w:t>
-        </w:r>
-      </w:hyperlink>
-      <w:r>
-        <w:t xml:space="preserve"> is a helpful resource created by Birds Canada for less advanced programmers. If you prefer to look through slides, see Byron C. Jaeger’s presentation </w:t>
-      </w:r>
-      <w:hyperlink r:id="rId65">
-        <w:r>
-          <w:rPr>
-            <w:rStyle w:val="Hyperlink"/>
-            <w:i/>
-            <w:iCs/>
-          </w:rPr>
           <w:t>Happier version control with Git and GitHub (and RStudio)</w:t>
         </w:r>
       </w:hyperlink>
@@ -10379,16 +9800,16 @@
       <w:pPr>
         <w:pStyle w:val="Heading1"/>
       </w:pPr>
-      <w:bookmarkStart w:id="59" w:name="sec-documentation"/>
-      <w:bookmarkStart w:id="60" w:name="_Toc218436737"/>
-      <w:bookmarkEnd w:id="49"/>
-      <w:bookmarkEnd w:id="55"/>
+      <w:bookmarkStart w:id="59" w:name="_Toc218436737"/>
+      <w:bookmarkStart w:id="60" w:name="sec-documentation"/>
+      <w:bookmarkEnd w:id="50"/>
+      <w:bookmarkEnd w:id="56"/>
       <w:bookmarkEnd w:id="58"/>
       <w:r>
         <w:lastRenderedPageBreak/>
         <w:t>6. Documentation</w:t>
       </w:r>
-      <w:bookmarkEnd w:id="60"/>
+      <w:bookmarkEnd w:id="59"/>
     </w:p>
     <w:p>
       <w:pPr>
@@ -10406,13 +9827,8 @@
           <w:numId w:val="29"/>
         </w:numPr>
       </w:pPr>
-      <w:proofErr w:type="gramStart"/>
-      <w:r>
-        <w:t>standardize</w:t>
-      </w:r>
-      <w:proofErr w:type="gramEnd"/>
-      <w:r>
-        <w:t xml:space="preserve"> procedures</w:t>
+      <w:r>
+        <w:t>standardize procedures</w:t>
       </w:r>
     </w:p>
     <w:p>
@@ -10480,15 +9896,7 @@
         <w:pStyle w:val="BodyText"/>
       </w:pPr>
       <w:r>
-        <w:t xml:space="preserve">Samples collected by WSDA for the SOS must follow the procedures and standards described in the </w:t>
-      </w:r>
-      <w:proofErr w:type="gramStart"/>
-      <w:r>
-        <w:t>below documentation</w:t>
-      </w:r>
-      <w:proofErr w:type="gramEnd"/>
-      <w:r>
-        <w:t>.</w:t>
+        <w:t>Samples collected by WSDA for the SOS must follow the procedures and standards described in the below documentation.</w:t>
       </w:r>
     </w:p>
     <w:p>
@@ -10514,12 +9922,12 @@
       <w:pPr>
         <w:pStyle w:val="Heading2"/>
       </w:pPr>
-      <w:bookmarkStart w:id="61" w:name="project-level"/>
-      <w:bookmarkStart w:id="62" w:name="_Toc218436738"/>
+      <w:bookmarkStart w:id="61" w:name="_Toc218436738"/>
+      <w:bookmarkStart w:id="62" w:name="project-level"/>
       <w:r>
         <w:t>6.1 Project-level</w:t>
       </w:r>
-      <w:bookmarkEnd w:id="62"/>
+      <w:bookmarkEnd w:id="61"/>
     </w:p>
     <w:p>
       <w:pPr>
@@ -10546,15 +9954,7 @@
         <w:t>standard operating procedures</w:t>
       </w:r>
       <w:r>
-        <w:t xml:space="preserve">, and other high-level documents (e.g., </w:t>
-      </w:r>
-      <w:proofErr w:type="gramStart"/>
-      <w:r>
-        <w:t>request</w:t>
-      </w:r>
-      <w:proofErr w:type="gramEnd"/>
-      <w:r>
-        <w:t xml:space="preserve"> for proposals, applications, meeting agendas/notes).</w:t>
+        <w:t>, and other high-level documents (e.g., request for proposals, applications, meeting agendas/notes).</w:t>
       </w:r>
     </w:p>
     <w:p>
@@ -10571,15 +9971,7 @@
         <w:pStyle w:val="FirstParagraph"/>
       </w:pPr>
       <w:r>
-        <w:t xml:space="preserve">The QAPP is the highest level of project documentation and covers everything from the project description; personnel roles and responsibilities; project timelines; data and measurement quality objectives; study design; and overviews of field, </w:t>
-      </w:r>
-      <w:proofErr w:type="gramStart"/>
-      <w:r>
-        <w:t>laboratory</w:t>
-      </w:r>
-      <w:proofErr w:type="gramEnd"/>
-      <w:r>
-        <w:t>, and quality control.</w:t>
+        <w:t>The QAPP is the highest level of project documentation and covers everything from the project description; personnel roles and responsibilities; project timelines; data and measurement quality objectives; study design; and overviews of field, laboratory, and quality control.</w:t>
       </w:r>
     </w:p>
     <w:p>
@@ -10693,23 +10085,7 @@
         </w:r>
       </w:hyperlink>
       <w:r>
-        <w:t xml:space="preserve"> outlines the process for screening sample metadata and lab results for completeness, consistency, and quality. Procedures involve subject matter expertise, investigation, communication with sampling teams and labs, algorithmic quality control, and tagging sample results with quality codes (listed in the </w:t>
-      </w:r>
-      <w:proofErr w:type="gramStart"/>
-      <w:r>
-        <w:t>below table</w:t>
-      </w:r>
-      <w:proofErr w:type="gramEnd"/>
-      <w:r>
-        <w:t xml:space="preserve">). Data </w:t>
-      </w:r>
-      <w:proofErr w:type="gramStart"/>
-      <w:r>
-        <w:t>are</w:t>
-      </w:r>
-      <w:proofErr w:type="gramEnd"/>
-      <w:r>
-        <w:t xml:space="preserve"> then integrated into the statewide database.</w:t>
+        <w:t xml:space="preserve"> outlines the process for screening sample metadata and lab results for completeness, consistency, and quality. Procedures involve subject matter expertise, investigation, communication with sampling teams and labs, algorithmic quality control, and tagging sample results with quality codes (listed in the below table). Data are then integrated into the statewide database.</w:t>
       </w:r>
     </w:p>
     <w:tbl>
@@ -11160,15 +10536,7 @@
               <w:pStyle w:val="Compact"/>
             </w:pPr>
             <w:r>
-              <w:t xml:space="preserve">Below </w:t>
-            </w:r>
-            <w:proofErr w:type="gramStart"/>
-            <w:r>
-              <w:t>the method</w:t>
-            </w:r>
-            <w:proofErr w:type="gramEnd"/>
-            <w:r>
-              <w:t xml:space="preserve"> detection limit</w:t>
+              <w:t>Below the method detection limit</w:t>
             </w:r>
           </w:p>
         </w:tc>
@@ -11393,15 +10761,15 @@
       <w:pPr>
         <w:pStyle w:val="Heading2"/>
       </w:pPr>
-      <w:bookmarkStart w:id="67" w:name="dataset-level"/>
-      <w:bookmarkStart w:id="68" w:name="_Toc218436739"/>
-      <w:bookmarkEnd w:id="61"/>
+      <w:bookmarkStart w:id="67" w:name="_Toc218436739"/>
+      <w:bookmarkStart w:id="68" w:name="dataset-level"/>
+      <w:bookmarkEnd w:id="62"/>
       <w:bookmarkEnd w:id="64"/>
       <w:bookmarkEnd w:id="66"/>
       <w:r>
         <w:t>6.2 Dataset-level</w:t>
       </w:r>
-      <w:bookmarkEnd w:id="68"/>
+      <w:bookmarkEnd w:id="67"/>
     </w:p>
     <w:p>
       <w:pPr>
@@ -11436,24 +10804,13 @@
         <w:pStyle w:val="BodyText"/>
       </w:pPr>
       <w:r>
-        <w:t xml:space="preserve">These files are saved as plain </w:t>
-      </w:r>
-      <w:proofErr w:type="gramStart"/>
-      <w:r>
-        <w:t>text (</w:t>
+        <w:t>These files are saved as plain text (</w:t>
       </w:r>
       <w:r>
         <w:rPr>
           <w:rStyle w:val="VerbatimChar"/>
         </w:rPr>
-        <w:t>.</w:t>
-      </w:r>
-      <w:proofErr w:type="gramEnd"/>
-      <w:r>
-        <w:rPr>
-          <w:rStyle w:val="VerbatimChar"/>
-        </w:rPr>
-        <w:t>txt</w:t>
+        <w:t>.txt</w:t>
       </w:r>
       <w:r>
         <w:t>) or markdown (</w:t>
@@ -11482,14 +10839,12 @@
       <w:pPr>
         <w:pStyle w:val="FirstParagraph"/>
       </w:pPr>
-      <w:proofErr w:type="gramStart"/>
       <w:r>
         <w:rPr>
           <w:rStyle w:val="VerbatimChar"/>
         </w:rPr>
         <w:t>readme</w:t>
       </w:r>
-      <w:proofErr w:type="gramEnd"/>
       <w:r>
         <w:t xml:space="preserve"> files are plain text documents that contain information about the files in a folder, explanation of versioning, and instructions/metadata for data packages.</w:t>
       </w:r>
@@ -11742,14 +11097,14 @@
       <w:pPr>
         <w:pStyle w:val="Heading2"/>
       </w:pPr>
-      <w:bookmarkStart w:id="74" w:name="variable-level"/>
-      <w:bookmarkStart w:id="75" w:name="_Toc218436740"/>
-      <w:bookmarkEnd w:id="67"/>
+      <w:bookmarkStart w:id="74" w:name="_Toc218436740"/>
+      <w:bookmarkStart w:id="75" w:name="variable-level"/>
+      <w:bookmarkEnd w:id="68"/>
       <w:bookmarkEnd w:id="73"/>
       <w:r>
         <w:t>6.3 Variable-level</w:t>
       </w:r>
-      <w:bookmarkEnd w:id="75"/>
+      <w:bookmarkEnd w:id="74"/>
     </w:p>
     <w:p>
       <w:pPr>
@@ -11783,15 +11138,7 @@
         <w:pStyle w:val="FirstParagraph"/>
       </w:pPr>
       <w:r>
-        <w:t xml:space="preserve">Each row is a different variable, and each column </w:t>
-      </w:r>
-      <w:proofErr w:type="gramStart"/>
-      <w:r>
-        <w:t>is</w:t>
-      </w:r>
-      <w:proofErr w:type="gramEnd"/>
-      <w:r>
-        <w:t xml:space="preserve"> a different attribute of that variable. With a data dictionary, a user should be able to properly interpret each variable in the data.</w:t>
+        <w:t>Each row is a different variable, and each column is a different attribute of that variable. With a data dictionary, a user should be able to properly interpret each variable in the data.</w:t>
       </w:r>
     </w:p>
     <w:p>
@@ -11856,14 +11203,14 @@
       <w:pPr>
         <w:pStyle w:val="Heading2"/>
       </w:pPr>
-      <w:bookmarkStart w:id="77" w:name="sec-external-data"/>
-      <w:bookmarkStart w:id="78" w:name="_Toc218436741"/>
-      <w:bookmarkEnd w:id="74"/>
+      <w:bookmarkStart w:id="77" w:name="_Toc218436741"/>
+      <w:bookmarkStart w:id="78" w:name="sec-external-data"/>
+      <w:bookmarkEnd w:id="75"/>
       <w:bookmarkEnd w:id="76"/>
       <w:r>
         <w:t>6.4 External data</w:t>
       </w:r>
-      <w:bookmarkEnd w:id="78"/>
+      <w:bookmarkEnd w:id="77"/>
     </w:p>
     <w:p>
       <w:pPr>
@@ -12108,16 +11455,16 @@
       <w:pPr>
         <w:pStyle w:val="Heading1"/>
       </w:pPr>
-      <w:bookmarkStart w:id="80" w:name="sec-flow"/>
-      <w:bookmarkStart w:id="81" w:name="_Toc218436742"/>
-      <w:bookmarkEnd w:id="59"/>
-      <w:bookmarkEnd w:id="77"/>
+      <w:bookmarkStart w:id="80" w:name="_Toc218436742"/>
+      <w:bookmarkStart w:id="81" w:name="sec-flow"/>
+      <w:bookmarkEnd w:id="60"/>
+      <w:bookmarkEnd w:id="78"/>
       <w:bookmarkEnd w:id="79"/>
       <w:r>
         <w:lastRenderedPageBreak/>
         <w:t>7. Data flow</w:t>
       </w:r>
-      <w:bookmarkEnd w:id="81"/>
+      <w:bookmarkEnd w:id="80"/>
     </w:p>
     <w:p>
       <w:pPr>
@@ -12131,12 +11478,12 @@
       <w:pPr>
         <w:pStyle w:val="Heading2"/>
       </w:pPr>
-      <w:bookmarkStart w:id="82" w:name="pre-field-season"/>
-      <w:bookmarkStart w:id="83" w:name="_Toc218436743"/>
+      <w:bookmarkStart w:id="82" w:name="_Toc218436743"/>
+      <w:bookmarkStart w:id="83" w:name="pre-field-season"/>
       <w:r>
         <w:t>7.1 Pre field season</w:t>
       </w:r>
-      <w:bookmarkEnd w:id="83"/>
+      <w:bookmarkEnd w:id="82"/>
     </w:p>
     <w:p>
       <w:pPr>
@@ -12307,13 +11654,8 @@
           <w:numId w:val="33"/>
         </w:numPr>
       </w:pPr>
-      <w:proofErr w:type="gramStart"/>
-      <w:r>
-        <w:t>Producer</w:t>
-      </w:r>
-      <w:proofErr w:type="gramEnd"/>
-      <w:r>
-        <w:t xml:space="preserve"> contact information (optional)</w:t>
+      <w:r>
+        <w:t>Producer contact information (optional)</w:t>
       </w:r>
     </w:p>
     <w:p>
@@ -12349,15 +11691,7 @@
         </w:numPr>
       </w:pPr>
       <w:r>
-        <w:t xml:space="preserve">General management practice (i.e., conventional, cover </w:t>
-      </w:r>
-      <w:proofErr w:type="gramStart"/>
-      <w:r>
-        <w:t>crop</w:t>
-      </w:r>
-      <w:proofErr w:type="gramEnd"/>
-      <w:r>
-        <w:t>, reduced tillage)</w:t>
+        <w:t>General management practice (i.e., conventional, cover crop, reduced tillage)</w:t>
       </w:r>
     </w:p>
     <w:p>
@@ -12629,16 +11963,8 @@
           <w:rPr>
             <w:rStyle w:val="Hyperlink"/>
           </w:rPr>
-          <w:t>assign-sample-</w:t>
-        </w:r>
-        <w:proofErr w:type="spellStart"/>
-        <w:r>
-          <w:rPr>
-            <w:rStyle w:val="Hyperlink"/>
-          </w:rPr>
-          <w:t>ids.R</w:t>
-        </w:r>
-        <w:proofErr w:type="spellEnd"/>
+          <w:t>assign-sample-ids.R</w:t>
+        </w:r>
       </w:hyperlink>
       <w:r>
         <w:t>.</w:t>
@@ -12673,14 +11999,12 @@
         <w:t xml:space="preserve">. </w:t>
       </w:r>
       <w:hyperlink r:id="rId87">
-        <w:proofErr w:type="spellStart"/>
         <w:r>
           <w:rPr>
             <w:rStyle w:val="Hyperlink"/>
           </w:rPr>
           <w:t>labels.R</w:t>
         </w:r>
-        <w:proofErr w:type="spellEnd"/>
       </w:hyperlink>
       <w:r>
         <w:t xml:space="preserve"> generates a </w:t>
@@ -12745,15 +12069,7 @@
         <w:pStyle w:val="FirstParagraph"/>
       </w:pPr>
       <w:r>
-        <w:t xml:space="preserve">Create a spreadsheet to track which data </w:t>
-      </w:r>
-      <w:proofErr w:type="gramStart"/>
-      <w:r>
-        <w:t>have</w:t>
-      </w:r>
-      <w:proofErr w:type="gramEnd"/>
-      <w:r>
-        <w:t xml:space="preserve"> been submitted for each sample, including:</w:t>
+        <w:t>Create a spreadsheet to track which data have been submitted for each sample, including:</w:t>
       </w:r>
     </w:p>
     <w:p>
@@ -12886,15 +12202,7 @@
         </w:numPr>
       </w:pPr>
       <w:r>
-        <w:t xml:space="preserve">On ArcGIS Online, use Field Maps to configure the field form for the feature layer. Management surveys are created and hosted </w:t>
-      </w:r>
-      <w:proofErr w:type="gramStart"/>
-      <w:r>
-        <w:t>with</w:t>
-      </w:r>
-      <w:proofErr w:type="gramEnd"/>
-      <w:r>
-        <w:t xml:space="preserve"> Survey123 and Experience Builder. Schedule the ArcGIS Notebook with Python that backs up all data to run as a task every Monday, Wednesday, and Friday during the field season.</w:t>
+        <w:t>On ArcGIS Online, use Field Maps to configure the field form for the feature layer. Management surveys are created and hosted with Survey123 and Experience Builder. Schedule the ArcGIS Notebook with Python that backs up all data to run as a task every Monday, Wednesday, and Friday during the field season.</w:t>
       </w:r>
     </w:p>
     <w:p>
@@ -12951,14 +12259,14 @@
       <w:pPr>
         <w:pStyle w:val="Heading2"/>
       </w:pPr>
-      <w:bookmarkStart w:id="88" w:name="during-field-season"/>
-      <w:bookmarkStart w:id="89" w:name="_Toc218436744"/>
-      <w:bookmarkEnd w:id="82"/>
+      <w:bookmarkStart w:id="88" w:name="_Toc218436744"/>
+      <w:bookmarkStart w:id="89" w:name="during-field-season"/>
+      <w:bookmarkEnd w:id="83"/>
       <w:bookmarkEnd w:id="87"/>
       <w:r>
         <w:t>7.2 During field season</w:t>
       </w:r>
-      <w:bookmarkEnd w:id="89"/>
+      <w:bookmarkEnd w:id="88"/>
     </w:p>
     <w:p>
       <w:pPr>
@@ -13046,18 +12354,8 @@
         <w:rPr>
           <w:rStyle w:val="VerbatimChar"/>
         </w:rPr>
-        <w:t>assign-sample-</w:t>
-      </w:r>
-      <w:proofErr w:type="spellStart"/>
-      <w:proofErr w:type="gramStart"/>
-      <w:r>
-        <w:rPr>
-          <w:rStyle w:val="VerbatimChar"/>
-        </w:rPr>
-        <w:t>ids.R</w:t>
-      </w:r>
-      <w:proofErr w:type="spellEnd"/>
-      <w:proofErr w:type="gramEnd"/>
+        <w:t>assign-sample-ids.R</w:t>
+      </w:r>
       <w:r>
         <w:t xml:space="preserve"> script again to update the sample IDs. Lines 362 - 386 should be commented out as shown in the </w:t>
       </w:r>
@@ -13115,14 +12413,14 @@
       <w:pPr>
         <w:pStyle w:val="Heading2"/>
       </w:pPr>
-      <w:bookmarkStart w:id="92" w:name="post-field-season"/>
-      <w:bookmarkStart w:id="93" w:name="_Toc218436745"/>
-      <w:bookmarkEnd w:id="88"/>
+      <w:bookmarkStart w:id="92" w:name="_Toc218436745"/>
+      <w:bookmarkStart w:id="93" w:name="post-field-season"/>
+      <w:bookmarkEnd w:id="89"/>
       <w:bookmarkEnd w:id="91"/>
       <w:r>
         <w:t>7.3 Post field season</w:t>
       </w:r>
-      <w:bookmarkEnd w:id="93"/>
+      <w:bookmarkEnd w:id="92"/>
     </w:p>
     <w:p>
       <w:pPr>
@@ -13138,23 +12436,7 @@
         <w:pStyle w:val="FirstParagraph"/>
       </w:pPr>
       <w:r>
-        <w:t>To unify the information from multiple data sources (e.</w:t>
-      </w:r>
-      <w:proofErr w:type="gramStart"/>
-      <w:r>
-        <w:t>g.,</w:t>
-      </w:r>
-      <w:proofErr w:type="gramEnd"/>
-      <w:r>
-        <w:t xml:space="preserve"> sample request forms, ArcGIS Field Maps forms, and management surveys), cross-reference each source and reach out to the sampling teams to resolve conflicting information as needed. This is especially important for verifying the </w:t>
-      </w:r>
-      <w:proofErr w:type="gramStart"/>
-      <w:r>
-        <w:t>crop</w:t>
-      </w:r>
-      <w:proofErr w:type="gramEnd"/>
-      <w:r>
-        <w:t xml:space="preserve"> planted at the time of sampling.</w:t>
+        <w:t>To unify the information from multiple data sources (e.g., sample request forms, ArcGIS Field Maps forms, and management surveys), cross-reference each source and reach out to the sampling teams to resolve conflicting information as needed. This is especially important for verifying the crop planted at the time of sampling.</w:t>
       </w:r>
     </w:p>
     <w:p>
@@ -13247,16 +12529,8 @@
           <w:rPr>
             <w:rStyle w:val="Hyperlink"/>
           </w:rPr>
-          <w:t>03_process-spatial-</w:t>
-        </w:r>
-        <w:proofErr w:type="gramStart"/>
-        <w:r>
-          <w:rPr>
-            <w:rStyle w:val="Hyperlink"/>
-          </w:rPr>
-          <w:t>data.R</w:t>
-        </w:r>
-        <w:proofErr w:type="gramEnd"/>
+          <w:t>03_process-spatial-data.R</w:t>
+        </w:r>
       </w:hyperlink>
     </w:p>
     <w:p>
@@ -13272,16 +12546,8 @@
           <w:rPr>
             <w:rStyle w:val="Hyperlink"/>
           </w:rPr>
-          <w:t>04_load-lab-</w:t>
-        </w:r>
-        <w:proofErr w:type="gramStart"/>
-        <w:r>
-          <w:rPr>
-            <w:rStyle w:val="Hyperlink"/>
-          </w:rPr>
-          <w:t>data.R</w:t>
-        </w:r>
-        <w:proofErr w:type="gramEnd"/>
+          <w:t>04_load-lab-data.R</w:t>
+        </w:r>
       </w:hyperlink>
     </w:p>
     <w:p>
@@ -13297,16 +12563,8 @@
           <w:rPr>
             <w:rStyle w:val="Hyperlink"/>
           </w:rPr>
-          <w:t>05_save-complete-</w:t>
-        </w:r>
-        <w:proofErr w:type="gramStart"/>
-        <w:r>
-          <w:rPr>
-            <w:rStyle w:val="Hyperlink"/>
-          </w:rPr>
-          <w:t>dataset.R</w:t>
-        </w:r>
-        <w:proofErr w:type="gramEnd"/>
+          <w:t>05_save-complete-dataset.R</w:t>
+        </w:r>
       </w:hyperlink>
     </w:p>
     <w:p>
@@ -13322,16 +12580,8 @@
           <w:rPr>
             <w:rStyle w:val="Hyperlink"/>
           </w:rPr>
-          <w:t>06_calculate-z-</w:t>
-        </w:r>
-        <w:proofErr w:type="gramStart"/>
-        <w:r>
-          <w:rPr>
-            <w:rStyle w:val="Hyperlink"/>
-          </w:rPr>
-          <w:t>scores.R</w:t>
-        </w:r>
-        <w:proofErr w:type="gramEnd"/>
+          <w:t>06_calculate-z-scores.R</w:t>
+        </w:r>
       </w:hyperlink>
     </w:p>
     <w:p>
@@ -13441,14 +12691,12 @@
       <w:r>
         <w:t xml:space="preserve"> folder in its respective </w:t>
       </w:r>
-      <w:proofErr w:type="spellStart"/>
       <w:r>
         <w:rPr>
           <w:rStyle w:val="VerbatimChar"/>
         </w:rPr>
         <w:t>year_sampling</w:t>
       </w:r>
-      <w:proofErr w:type="spellEnd"/>
       <w:r>
         <w:t xml:space="preserve"> folder. See </w:t>
       </w:r>
@@ -13599,31 +12847,23 @@
       <w:pPr>
         <w:pStyle w:val="Heading1"/>
       </w:pPr>
-      <w:bookmarkStart w:id="99" w:name="sec-sharing"/>
-      <w:bookmarkStart w:id="100" w:name="_Toc218436746"/>
-      <w:bookmarkEnd w:id="80"/>
-      <w:bookmarkEnd w:id="92"/>
+      <w:bookmarkStart w:id="99" w:name="_Toc218436746"/>
+      <w:bookmarkStart w:id="100" w:name="sec-sharing"/>
+      <w:bookmarkEnd w:id="81"/>
+      <w:bookmarkEnd w:id="93"/>
       <w:bookmarkEnd w:id="98"/>
       <w:r>
         <w:lastRenderedPageBreak/>
         <w:t>8. Data sharing</w:t>
       </w:r>
-      <w:bookmarkEnd w:id="100"/>
+      <w:bookmarkEnd w:id="99"/>
     </w:p>
     <w:p>
       <w:pPr>
         <w:pStyle w:val="FirstParagraph"/>
       </w:pPr>
       <w:r>
-        <w:t xml:space="preserve">Our data sharing policies promote FAIR </w:t>
-      </w:r>
-      <w:proofErr w:type="gramStart"/>
-      <w:r>
-        <w:t>principles</w:t>
-      </w:r>
-      <w:proofErr w:type="gramEnd"/>
-      <w:r>
-        <w:t xml:space="preserve"> so our data are “</w:t>
+        <w:t>Our data sharing policies promote FAIR principles so our data are “</w:t>
       </w:r>
       <w:r>
         <w:rPr>
@@ -13686,15 +12926,7 @@
         <w:pStyle w:val="BlockText"/>
       </w:pPr>
       <w:r>
-        <w:t xml:space="preserve">All survey responses will be combined across all respondents. Results will not be reported in a way that makes individuals identifiable. Information collected in this survey </w:t>
-      </w:r>
-      <w:proofErr w:type="gramStart"/>
-      <w:r>
-        <w:t>are</w:t>
-      </w:r>
-      <w:proofErr w:type="gramEnd"/>
-      <w:r>
-        <w:t xml:space="preserve"> subject to release in accordance with RCW 42.56 (Public Records Act).</w:t>
+        <w:t>All survey responses will be combined across all respondents. Results will not be reported in a way that makes individuals identifiable. Information collected in this survey are subject to release in accordance with RCW 42.56 (Public Records Act).</w:t>
       </w:r>
     </w:p>
     <w:p>
@@ -13720,13 +12952,13 @@
       <w:pPr>
         <w:pStyle w:val="Heading2"/>
       </w:pPr>
-      <w:bookmarkStart w:id="102" w:name="watech-data-categorization"/>
-      <w:bookmarkStart w:id="103" w:name="_Toc218436747"/>
+      <w:bookmarkStart w:id="102" w:name="_Toc218436747"/>
+      <w:bookmarkStart w:id="103" w:name="watech-data-categorization"/>
       <w:bookmarkEnd w:id="101"/>
       <w:r>
         <w:t>8.1 WaTech data categorization</w:t>
       </w:r>
-      <w:bookmarkEnd w:id="103"/>
+      <w:bookmarkEnd w:id="102"/>
     </w:p>
     <w:p>
       <w:pPr>
@@ -13976,14 +13208,14 @@
       <w:pPr>
         <w:pStyle w:val="Heading2"/>
       </w:pPr>
-      <w:bookmarkStart w:id="108" w:name="sec-maintain-confidentiality"/>
-      <w:bookmarkStart w:id="109" w:name="_Toc218436748"/>
-      <w:bookmarkEnd w:id="102"/>
+      <w:bookmarkStart w:id="108" w:name="_Toc218436748"/>
+      <w:bookmarkStart w:id="109" w:name="sec-maintain-confidentiality"/>
+      <w:bookmarkEnd w:id="103"/>
       <w:bookmarkEnd w:id="107"/>
       <w:r>
         <w:t>8.2 Maintain confidentiality</w:t>
       </w:r>
-      <w:bookmarkEnd w:id="109"/>
+      <w:bookmarkEnd w:id="108"/>
     </w:p>
     <w:p>
       <w:pPr>
@@ -14087,21 +13319,7 @@
           <w:rPr>
             <w:rStyle w:val="Hyperlink"/>
           </w:rPr>
-          <w:t>{</w:t>
-        </w:r>
-        <w:proofErr w:type="spellStart"/>
-        <w:r>
-          <w:rPr>
-            <w:rStyle w:val="Hyperlink"/>
-          </w:rPr>
-          <w:t>randomNames</w:t>
-        </w:r>
-        <w:proofErr w:type="spellEnd"/>
-        <w:r>
-          <w:rPr>
-            <w:rStyle w:val="Hyperlink"/>
-          </w:rPr>
-          <w:t>}</w:t>
+          <w:t>{randomNames}</w:t>
         </w:r>
       </w:hyperlink>
       <w:r>
@@ -14131,92 +13349,70 @@
       <w:pPr>
         <w:pStyle w:val="Heading2"/>
       </w:pPr>
-      <w:bookmarkStart w:id="110" w:name="data-share-agreement"/>
-      <w:bookmarkStart w:id="111" w:name="_Toc218436749"/>
-      <w:bookmarkEnd w:id="108"/>
+      <w:bookmarkStart w:id="110" w:name="_Toc218436749"/>
+      <w:bookmarkStart w:id="111" w:name="data-share-agreement"/>
+      <w:bookmarkEnd w:id="109"/>
       <w:r>
         <w:t>8.3 Data share agreement</w:t>
       </w:r>
+      <w:bookmarkEnd w:id="110"/>
+    </w:p>
+    <w:p>
+      <w:pPr>
+        <w:pStyle w:val="FirstParagraph"/>
+      </w:pPr>
+      <w:r>
+        <w:t xml:space="preserve">SOS CoPIs created a </w:t>
+      </w:r>
+      <w:hyperlink r:id="rId121">
+        <w:r>
+          <w:rPr>
+            <w:rStyle w:val="Hyperlink"/>
+          </w:rPr>
+          <w:t>Data Sharing and Scope of Work Agreement</w:t>
+        </w:r>
+      </w:hyperlink>
+      <w:r>
+        <w:t xml:space="preserve"> detailing the type of data to be shared, the scope of work in which the data may be used, and terms for using SOS data.</w:t>
+      </w:r>
+    </w:p>
+    <w:p>
+      <w:pPr>
+        <w:pStyle w:val="BodyText"/>
+      </w:pPr>
+      <w:r>
+        <w:t xml:space="preserve">Once both CoPIs and the “Partnering Scientists” sign the agreement, save it in its own subfolder within the </w:t>
+      </w:r>
+      <w:hyperlink r:id="rId122">
+        <w:r>
+          <w:rPr>
+            <w:rStyle w:val="VerbatimChar"/>
+          </w:rPr>
+          <w:t>washi-sos/data-sharing</w:t>
+        </w:r>
+        <w:r>
+          <w:rPr>
+            <w:rStyle w:val="Hyperlink"/>
+          </w:rPr>
+          <w:t xml:space="preserve"> GitHub folder</w:t>
+        </w:r>
+      </w:hyperlink>
+      <w:r>
+        <w:t>. Include relevant correspondence, code to subset the requested data, and final dataset in the agreement’s subfolder. This documentation allows us to track publications, attributions, and the broader impact of the SOS dataset.</w:t>
+      </w:r>
+    </w:p>
+    <w:p>
+      <w:pPr>
+        <w:pStyle w:val="Heading2"/>
+      </w:pPr>
+      <w:bookmarkStart w:id="112" w:name="_Toc218436750"/>
+      <w:bookmarkStart w:id="113" w:name="public-access"/>
       <w:bookmarkEnd w:id="111"/>
-    </w:p>
-    <w:p>
-      <w:pPr>
-        <w:pStyle w:val="FirstParagraph"/>
-      </w:pPr>
-      <w:r>
-        <w:t xml:space="preserve">SOS </w:t>
-      </w:r>
-      <w:proofErr w:type="spellStart"/>
-      <w:r>
-        <w:t>CoPIs</w:t>
-      </w:r>
-      <w:proofErr w:type="spellEnd"/>
-      <w:r>
-        <w:t xml:space="preserve"> created a </w:t>
-      </w:r>
-      <w:hyperlink r:id="rId121">
-        <w:r>
-          <w:rPr>
-            <w:rStyle w:val="Hyperlink"/>
-          </w:rPr>
-          <w:t>Data Sharing and Scope of Work Agreement</w:t>
-        </w:r>
-      </w:hyperlink>
-      <w:r>
-        <w:t xml:space="preserve"> detailing the type of data to be shared, the scope of work in which the data may be used, and terms for using SOS data.</w:t>
-      </w:r>
-    </w:p>
-    <w:p>
-      <w:pPr>
-        <w:pStyle w:val="BodyText"/>
-      </w:pPr>
-      <w:r>
-        <w:t xml:space="preserve">Once both CoPIs and the “Partnering Scientists” sign the agreement, save it in its own subfolder within the </w:t>
-      </w:r>
-      <w:hyperlink r:id="rId122">
-        <w:r>
-          <w:rPr>
-            <w:rStyle w:val="VerbatimChar"/>
-          </w:rPr>
-          <w:t>washi-</w:t>
-        </w:r>
-        <w:proofErr w:type="spellStart"/>
-        <w:r>
-          <w:rPr>
-            <w:rStyle w:val="VerbatimChar"/>
-          </w:rPr>
-          <w:t>sos</w:t>
-        </w:r>
-        <w:proofErr w:type="spellEnd"/>
-        <w:r>
-          <w:rPr>
-            <w:rStyle w:val="VerbatimChar"/>
-          </w:rPr>
-          <w:t>/data-sharing</w:t>
-        </w:r>
-        <w:r>
-          <w:rPr>
-            <w:rStyle w:val="Hyperlink"/>
-          </w:rPr>
-          <w:t xml:space="preserve"> GitHub folder</w:t>
-        </w:r>
-      </w:hyperlink>
-      <w:r>
-        <w:t>. Include relevant correspondence, code to subset the requested data, and final dataset in the agreement’s subfolder. This documentation allows us to track publications, attributions, and the broader impact of the SOS dataset.</w:t>
-      </w:r>
-    </w:p>
-    <w:p>
-      <w:pPr>
-        <w:pStyle w:val="Heading2"/>
-      </w:pPr>
-      <w:bookmarkStart w:id="112" w:name="public-access"/>
-      <w:bookmarkStart w:id="113" w:name="_Toc218436750"/>
-      <w:bookmarkEnd w:id="110"/>
       <w:r>
         <w:lastRenderedPageBreak/>
         <w:t>8.4 Public access</w:t>
       </w:r>
-      <w:bookmarkEnd w:id="113"/>
+      <w:bookmarkEnd w:id="112"/>
     </w:p>
     <w:p>
       <w:pPr>
@@ -14296,14 +13492,12 @@
         </w:numPr>
       </w:pPr>
       <w:hyperlink r:id="rId126">
-        <w:proofErr w:type="spellStart"/>
         <w:r>
           <w:rPr>
             <w:rStyle w:val="Hyperlink"/>
           </w:rPr>
           <w:t>Zenodo</w:t>
         </w:r>
-        <w:proofErr w:type="spellEnd"/>
       </w:hyperlink>
       <w:r>
         <w:t>: integrates with GitHub and is citable with a DOI</w:t>
@@ -14401,62 +13595,62 @@
       <w:pPr>
         <w:pStyle w:val="Heading2"/>
       </w:pPr>
-      <w:bookmarkStart w:id="114" w:name="acknowledgments"/>
-      <w:bookmarkStart w:id="115" w:name="_Toc218436751"/>
-      <w:bookmarkEnd w:id="112"/>
+      <w:bookmarkStart w:id="114" w:name="_Toc218436751"/>
+      <w:bookmarkStart w:id="115" w:name="acknowledgments"/>
+      <w:bookmarkEnd w:id="113"/>
       <w:r>
         <w:t>8.5 Acknowledgments</w:t>
       </w:r>
+      <w:bookmarkEnd w:id="114"/>
+    </w:p>
+    <w:p>
+      <w:pPr>
+        <w:pStyle w:val="FirstParagraph"/>
+      </w:pPr>
+      <w:r>
+        <w:t>All research and data partially or completely funded by WaSHI must include acknowledgements to the State of Washington. The following text should be included in all publications resulting from this funding:</w:t>
+      </w:r>
+    </w:p>
+    <w:p>
+      <w:pPr>
+        <w:pStyle w:val="BlockText"/>
+      </w:pPr>
+      <w:r>
+        <w:t>Data were in part provided by the Washington Soil Initiative, which is supported by the State of Washington and administered by the Washington State Department of Agriculture, Washington State Conservation Commission, and Washington State University.</w:t>
+      </w:r>
+    </w:p>
+    <w:p>
+      <w:pPr>
+        <w:pStyle w:val="FirstParagraph"/>
+      </w:pPr>
+      <w:r>
+        <w:t xml:space="preserve">If WaSHI staff make </w:t>
+      </w:r>
+      <w:hyperlink r:id="rId131">
+        <w:r>
+          <w:rPr>
+            <w:rStyle w:val="Hyperlink"/>
+          </w:rPr>
+          <w:t>substantial scientific contributions</w:t>
+        </w:r>
+      </w:hyperlink>
+      <w:r>
+        <w:t xml:space="preserve"> to the manuscript, discuss the possibility of co-authorship credit.</w:t>
+      </w:r>
+    </w:p>
+    <w:p>
+      <w:pPr>
+        <w:pStyle w:val="Heading1"/>
+      </w:pPr>
+      <w:bookmarkStart w:id="116" w:name="_Toc218436752"/>
+      <w:bookmarkStart w:id="117" w:name="sec-code-style-guide"/>
+      <w:bookmarkEnd w:id="100"/>
       <w:bookmarkEnd w:id="115"/>
-    </w:p>
-    <w:p>
-      <w:pPr>
-        <w:pStyle w:val="FirstParagraph"/>
-      </w:pPr>
-      <w:r>
-        <w:t>All research and data partially or completely funded by WaSHI must include acknowledgements to the State of Washington. The following text should be included in all publications resulting from this funding:</w:t>
-      </w:r>
-    </w:p>
-    <w:p>
-      <w:pPr>
-        <w:pStyle w:val="BlockText"/>
-      </w:pPr>
-      <w:r>
-        <w:t>Data were in part provided by the Washington Soil Initiative, which is supported by the State of Washington and administered by the Washington State Department of Agriculture, Washington State Conservation Commission, and Washington State University.</w:t>
-      </w:r>
-    </w:p>
-    <w:p>
-      <w:pPr>
-        <w:pStyle w:val="FirstParagraph"/>
-      </w:pPr>
-      <w:r>
-        <w:t xml:space="preserve">If WaSHI staff make </w:t>
-      </w:r>
-      <w:hyperlink r:id="rId131">
-        <w:r>
-          <w:rPr>
-            <w:rStyle w:val="Hyperlink"/>
-          </w:rPr>
-          <w:t>substantial scientific contributions</w:t>
-        </w:r>
-      </w:hyperlink>
-      <w:r>
-        <w:t xml:space="preserve"> to the manuscript, discuss the possibility of co-authorship credit.</w:t>
-      </w:r>
-    </w:p>
-    <w:p>
-      <w:pPr>
-        <w:pStyle w:val="Heading1"/>
-      </w:pPr>
-      <w:bookmarkStart w:id="116" w:name="sec-code-style-guide"/>
-      <w:bookmarkStart w:id="117" w:name="_Toc218436752"/>
-      <w:bookmarkEnd w:id="99"/>
-      <w:bookmarkEnd w:id="114"/>
       <w:r>
         <w:lastRenderedPageBreak/>
         <w:t>9. Code style guide</w:t>
       </w:r>
-      <w:bookmarkEnd w:id="117"/>
+      <w:bookmarkEnd w:id="116"/>
     </w:p>
     <w:p>
       <w:pPr>
@@ -14466,58 +13660,48 @@
         <w:t xml:space="preserve">This style guide adapts the </w:t>
       </w:r>
       <w:hyperlink r:id="rId132">
-        <w:proofErr w:type="spellStart"/>
         <w:r>
           <w:rPr>
             <w:rStyle w:val="Hyperlink"/>
             <w:i/>
             <w:iCs/>
           </w:rPr>
-          <w:t>Tidyverse</w:t>
-        </w:r>
-        <w:proofErr w:type="spellEnd"/>
+          <w:t>Tidyverse Style Guide</w:t>
+        </w:r>
+      </w:hyperlink>
+      <w:r>
+        <w:t xml:space="preserve"> and incorporates best practices from </w:t>
+      </w:r>
+      <w:hyperlink r:id="rId133">
         <w:r>
           <w:rPr>
             <w:rStyle w:val="Hyperlink"/>
             <w:i/>
             <w:iCs/>
           </w:rPr>
-          <w:t xml:space="preserve"> Style Guide</w:t>
-        </w:r>
-      </w:hyperlink>
-      <w:r>
-        <w:t xml:space="preserve"> and incorporates best practices from </w:t>
-      </w:r>
-      <w:hyperlink r:id="rId133">
+          <w:t>R for Data Science (2e)</w:t>
+        </w:r>
+      </w:hyperlink>
+      <w:r>
+        <w:t xml:space="preserve"> (</w:t>
+      </w:r>
+      <w:r>
+        <w:rPr>
+          <w:i/>
+          <w:iCs/>
+        </w:rPr>
+        <w:t>R4DS</w:t>
+      </w:r>
+      <w:r>
+        <w:t xml:space="preserve">), </w:t>
+      </w:r>
+      <w:hyperlink r:id="rId134">
         <w:r>
           <w:rPr>
             <w:rStyle w:val="Hyperlink"/>
             <w:i/>
             <w:iCs/>
           </w:rPr>
-          <w:t>R for Data Science (2e)</w:t>
-        </w:r>
-      </w:hyperlink>
-      <w:r>
-        <w:t xml:space="preserve"> (</w:t>
-      </w:r>
-      <w:r>
-        <w:rPr>
-          <w:i/>
-          <w:iCs/>
-        </w:rPr>
-        <w:t>R4DS</w:t>
-      </w:r>
-      <w:r>
-        <w:t xml:space="preserve">), </w:t>
-      </w:r>
-      <w:hyperlink r:id="rId134">
-        <w:r>
-          <w:rPr>
-            <w:rStyle w:val="Hyperlink"/>
-            <w:i/>
-            <w:iCs/>
-          </w:rPr>
           <w:t>Data Management in Large-Scale Education Research</w:t>
         </w:r>
       </w:hyperlink>
@@ -14569,19 +13753,11 @@
         <w:t xml:space="preserve">- Hadley Wickham in the </w:t>
       </w:r>
       <w:hyperlink r:id="rId135">
-        <w:proofErr w:type="spellStart"/>
-        <w:r>
-          <w:rPr>
-            <w:rStyle w:val="Hyperlink"/>
-          </w:rPr>
-          <w:t>Tidyverse</w:t>
-        </w:r>
-        <w:proofErr w:type="spellEnd"/>
-        <w:r>
-          <w:rPr>
-            <w:rStyle w:val="Hyperlink"/>
-          </w:rPr>
-          <w:t xml:space="preserve"> Style Guide</w:t>
+        <w:r>
+          <w:rPr>
+            <w:rStyle w:val="Hyperlink"/>
+          </w:rPr>
+          <w:t>Tidyverse Style Guide</w:t>
         </w:r>
       </w:hyperlink>
     </w:p>
@@ -14589,12 +13765,12 @@
       <w:pPr>
         <w:pStyle w:val="Heading2"/>
       </w:pPr>
-      <w:bookmarkStart w:id="118" w:name="projects"/>
-      <w:bookmarkStart w:id="119" w:name="_Toc218436753"/>
+      <w:bookmarkStart w:id="118" w:name="_Toc218436753"/>
+      <w:bookmarkStart w:id="119" w:name="projects"/>
       <w:r>
         <w:t>9.1 Projects</w:t>
       </w:r>
-      <w:bookmarkEnd w:id="119"/>
+      <w:bookmarkEnd w:id="118"/>
     </w:p>
     <w:p>
       <w:pPr>
@@ -14917,7 +14093,6 @@
         </w:rPr>
         <w:t>man</w:t>
       </w:r>
-      <w:proofErr w:type="gramStart"/>
       <w:r>
         <w:t xml:space="preserve">: </w:t>
       </w:r>
@@ -14927,7 +14102,6 @@
         </w:rPr>
         <w:t>.Rd</w:t>
       </w:r>
-      <w:proofErr w:type="gramEnd"/>
       <w:r>
         <w:t xml:space="preserve"> (“R documentation”) files for each function generated from </w:t>
       </w:r>
@@ -14985,21 +14159,7 @@
           <w:rPr>
             <w:rStyle w:val="Hyperlink"/>
           </w:rPr>
-          <w:t>{</w:t>
-        </w:r>
-        <w:proofErr w:type="spellStart"/>
-        <w:r>
-          <w:rPr>
-            <w:rStyle w:val="Hyperlink"/>
-          </w:rPr>
-          <w:t>testthat</w:t>
-        </w:r>
-        <w:proofErr w:type="spellEnd"/>
-        <w:r>
-          <w:rPr>
-            <w:rStyle w:val="Hyperlink"/>
-          </w:rPr>
-          <w:t>}</w:t>
+          <w:t>{testthat}</w:t>
         </w:r>
       </w:hyperlink>
     </w:p>
@@ -15036,21 +14196,7 @@
           <w:rPr>
             <w:rStyle w:val="Hyperlink"/>
           </w:rPr>
-          <w:t>{</w:t>
-        </w:r>
-        <w:proofErr w:type="spellStart"/>
-        <w:r>
-          <w:rPr>
-            <w:rStyle w:val="Hyperlink"/>
-          </w:rPr>
-          <w:t>pkgdown</w:t>
-        </w:r>
-        <w:proofErr w:type="spellEnd"/>
-        <w:r>
-          <w:rPr>
-            <w:rStyle w:val="Hyperlink"/>
-          </w:rPr>
-          <w:t>}</w:t>
+          <w:t>{pkgdown}</w:t>
         </w:r>
       </w:hyperlink>
       <w:r>
@@ -15401,15 +14547,7 @@
         <w:t>data/processed/data-clean.csv</w:t>
       </w:r>
       <w:r>
-        <w:t xml:space="preserve">. When working </w:t>
-      </w:r>
-      <w:proofErr w:type="gramStart"/>
-      <w:r>
-        <w:t>in</w:t>
-      </w:r>
-      <w:proofErr w:type="gramEnd"/>
-      <w:r>
-        <w:t xml:space="preserve"> an RStudio project, the default working directory is the </w:t>
+        <w:t xml:space="preserve">. When working in an RStudio project, the default working directory is the </w:t>
       </w:r>
       <w:r>
         <w:rPr>
@@ -15419,27 +14557,14 @@
         <w:t>root</w:t>
       </w:r>
       <w:r>
-        <w:t xml:space="preserve"> project directory (i.e., where </w:t>
-      </w:r>
-      <w:proofErr w:type="gramStart"/>
-      <w:r>
-        <w:t xml:space="preserve">the </w:t>
+        <w:t xml:space="preserve"> project directory (i.e., where the </w:t>
       </w:r>
       <w:r>
         <w:rPr>
           <w:rStyle w:val="VerbatimChar"/>
         </w:rPr>
-        <w:t>.</w:t>
-      </w:r>
-      <w:proofErr w:type="spellStart"/>
-      <w:r>
-        <w:rPr>
-          <w:rStyle w:val="VerbatimChar"/>
-        </w:rPr>
-        <w:t>Rproj</w:t>
-      </w:r>
-      <w:proofErr w:type="spellEnd"/>
-      <w:proofErr w:type="gramEnd"/>
+        <w:t>.Rproj</w:t>
+      </w:r>
       <w:r>
         <w:t xml:space="preserve"> file is).</w:t>
       </w:r>
@@ -15696,29 +14821,21 @@
         <w:t>read.csv(here::here("data", "processed", "data-clean.csv"))</w:t>
       </w:r>
       <w:r>
-        <w:t xml:space="preserve">. This takes care of the backslashes or forward </w:t>
-      </w:r>
-      <w:proofErr w:type="gramStart"/>
-      <w:r>
-        <w:t>slashes</w:t>
-      </w:r>
-      <w:proofErr w:type="gramEnd"/>
-      <w:r>
-        <w:t xml:space="preserve"> so the relative path works with any operating system.</w:t>
+        <w:t>. This takes care of the backslashes or forward slashes so the relative path works with any operating system.</w:t>
       </w:r>
     </w:p>
     <w:p>
       <w:pPr>
         <w:pStyle w:val="Heading2"/>
       </w:pPr>
-      <w:bookmarkStart w:id="123" w:name="naming-conventions"/>
-      <w:bookmarkStart w:id="124" w:name="_Toc218436754"/>
-      <w:bookmarkEnd w:id="118"/>
+      <w:bookmarkStart w:id="123" w:name="_Toc218436754"/>
+      <w:bookmarkStart w:id="124" w:name="naming-conventions"/>
+      <w:bookmarkEnd w:id="119"/>
       <w:bookmarkEnd w:id="122"/>
       <w:r>
         <w:t>9.2 Naming conventions</w:t>
       </w:r>
-      <w:bookmarkEnd w:id="124"/>
+      <w:bookmarkEnd w:id="123"/>
     </w:p>
     <w:p>
       <w:pPr>
@@ -16764,15 +15881,15 @@
       <w:pPr>
         <w:pStyle w:val="Heading2"/>
       </w:pPr>
-      <w:bookmarkStart w:id="129" w:name="r-scripts"/>
-      <w:bookmarkStart w:id="130" w:name="_Toc218436755"/>
-      <w:bookmarkEnd w:id="123"/>
+      <w:bookmarkStart w:id="129" w:name="_Toc218436755"/>
+      <w:bookmarkStart w:id="130" w:name="r-scripts"/>
+      <w:bookmarkEnd w:id="124"/>
       <w:bookmarkEnd w:id="127"/>
       <w:bookmarkEnd w:id="128"/>
       <w:r>
         <w:t>9.3 R scripts</w:t>
       </w:r>
-      <w:bookmarkEnd w:id="130"/>
+      <w:bookmarkEnd w:id="129"/>
     </w:p>
     <w:p>
       <w:pPr>
@@ -17923,14 +17040,14 @@
       <w:pPr>
         <w:pStyle w:val="Heading2"/>
       </w:pPr>
-      <w:bookmarkStart w:id="133" w:name="code-styling"/>
-      <w:bookmarkStart w:id="134" w:name="_Toc218436756"/>
-      <w:bookmarkEnd w:id="129"/>
+      <w:bookmarkStart w:id="133" w:name="_Toc218436756"/>
+      <w:bookmarkStart w:id="134" w:name="code-styling"/>
+      <w:bookmarkEnd w:id="130"/>
       <w:bookmarkEnd w:id="132"/>
       <w:r>
         <w:t>9.4 Code styling</w:t>
       </w:r>
-      <w:bookmarkEnd w:id="134"/>
+      <w:bookmarkEnd w:id="133"/>
     </w:p>
     <w:p>
       <w:pPr>
@@ -17940,41 +17057,31 @@
         <w:t xml:space="preserve">Review the Syntax chapter of the </w:t>
       </w:r>
       <w:hyperlink r:id="rId157">
-        <w:proofErr w:type="spellStart"/>
         <w:r>
           <w:rPr>
             <w:rStyle w:val="Hyperlink"/>
             <w:i/>
             <w:iCs/>
           </w:rPr>
-          <w:t>Tidyverse</w:t>
-        </w:r>
-        <w:proofErr w:type="spellEnd"/>
+          <w:t>Tidyverse Style Guide</w:t>
+        </w:r>
+      </w:hyperlink>
+      <w:r>
+        <w:t xml:space="preserve"> for details on spacing, function calls, long lines, semicolons, assignments, comments, and more. For the opinionated “most important parts of the Tidyverse Style Guide,” skim through </w:t>
+      </w:r>
+      <w:hyperlink r:id="rId158">
+        <w:r>
+          <w:rPr>
+            <w:rStyle w:val="Hyperlink"/>
+          </w:rPr>
+          <w:t xml:space="preserve">Chapter 4 Workflow: code style in </w:t>
+        </w:r>
         <w:r>
           <w:rPr>
             <w:rStyle w:val="Hyperlink"/>
             <w:i/>
             <w:iCs/>
           </w:rPr>
-          <w:t xml:space="preserve"> Style Guide</w:t>
-        </w:r>
-      </w:hyperlink>
-      <w:r>
-        <w:t xml:space="preserve"> for details on spacing, function calls, long lines, semicolons, assignments, comments, and more. For the opinionated “most important parts of the Tidyverse Style Guide,” skim through </w:t>
-      </w:r>
-      <w:hyperlink r:id="rId158">
-        <w:r>
-          <w:rPr>
-            <w:rStyle w:val="Hyperlink"/>
-          </w:rPr>
-          <w:t xml:space="preserve">Chapter 4 Workflow: code style in </w:t>
-        </w:r>
-        <w:r>
-          <w:rPr>
-            <w:rStyle w:val="Hyperlink"/>
-            <w:i/>
-            <w:iCs/>
-          </w:rPr>
           <w:t>R4DS</w:t>
         </w:r>
       </w:hyperlink>
@@ -18015,21 +17122,7 @@
           <w:rPr>
             <w:rStyle w:val="Hyperlink"/>
           </w:rPr>
-          <w:t>{</w:t>
-        </w:r>
-        <w:proofErr w:type="spellStart"/>
-        <w:r>
-          <w:rPr>
-            <w:rStyle w:val="Hyperlink"/>
-          </w:rPr>
-          <w:t>grkstyle</w:t>
-        </w:r>
-        <w:proofErr w:type="spellEnd"/>
-        <w:r>
-          <w:rPr>
-            <w:rStyle w:val="Hyperlink"/>
-          </w:rPr>
-          <w:t>}</w:t>
+          <w:t>{grkstyle}</w:t>
         </w:r>
       </w:hyperlink>
       <w:r>
@@ -18393,21 +17486,7 @@
           <w:rPr>
             <w:rStyle w:val="Hyperlink"/>
           </w:rPr>
-          <w:t>{</w:t>
-        </w:r>
-        <w:proofErr w:type="spellStart"/>
-        <w:r>
-          <w:rPr>
-            <w:rStyle w:val="Hyperlink"/>
-          </w:rPr>
-          <w:t>usethis</w:t>
-        </w:r>
-        <w:proofErr w:type="spellEnd"/>
-        <w:r>
-          <w:rPr>
-            <w:rStyle w:val="Hyperlink"/>
-          </w:rPr>
-          <w:t>}</w:t>
+          <w:t>{usethis}</w:t>
         </w:r>
       </w:hyperlink>
       <w:r>
@@ -18651,16 +17730,16 @@
       <w:pPr>
         <w:pStyle w:val="Heading1"/>
       </w:pPr>
-      <w:bookmarkStart w:id="141" w:name="references"/>
-      <w:bookmarkStart w:id="142" w:name="_Toc218436757"/>
-      <w:bookmarkEnd w:id="116"/>
-      <w:bookmarkEnd w:id="133"/>
+      <w:bookmarkStart w:id="141" w:name="_Toc218436757"/>
+      <w:bookmarkStart w:id="142" w:name="references"/>
+      <w:bookmarkEnd w:id="117"/>
+      <w:bookmarkEnd w:id="134"/>
       <w:bookmarkEnd w:id="140"/>
       <w:r>
         <w:lastRenderedPageBreak/>
         <w:t>References</w:t>
       </w:r>
-      <w:bookmarkEnd w:id="142"/>
+      <w:bookmarkEnd w:id="141"/>
     </w:p>
     <w:p>
       <w:pPr>
@@ -18972,7 +18051,7 @@
       <w:r>
         <w:t>.</w:t>
       </w:r>
-      <w:bookmarkEnd w:id="141"/>
+      <w:bookmarkEnd w:id="142"/>
       <w:bookmarkEnd w:id="144"/>
       <w:bookmarkEnd w:id="155"/>
     </w:p>

--- a/wsda-cct-dmp.docx
+++ b/wsda-cct-dmp.docx
@@ -6,6 +6,140 @@
       <w:pPr>
         <w:pStyle w:val="Title"/>
       </w:pPr>
+      <w:r>
+        <w:rPr>
+          <w:noProof/>
+        </w:rPr>
+        <w:drawing>
+          <wp:anchor distT="0" distB="0" distL="114300" distR="114300" simplePos="0" relativeHeight="251664384" behindDoc="0" locked="0" layoutInCell="1" allowOverlap="1" wp14:anchorId="385A797A" wp14:editId="545FC3DF">
+            <wp:simplePos x="0" y="0"/>
+            <wp:positionH relativeFrom="column">
+              <wp:posOffset>20955</wp:posOffset>
+            </wp:positionH>
+            <wp:positionV relativeFrom="paragraph">
+              <wp:posOffset>-97790</wp:posOffset>
+            </wp:positionV>
+            <wp:extent cx="1103488" cy="1188720"/>
+            <wp:effectExtent l="0" t="0" r="1905" b="0"/>
+            <wp:wrapNone/>
+            <wp:docPr id="2093406334" name="Picture 1"/>
+            <wp:cNvGraphicFramePr>
+              <a:graphicFrameLocks xmlns:a="http://schemas.openxmlformats.org/drawingml/2006/main" noChangeAspect="1"/>
+            </wp:cNvGraphicFramePr>
+            <a:graphic xmlns:a="http://schemas.openxmlformats.org/drawingml/2006/main">
+              <a:graphicData uri="http://schemas.openxmlformats.org/drawingml/2006/picture">
+                <pic:pic xmlns:pic="http://schemas.openxmlformats.org/drawingml/2006/picture">
+                  <pic:nvPicPr>
+                    <pic:cNvPr id="0" name="Picture 2"/>
+                    <pic:cNvPicPr>
+                      <a:picLocks noChangeAspect="1" noChangeArrowheads="1"/>
+                    </pic:cNvPicPr>
+                  </pic:nvPicPr>
+                  <pic:blipFill>
+                    <a:blip r:embed="rId7" cstate="print">
+                      <a:extLst>
+                        <a:ext uri="{28A0092B-C50C-407E-A947-70E740481C1C}">
+                          <a14:useLocalDpi xmlns:a14="http://schemas.microsoft.com/office/drawing/2010/main" val="0"/>
+                        </a:ext>
+                      </a:extLst>
+                    </a:blip>
+                    <a:srcRect/>
+                    <a:stretch>
+                      <a:fillRect/>
+                    </a:stretch>
+                  </pic:blipFill>
+                  <pic:spPr bwMode="auto">
+                    <a:xfrm>
+                      <a:off x="0" y="0"/>
+                      <a:ext cx="1103488" cy="1188720"/>
+                    </a:xfrm>
+                    <a:prstGeom prst="rect">
+                      <a:avLst/>
+                    </a:prstGeom>
+                    <a:noFill/>
+                    <a:ln>
+                      <a:noFill/>
+                    </a:ln>
+                  </pic:spPr>
+                </pic:pic>
+              </a:graphicData>
+            </a:graphic>
+            <wp14:sizeRelH relativeFrom="margin">
+              <wp14:pctWidth>0</wp14:pctWidth>
+            </wp14:sizeRelH>
+            <wp14:sizeRelV relativeFrom="margin">
+              <wp14:pctHeight>0</wp14:pctHeight>
+            </wp14:sizeRelV>
+          </wp:anchor>
+        </w:drawing>
+      </w:r>
+      <w:r>
+        <w:rPr>
+          <w:noProof/>
+        </w:rPr>
+        <w:drawing>
+          <wp:anchor distT="0" distB="0" distL="114300" distR="114300" simplePos="0" relativeHeight="251665408" behindDoc="0" locked="0" layoutInCell="1" allowOverlap="1" wp14:anchorId="7C418399" wp14:editId="1048CFFD">
+            <wp:simplePos x="0" y="0"/>
+            <wp:positionH relativeFrom="column">
+              <wp:posOffset>5203190</wp:posOffset>
+            </wp:positionH>
+            <wp:positionV relativeFrom="paragraph">
+              <wp:posOffset>-97790</wp:posOffset>
+            </wp:positionV>
+            <wp:extent cx="1188720" cy="1188720"/>
+            <wp:effectExtent l="0" t="0" r="0" b="0"/>
+            <wp:wrapNone/>
+            <wp:docPr id="795628780" name="Picture 2"/>
+            <wp:cNvGraphicFramePr>
+              <a:graphicFrameLocks xmlns:a="http://schemas.openxmlformats.org/drawingml/2006/main" noChangeAspect="1"/>
+            </wp:cNvGraphicFramePr>
+            <a:graphic xmlns:a="http://schemas.openxmlformats.org/drawingml/2006/main">
+              <a:graphicData uri="http://schemas.openxmlformats.org/drawingml/2006/picture">
+                <pic:pic xmlns:pic="http://schemas.openxmlformats.org/drawingml/2006/picture">
+                  <pic:nvPicPr>
+                    <pic:cNvPr id="0" name="Picture 3"/>
+                    <pic:cNvPicPr>
+                      <a:picLocks noChangeAspect="1" noChangeArrowheads="1"/>
+                    </pic:cNvPicPr>
+                  </pic:nvPicPr>
+                  <pic:blipFill>
+                    <a:blip r:embed="rId8" cstate="print">
+                      <a:extLst>
+                        <a:ext uri="{28A0092B-C50C-407E-A947-70E740481C1C}">
+                          <a14:useLocalDpi xmlns:a14="http://schemas.microsoft.com/office/drawing/2010/main" val="0"/>
+                        </a:ext>
+                      </a:extLst>
+                    </a:blip>
+                    <a:srcRect/>
+                    <a:stretch>
+                      <a:fillRect/>
+                    </a:stretch>
+                  </pic:blipFill>
+                  <pic:spPr bwMode="auto">
+                    <a:xfrm>
+                      <a:off x="0" y="0"/>
+                      <a:ext cx="1188720" cy="1188720"/>
+                    </a:xfrm>
+                    <a:prstGeom prst="rect">
+                      <a:avLst/>
+                    </a:prstGeom>
+                    <a:noFill/>
+                    <a:ln>
+                      <a:noFill/>
+                    </a:ln>
+                  </pic:spPr>
+                </pic:pic>
+              </a:graphicData>
+            </a:graphic>
+            <wp14:sizeRelH relativeFrom="page">
+              <wp14:pctWidth>0</wp14:pctWidth>
+            </wp14:sizeRelH>
+            <wp14:sizeRelV relativeFrom="page">
+              <wp14:pctHeight>0</wp14:pctHeight>
+            </wp14:sizeRelV>
+          </wp:anchor>
+        </w:drawing>
+      </w:r>
       <w:bookmarkStart w:id="0" w:name="_Hlk218437256"/>
       <w:bookmarkEnd w:id="0"/>
       <w:r>
@@ -41,7 +175,10 @@
         <w:pStyle w:val="Date"/>
       </w:pPr>
       <w:r>
-        <w:t>2026-01-04</w:t>
+        <w:t>2026-01-0</w:t>
+      </w:r>
+      <w:r>
+        <w:t>6</w:t>
       </w:r>
     </w:p>
     <w:p>
@@ -3062,7 +3199,7 @@
                           </pic:cNvPicPr>
                         </pic:nvPicPr>
                         <pic:blipFill>
-                          <a:blip r:embed="rId7">
+                          <a:blip r:embed="rId9">
                             <a:extLst>
                               <a:ext uri="{28A0092B-C50C-407E-A947-70E740481C1C}">
                                 <a14:useLocalDpi xmlns:a14="http://schemas.microsoft.com/office/drawing/2010/main" val="0"/>
@@ -3123,7 +3260,7 @@
               </w:rPr>
               <w:t xml:space="preserve">View this data management plan as an online book at </w:t>
             </w:r>
-            <w:hyperlink r:id="rId8">
+            <w:hyperlink r:id="rId10">
               <w:r>
                 <w:rPr>
                   <w:rStyle w:val="Hyperlink"/>
@@ -3151,7 +3288,7 @@
       <w:r>
         <w:t xml:space="preserve">The </w:t>
       </w:r>
-      <w:hyperlink r:id="rId9">
+      <w:hyperlink r:id="rId11">
         <w:r>
           <w:rPr>
             <w:rStyle w:val="Hyperlink"/>
@@ -3178,7 +3315,7 @@
       <w:r>
         <w:t xml:space="preserve">The DMP originally was developed to support the </w:t>
       </w:r>
-      <w:hyperlink r:id="rId10">
+      <w:hyperlink r:id="rId12">
         <w:r>
           <w:rPr>
             <w:rStyle w:val="Hyperlink"/>
@@ -3226,7 +3363,15 @@
         </w:r>
       </w:hyperlink>
       <w:r>
-        <w:t xml:space="preserve"> describes what data management is, why it is crucial to achieve our data-driven goals, and how our data move through the data life cycle.</w:t>
+        <w:t xml:space="preserve"> describes what data management is, why it is crucial to achieve our data-driven goals, and how our data </w:t>
+      </w:r>
+      <w:proofErr w:type="gramStart"/>
+      <w:r>
+        <w:t>move</w:t>
+      </w:r>
+      <w:proofErr w:type="gramEnd"/>
+      <w:r>
+        <w:t xml:space="preserve"> through the data life cycle.</w:t>
       </w:r>
     </w:p>
     <w:p>
@@ -3244,7 +3389,7 @@
       <w:r>
         <w:t xml:space="preserve"> describes the various data formats we collect and manage. </w:t>
       </w:r>
-      <w:hyperlink r:id="rId11">
+      <w:hyperlink r:id="rId13">
         <w:r>
           <w:rPr>
             <w:rStyle w:val="Hyperlink"/>
@@ -3317,7 +3462,15 @@
         </w:r>
       </w:hyperlink>
       <w:r>
-        <w:t xml:space="preserve"> describes how we record each element of the data life cycle with project-level, dataset-level, and variable-level documents such as standard operating procedures, readme files, data dictionaries, etc.</w:t>
+        <w:t xml:space="preserve"> describes how we record each element of the data life cycle with project-level, </w:t>
+      </w:r>
+      <w:proofErr w:type="gramStart"/>
+      <w:r>
+        <w:t>dataset</w:t>
+      </w:r>
+      <w:proofErr w:type="gramEnd"/>
+      <w:r>
+        <w:t>-level, and variable-level documents such as standard operating procedures, readme files, data dictionaries, etc.</w:t>
       </w:r>
     </w:p>
     <w:p>
@@ -3351,7 +3504,7 @@
       <w:r>
         <w:t xml:space="preserve"> describes how we protect producer privacy; how our data fits into </w:t>
       </w:r>
-      <w:hyperlink r:id="rId12">
+      <w:hyperlink r:id="rId14">
         <w:r>
           <w:rPr>
             <w:rStyle w:val="Hyperlink"/>
@@ -3443,7 +3596,7 @@
                           </pic:cNvPicPr>
                         </pic:nvPicPr>
                         <pic:blipFill>
-                          <a:blip r:embed="rId13">
+                          <a:blip r:embed="rId15">
                             <a:extLst>
                               <a:ext uri="{28A0092B-C50C-407E-A947-70E740481C1C}">
                                 <a14:useLocalDpi xmlns:a14="http://schemas.microsoft.com/office/drawing/2010/main" val="0"/>
@@ -3598,7 +3751,7 @@
                           </pic:cNvPicPr>
                         </pic:nvPicPr>
                         <pic:blipFill>
-                          <a:blip r:embed="rId14">
+                          <a:blip r:embed="rId16">
                             <a:extLst>
                               <a:ext uri="{28A0092B-C50C-407E-A947-70E740481C1C}">
                                 <a14:useLocalDpi xmlns:a14="http://schemas.microsoft.com/office/drawing/2010/main" val="0"/>
@@ -3671,8 +3824,16 @@
               <w:rPr>
                 <w:rStyle w:val="VerbatimChar"/>
               </w:rPr>
-              <w:t>washi-sos</w:t>
-            </w:r>
+              <w:t>washi-</w:t>
+            </w:r>
+            <w:proofErr w:type="spellStart"/>
+            <w:r>
+              <w:rPr>
+                <w:rStyle w:val="VerbatimChar"/>
+              </w:rPr>
+              <w:t>sos</w:t>
+            </w:r>
+            <w:proofErr w:type="spellEnd"/>
             <w:r>
               <w:t xml:space="preserve"> repository, GitHub links to specific scripts will take you to a </w:t>
             </w:r>
@@ -3716,7 +3877,7 @@
       <w:r>
         <w:t xml:space="preserve">The Data Scientist, supported by the Senior Soil Scientist, is responsible for providing guidance to staff working with data and ensuring the implementation of this DMP. The Data Scientist is also responsible for reviewing and updating this document annually, and as needed. Upon updates, the Data Scientist will distribute this document to staff and commit the source code to the </w:t>
       </w:r>
-      <w:hyperlink r:id="rId15">
+      <w:hyperlink r:id="rId17">
         <w:r>
           <w:rPr>
             <w:rStyle w:val="Hyperlink"/>
@@ -3788,7 +3949,15 @@
         </w:numPr>
       </w:pPr>
       <w:r>
-        <w:t>Workflows and specific processes the employee was responsible for are well documented.</w:t>
+        <w:t xml:space="preserve">Workflows and specific processes the employee </w:t>
+      </w:r>
+      <w:proofErr w:type="gramStart"/>
+      <w:r>
+        <w:t>was</w:t>
+      </w:r>
+      <w:proofErr w:type="gramEnd"/>
+      <w:r>
+        <w:t xml:space="preserve"> responsible for are well documented.</w:t>
       </w:r>
     </w:p>
     <w:p>
@@ -3811,7 +3980,7 @@
           <w:numId w:val="15"/>
         </w:numPr>
       </w:pPr>
-      <w:hyperlink r:id="rId16">
+      <w:hyperlink r:id="rId18">
         <w:r>
           <w:rPr>
             <w:rStyle w:val="Hyperlink"/>
@@ -3863,7 +4032,7 @@
       <w:r>
         <w:t xml:space="preserve">More resources and off boarding checklists from </w:t>
       </w:r>
-      <w:hyperlink r:id="rId17">
+      <w:hyperlink r:id="rId19">
         <w:r>
           <w:rPr>
             <w:rStyle w:val="Hyperlink"/>
@@ -3874,7 +4043,7 @@
       <w:r>
         <w:t xml:space="preserve"> can be found in our </w:t>
       </w:r>
-      <w:hyperlink r:id="rId18">
+      <w:hyperlink r:id="rId20">
         <w:r>
           <w:rPr>
             <w:rStyle w:val="Hyperlink"/>
@@ -3925,7 +4094,15 @@
         <w:pStyle w:val="FirstParagraph"/>
       </w:pPr>
       <w:r>
-        <w:t>Effective data management involves properly documenting, storing, and sharing data and information derived from the data. If the data aren’t usable by researchers, policymakers, or growers, then all the time, energy, and effort spent collecting and analyzing the samples may be wasted.</w:t>
+        <w:t xml:space="preserve">Effective data management involves properly documenting, storing, and sharing data and information derived from the data. If the data </w:t>
+      </w:r>
+      <w:proofErr w:type="gramStart"/>
+      <w:r>
+        <w:t>aren’t</w:t>
+      </w:r>
+      <w:proofErr w:type="gramEnd"/>
+      <w:r>
+        <w:t xml:space="preserve"> usable by researchers, policymakers, or growers, then all the time, energy, and effort spent collecting and analyzing the samples may be wasted.</w:t>
       </w:r>
     </w:p>
     <w:p>
@@ -3962,7 +4139,7 @@
                     </pic:cNvPicPr>
                   </pic:nvPicPr>
                   <pic:blipFill>
-                    <a:blip r:embed="rId19">
+                    <a:blip r:embed="rId21">
                       <a:extLst>
                         <a:ext uri="{28A0092B-C50C-407E-A947-70E740481C1C}">
                           <a14:useLocalDpi xmlns:a14="http://schemas.microsoft.com/office/drawing/2010/main" val="0"/>
@@ -4076,7 +4253,15 @@
         <w:pStyle w:val="BodyText"/>
       </w:pPr>
       <w:r>
-        <w:t>Our adaptation is outlined below and the following chapters detail our internal processes and standards to follow throughout each step in the data life cycle.</w:t>
+        <w:t xml:space="preserve">Our adaptation is outlined </w:t>
+      </w:r>
+      <w:proofErr w:type="gramStart"/>
+      <w:r>
+        <w:t>below</w:t>
+      </w:r>
+      <w:proofErr w:type="gramEnd"/>
+      <w:r>
+        <w:t xml:space="preserve"> and the following chapters detail our internal processes and standards to follow throughout each step in the data life cycle.</w:t>
       </w:r>
       <w:bookmarkStart w:id="14" w:name="data-life-cycle"/>
       <w:r>
@@ -4120,176 +4305,6 @@
                       <pic:pic xmlns:pic="http://schemas.openxmlformats.org/drawingml/2006/picture">
                         <pic:nvPicPr>
                           <pic:cNvPr id="0" name="Picture" descr="Icon&#10;&#10;AI-generated content may be incorrect."/>
-                          <pic:cNvPicPr>
-                            <a:picLocks noChangeAspect="1" noChangeArrowheads="1"/>
-                          </pic:cNvPicPr>
-                        </pic:nvPicPr>
-                        <pic:blipFill>
-                          <a:blip r:embed="rId20" cstate="print">
-                            <a:extLst>
-                              <a:ext uri="{28A0092B-C50C-407E-A947-70E740481C1C}">
-                                <a14:useLocalDpi xmlns:a14="http://schemas.microsoft.com/office/drawing/2010/main" val="0"/>
-                              </a:ext>
-                            </a:extLst>
-                          </a:blip>
-                          <a:srcRect/>
-                          <a:stretch>
-                            <a:fillRect/>
-                          </a:stretch>
-                        </pic:blipFill>
-                        <pic:spPr bwMode="auto">
-                          <a:xfrm>
-                            <a:off x="0" y="0"/>
-                            <a:ext cx="952500" cy="952500"/>
-                          </a:xfrm>
-                          <a:prstGeom prst="rect">
-                            <a:avLst/>
-                          </a:prstGeom>
-                          <a:noFill/>
-                          <a:ln>
-                            <a:noFill/>
-                          </a:ln>
-                        </pic:spPr>
-                      </pic:pic>
-                    </a:graphicData>
-                  </a:graphic>
-                </wp:inline>
-              </w:drawing>
-            </w:r>
-          </w:p>
-        </w:tc>
-        <w:tc>
-          <w:tcPr>
-            <w:tcW w:w="7890" w:type="dxa"/>
-          </w:tcPr>
-          <w:p>
-            <w:r>
-              <w:rPr>
-                <w:b/>
-                <w:bCs/>
-              </w:rPr>
-              <w:t>Plan</w:t>
-            </w:r>
-          </w:p>
-          <w:p>
-            <w:r>
-              <w:t>Planning includes decisions about data acquisition, management, and quality control, as well as regular examinations of ways to improve. For example, each year we provide an updated spreadsheet template to Soiltest lab to ensure that measurements are reported with correct units and in the correct format. Special projects that deviate from our standard operating procedures require additional planning.</w:t>
-            </w:r>
-          </w:p>
-        </w:tc>
-      </w:tr>
-      <w:tr>
-        <w:tc>
-          <w:tcPr>
-            <w:tcW w:w="1716" w:type="dxa"/>
-            <w:vAlign w:val="center"/>
-          </w:tcPr>
-          <w:p>
-            <w:pPr>
-              <w:pStyle w:val="Compact"/>
-            </w:pPr>
-            <w:r>
-              <w:rPr>
-                <w:noProof/>
-              </w:rPr>
-              <w:drawing>
-                <wp:inline distT="0" distB="0" distL="0" distR="0" wp14:anchorId="3A321262" wp14:editId="4F76B3A0">
-                  <wp:extent cx="952500" cy="952500"/>
-                  <wp:effectExtent l="0" t="0" r="0" b="0"/>
-                  <wp:docPr id="203" name="Picture" descr="Icon&#10;&#10;AI-generated content may be incorrect."/>
-                  <wp:cNvGraphicFramePr>
-                    <a:graphicFrameLocks xmlns:a="http://schemas.openxmlformats.org/drawingml/2006/main" noChangeAspect="1"/>
-                  </wp:cNvGraphicFramePr>
-                  <a:graphic xmlns:a="http://schemas.openxmlformats.org/drawingml/2006/main">
-                    <a:graphicData uri="http://schemas.openxmlformats.org/drawingml/2006/picture">
-                      <pic:pic xmlns:pic="http://schemas.openxmlformats.org/drawingml/2006/picture">
-                        <pic:nvPicPr>
-                          <pic:cNvPr id="0" name="Picture" descr="Icon&#10;&#10;AI-generated content may be incorrect."/>
-                          <pic:cNvPicPr>
-                            <a:picLocks noChangeAspect="1" noChangeArrowheads="1"/>
-                          </pic:cNvPicPr>
-                        </pic:nvPicPr>
-                        <pic:blipFill>
-                          <a:blip r:embed="rId21" cstate="print">
-                            <a:extLst>
-                              <a:ext uri="{28A0092B-C50C-407E-A947-70E740481C1C}">
-                                <a14:useLocalDpi xmlns:a14="http://schemas.microsoft.com/office/drawing/2010/main" val="0"/>
-                              </a:ext>
-                            </a:extLst>
-                          </a:blip>
-                          <a:srcRect/>
-                          <a:stretch>
-                            <a:fillRect/>
-                          </a:stretch>
-                        </pic:blipFill>
-                        <pic:spPr bwMode="auto">
-                          <a:xfrm>
-                            <a:off x="0" y="0"/>
-                            <a:ext cx="952500" cy="952500"/>
-                          </a:xfrm>
-                          <a:prstGeom prst="rect">
-                            <a:avLst/>
-                          </a:prstGeom>
-                          <a:noFill/>
-                          <a:ln>
-                            <a:noFill/>
-                          </a:ln>
-                        </pic:spPr>
-                      </pic:pic>
-                    </a:graphicData>
-                  </a:graphic>
-                </wp:inline>
-              </w:drawing>
-            </w:r>
-          </w:p>
-        </w:tc>
-        <w:tc>
-          <w:tcPr>
-            <w:tcW w:w="7890" w:type="dxa"/>
-          </w:tcPr>
-          <w:p>
-            <w:r>
-              <w:rPr>
-                <w:b/>
-                <w:bCs/>
-              </w:rPr>
-              <w:t>Acquire</w:t>
-            </w:r>
-          </w:p>
-          <w:p>
-            <w:r>
-              <w:t>We acquire data by collecting and analyzing new samples, deriving new insights from existing samples, or accepting datasets from collaborators.</w:t>
-            </w:r>
-          </w:p>
-        </w:tc>
-      </w:tr>
-      <w:tr>
-        <w:tc>
-          <w:tcPr>
-            <w:tcW w:w="1716" w:type="dxa"/>
-            <w:vAlign w:val="center"/>
-          </w:tcPr>
-          <w:p>
-            <w:pPr>
-              <w:pStyle w:val="Compact"/>
-            </w:pPr>
-            <w:r>
-              <w:rPr>
-                <w:noProof/>
-              </w:rPr>
-              <w:drawing>
-                <wp:inline distT="0" distB="0" distL="0" distR="0" wp14:anchorId="13971C96" wp14:editId="32505918">
-                  <wp:extent cx="952500" cy="952500"/>
-                  <wp:effectExtent l="0" t="0" r="0" b="0"/>
-                  <wp:docPr id="202" name="Picture" descr="Logo&#10;&#10;AI-generated content may be incorrect."/>
-                  <wp:cNvGraphicFramePr>
-                    <a:graphicFrameLocks xmlns:a="http://schemas.openxmlformats.org/drawingml/2006/main" noChangeAspect="1"/>
-                  </wp:cNvGraphicFramePr>
-                  <a:graphic xmlns:a="http://schemas.openxmlformats.org/drawingml/2006/main">
-                    <a:graphicData uri="http://schemas.openxmlformats.org/drawingml/2006/picture">
-                      <pic:pic xmlns:pic="http://schemas.openxmlformats.org/drawingml/2006/picture">
-                        <pic:nvPicPr>
-                          <pic:cNvPr id="0" name="Picture" descr="Logo&#10;&#10;AI-generated content may be incorrect."/>
                           <pic:cNvPicPr>
                             <a:picLocks noChangeAspect="1" noChangeArrowheads="1"/>
                           </pic:cNvPicPr>
@@ -4338,12 +4353,12 @@
                 <w:b/>
                 <w:bCs/>
               </w:rPr>
-              <w:t>Maintain</w:t>
+              <w:t>Plan</w:t>
             </w:r>
           </w:p>
           <w:p>
             <w:r>
-              <w:t>Maintenance involves processing data for aggregation, analyses, and reporting. We create metadata that facilitates interpretation of the data. We also store a copy of our data in a format that is accessible to our collaborators and future selves.</w:t>
+              <w:t>Planning includes decisions about data acquisition, management, and quality control, as well as regular examinations of ways to improve. For example, each year we provide an updated spreadsheet template to Soiltest lab to ensure that measurements are reported with correct units and in the correct format. Special projects that deviate from our standard operating procedures require additional planning.</w:t>
             </w:r>
           </w:p>
         </w:tc>
@@ -4362,12 +4377,11 @@
               <w:rPr>
                 <w:noProof/>
               </w:rPr>
-              <w:lastRenderedPageBreak/>
               <w:drawing>
-                <wp:inline distT="0" distB="0" distL="0" distR="0" wp14:anchorId="00835922" wp14:editId="62DC23A5">
+                <wp:inline distT="0" distB="0" distL="0" distR="0" wp14:anchorId="3A321262" wp14:editId="4F76B3A0">
                   <wp:extent cx="952500" cy="952500"/>
                   <wp:effectExtent l="0" t="0" r="0" b="0"/>
-                  <wp:docPr id="201" name="Picture" descr="Icon&#10;&#10;AI-generated content may be incorrect."/>
+                  <wp:docPr id="203" name="Picture" descr="Icon&#10;&#10;AI-generated content may be incorrect."/>
                   <wp:cNvGraphicFramePr>
                     <a:graphicFrameLocks xmlns:a="http://schemas.openxmlformats.org/drawingml/2006/main" noChangeAspect="1"/>
                   </wp:cNvGraphicFramePr>
@@ -4424,12 +4438,12 @@
                 <w:b/>
                 <w:bCs/>
               </w:rPr>
-              <w:t>Access</w:t>
+              <w:t>Acquire</w:t>
             </w:r>
           </w:p>
           <w:p>
             <w:r>
-              <w:t>Access refers to data storage, publication, and security. Raw and processed data with accompanying metadata should be stored, backed up, and available for information sharing with our partners. With Senior Soil Scientist approval, anonymized and aggregated data that does not compromise growers’ personally identifiable information can be made publicly available in a data repository or data product/decision-support tool.</w:t>
+              <w:t>We acquire data by collecting and analyzing new samples, deriving new insights from existing samples, or accepting datasets from collaborators.</w:t>
             </w:r>
           </w:p>
         </w:tc>
@@ -4449,10 +4463,10 @@
                 <w:noProof/>
               </w:rPr>
               <w:drawing>
-                <wp:inline distT="0" distB="0" distL="0" distR="0" wp14:anchorId="360E6E35" wp14:editId="094CD034">
+                <wp:inline distT="0" distB="0" distL="0" distR="0" wp14:anchorId="13971C96" wp14:editId="32505918">
                   <wp:extent cx="952500" cy="952500"/>
                   <wp:effectExtent l="0" t="0" r="0" b="0"/>
-                  <wp:docPr id="200" name="Picture" descr="Icon&#10;&#10;AI-generated content may be incorrect."/>
+                  <wp:docPr id="202" name="Picture" descr="Logo&#10;&#10;AI-generated content may be incorrect."/>
                   <wp:cNvGraphicFramePr>
                     <a:graphicFrameLocks xmlns:a="http://schemas.openxmlformats.org/drawingml/2006/main" noChangeAspect="1"/>
                   </wp:cNvGraphicFramePr>
@@ -4460,7 +4474,7 @@
                     <a:graphicData uri="http://schemas.openxmlformats.org/drawingml/2006/picture">
                       <pic:pic xmlns:pic="http://schemas.openxmlformats.org/drawingml/2006/picture">
                         <pic:nvPicPr>
-                          <pic:cNvPr id="0" name="Picture" descr="Icon&#10;&#10;AI-generated content may be incorrect."/>
+                          <pic:cNvPr id="0" name="Picture" descr="Logo&#10;&#10;AI-generated content may be incorrect."/>
                           <pic:cNvPicPr>
                             <a:picLocks noChangeAspect="1" noChangeArrowheads="1"/>
                           </pic:cNvPicPr>
@@ -4509,12 +4523,12 @@
                 <w:b/>
                 <w:bCs/>
               </w:rPr>
-              <w:t>Evaluate</w:t>
+              <w:t>Maintain</w:t>
             </w:r>
           </w:p>
           <w:p>
             <w:r>
-              <w:t>We evaluate data while processing and analyzing it to maximize accuracy and productivity, while minimizing costs associated with errors or tedious data cleaning labor. Evaluation workflows should be efficient, well-documented, and reproducible. Our evaluated data help us better understand how environmental factors and management decisions impact soil health.</w:t>
+              <w:t>Maintenance involves processing data for aggregation, analyses, and reporting. We create metadata that facilitates interpretation of the data. We also store a copy of our data in a format that is accessible to our collaborators and future selves.</w:t>
             </w:r>
           </w:p>
         </w:tc>
@@ -4533,11 +4547,12 @@
               <w:rPr>
                 <w:noProof/>
               </w:rPr>
+              <w:lastRenderedPageBreak/>
               <w:drawing>
-                <wp:inline distT="0" distB="0" distL="0" distR="0" wp14:anchorId="57434D99" wp14:editId="6DF91FFB">
+                <wp:inline distT="0" distB="0" distL="0" distR="0" wp14:anchorId="00835922" wp14:editId="62DC23A5">
                   <wp:extent cx="952500" cy="952500"/>
                   <wp:effectExtent l="0" t="0" r="0" b="0"/>
-                  <wp:docPr id="199" name="Picture" descr="Icon&#10;&#10;AI-generated content may be incorrect."/>
+                  <wp:docPr id="201" name="Picture" descr="Icon&#10;&#10;AI-generated content may be incorrect."/>
                   <wp:cNvGraphicFramePr>
                     <a:graphicFrameLocks xmlns:a="http://schemas.openxmlformats.org/drawingml/2006/main" noChangeAspect="1"/>
                   </wp:cNvGraphicFramePr>
@@ -4594,12 +4609,200 @@
                 <w:b/>
                 <w:bCs/>
               </w:rPr>
-              <w:t>Archive</w:t>
+              <w:t>Access</w:t>
             </w:r>
           </w:p>
           <w:p>
             <w:r>
-              <w:t>Properly archiving our results supports the long-term storage and usefulness of our data. While similar to the Access element of the life cycle, archiving focuses on preserving data for historical and long-term access. For example, we archive each year’s raw data for long-term storage and set those files to Read-Only.</w:t>
+              <w:t>Access refers to data storage, publication, and security. Raw and processed data with accompanying metadata should be stored, backed up, and available for information sharing with our partners. With Senior Soil Scientist approval, anonymized and aggregated data that does not compromise growers’ personally identifiable information can be made publicly available in a data repository or data product/decision-support tool.</w:t>
+            </w:r>
+          </w:p>
+        </w:tc>
+      </w:tr>
+      <w:tr>
+        <w:tc>
+          <w:tcPr>
+            <w:tcW w:w="1716" w:type="dxa"/>
+            <w:vAlign w:val="center"/>
+          </w:tcPr>
+          <w:p>
+            <w:pPr>
+              <w:pStyle w:val="Compact"/>
+            </w:pPr>
+            <w:r>
+              <w:rPr>
+                <w:noProof/>
+              </w:rPr>
+              <w:drawing>
+                <wp:inline distT="0" distB="0" distL="0" distR="0" wp14:anchorId="360E6E35" wp14:editId="094CD034">
+                  <wp:extent cx="952500" cy="952500"/>
+                  <wp:effectExtent l="0" t="0" r="0" b="0"/>
+                  <wp:docPr id="200" name="Picture" descr="Icon&#10;&#10;AI-generated content may be incorrect."/>
+                  <wp:cNvGraphicFramePr>
+                    <a:graphicFrameLocks xmlns:a="http://schemas.openxmlformats.org/drawingml/2006/main" noChangeAspect="1"/>
+                  </wp:cNvGraphicFramePr>
+                  <a:graphic xmlns:a="http://schemas.openxmlformats.org/drawingml/2006/main">
+                    <a:graphicData uri="http://schemas.openxmlformats.org/drawingml/2006/picture">
+                      <pic:pic xmlns:pic="http://schemas.openxmlformats.org/drawingml/2006/picture">
+                        <pic:nvPicPr>
+                          <pic:cNvPr id="0" name="Picture" descr="Icon&#10;&#10;AI-generated content may be incorrect."/>
+                          <pic:cNvPicPr>
+                            <a:picLocks noChangeAspect="1" noChangeArrowheads="1"/>
+                          </pic:cNvPicPr>
+                        </pic:nvPicPr>
+                        <pic:blipFill>
+                          <a:blip r:embed="rId26" cstate="print">
+                            <a:extLst>
+                              <a:ext uri="{28A0092B-C50C-407E-A947-70E740481C1C}">
+                                <a14:useLocalDpi xmlns:a14="http://schemas.microsoft.com/office/drawing/2010/main" val="0"/>
+                              </a:ext>
+                            </a:extLst>
+                          </a:blip>
+                          <a:srcRect/>
+                          <a:stretch>
+                            <a:fillRect/>
+                          </a:stretch>
+                        </pic:blipFill>
+                        <pic:spPr bwMode="auto">
+                          <a:xfrm>
+                            <a:off x="0" y="0"/>
+                            <a:ext cx="952500" cy="952500"/>
+                          </a:xfrm>
+                          <a:prstGeom prst="rect">
+                            <a:avLst/>
+                          </a:prstGeom>
+                          <a:noFill/>
+                          <a:ln>
+                            <a:noFill/>
+                          </a:ln>
+                        </pic:spPr>
+                      </pic:pic>
+                    </a:graphicData>
+                  </a:graphic>
+                </wp:inline>
+              </w:drawing>
+            </w:r>
+          </w:p>
+        </w:tc>
+        <w:tc>
+          <w:tcPr>
+            <w:tcW w:w="7890" w:type="dxa"/>
+          </w:tcPr>
+          <w:p>
+            <w:proofErr w:type="gramStart"/>
+            <w:r>
+              <w:rPr>
+                <w:b/>
+                <w:bCs/>
+              </w:rPr>
+              <w:t>Evaluate</w:t>
+            </w:r>
+            <w:proofErr w:type="gramEnd"/>
+          </w:p>
+          <w:p>
+            <w:r>
+              <w:t>We evaluate data while processing and analyzing it to maximize accuracy and productivity, while minimizing costs associated with errors or tedious data cleaning labor. Evaluation workflows should be efficient, well-documented, and reproducible. Our evaluated data help us better understand how environmental factors and management decisions impact soil health.</w:t>
+            </w:r>
+          </w:p>
+        </w:tc>
+      </w:tr>
+      <w:tr>
+        <w:tc>
+          <w:tcPr>
+            <w:tcW w:w="1716" w:type="dxa"/>
+            <w:vAlign w:val="center"/>
+          </w:tcPr>
+          <w:p>
+            <w:pPr>
+              <w:pStyle w:val="Compact"/>
+            </w:pPr>
+            <w:r>
+              <w:rPr>
+                <w:noProof/>
+              </w:rPr>
+              <w:drawing>
+                <wp:inline distT="0" distB="0" distL="0" distR="0" wp14:anchorId="57434D99" wp14:editId="6DF91FFB">
+                  <wp:extent cx="952500" cy="952500"/>
+                  <wp:effectExtent l="0" t="0" r="0" b="0"/>
+                  <wp:docPr id="199" name="Picture" descr="Icon&#10;&#10;AI-generated content may be incorrect."/>
+                  <wp:cNvGraphicFramePr>
+                    <a:graphicFrameLocks xmlns:a="http://schemas.openxmlformats.org/drawingml/2006/main" noChangeAspect="1"/>
+                  </wp:cNvGraphicFramePr>
+                  <a:graphic xmlns:a="http://schemas.openxmlformats.org/drawingml/2006/main">
+                    <a:graphicData uri="http://schemas.openxmlformats.org/drawingml/2006/picture">
+                      <pic:pic xmlns:pic="http://schemas.openxmlformats.org/drawingml/2006/picture">
+                        <pic:nvPicPr>
+                          <pic:cNvPr id="0" name="Picture" descr="Icon&#10;&#10;AI-generated content may be incorrect."/>
+                          <pic:cNvPicPr>
+                            <a:picLocks noChangeAspect="1" noChangeArrowheads="1"/>
+                          </pic:cNvPicPr>
+                        </pic:nvPicPr>
+                        <pic:blipFill>
+                          <a:blip r:embed="rId27" cstate="print">
+                            <a:extLst>
+                              <a:ext uri="{28A0092B-C50C-407E-A947-70E740481C1C}">
+                                <a14:useLocalDpi xmlns:a14="http://schemas.microsoft.com/office/drawing/2010/main" val="0"/>
+                              </a:ext>
+                            </a:extLst>
+                          </a:blip>
+                          <a:srcRect/>
+                          <a:stretch>
+                            <a:fillRect/>
+                          </a:stretch>
+                        </pic:blipFill>
+                        <pic:spPr bwMode="auto">
+                          <a:xfrm>
+                            <a:off x="0" y="0"/>
+                            <a:ext cx="952500" cy="952500"/>
+                          </a:xfrm>
+                          <a:prstGeom prst="rect">
+                            <a:avLst/>
+                          </a:prstGeom>
+                          <a:noFill/>
+                          <a:ln>
+                            <a:noFill/>
+                          </a:ln>
+                        </pic:spPr>
+                      </pic:pic>
+                    </a:graphicData>
+                  </a:graphic>
+                </wp:inline>
+              </w:drawing>
+            </w:r>
+          </w:p>
+        </w:tc>
+        <w:tc>
+          <w:tcPr>
+            <w:tcW w:w="7890" w:type="dxa"/>
+          </w:tcPr>
+          <w:p>
+            <w:r>
+              <w:rPr>
+                <w:b/>
+                <w:bCs/>
+              </w:rPr>
+              <w:t>Archive</w:t>
+            </w:r>
+          </w:p>
+          <w:p>
+            <w:r>
+              <w:t xml:space="preserve">Properly </w:t>
+            </w:r>
+            <w:proofErr w:type="gramStart"/>
+            <w:r>
+              <w:t>archiving</w:t>
+            </w:r>
+            <w:proofErr w:type="gramEnd"/>
+            <w:r>
+              <w:t xml:space="preserve"> our results supports the long-term storage and usefulness of our data. While </w:t>
+            </w:r>
+            <w:proofErr w:type="gramStart"/>
+            <w:r>
+              <w:t>similar to</w:t>
+            </w:r>
+            <w:proofErr w:type="gramEnd"/>
+            <w:r>
+              <w:t xml:space="preserve"> the Access element of the life cycle, archiving focuses on preserving data for historical and long-term access. For example, we archive each year’s raw data for long-term storage and set those files to Read-Only.</w:t>
             </w:r>
           </w:p>
         </w:tc>
@@ -4636,7 +4839,7 @@
                           </pic:cNvPicPr>
                         </pic:nvPicPr>
                         <pic:blipFill>
-                          <a:blip r:embed="rId26" cstate="print">
+                          <a:blip r:embed="rId28" cstate="print">
                             <a:extLst>
                               <a:ext uri="{28A0092B-C50C-407E-A947-70E740481C1C}">
                                 <a14:useLocalDpi xmlns:a14="http://schemas.microsoft.com/office/drawing/2010/main" val="0"/>
@@ -4737,7 +4940,15 @@
         <w:pStyle w:val="FirstParagraph"/>
       </w:pPr>
       <w:r>
-        <w:t>Non-digital data, such as field forms, management surveys, and chain of custody forms, are manually recorded on paper forms. Paper forms must be transcribed or converted to digital file formats and then stored in the WaSHI filing cabinet in the Natural Resources Building in Olympia.</w:t>
+        <w:t xml:space="preserve">Non-digital data, such as field forms, management surveys, and chain of custody forms, are manually recorded on paper forms. Paper forms must be transcribed or converted </w:t>
+      </w:r>
+      <w:proofErr w:type="gramStart"/>
+      <w:r>
+        <w:t>to</w:t>
+      </w:r>
+      <w:proofErr w:type="gramEnd"/>
+      <w:r>
+        <w:t xml:space="preserve"> digital file formats and then stored in the WaSHI filing cabinet in the Natural Resources Building in Olympia.</w:t>
       </w:r>
     </w:p>
     <w:p>
@@ -4755,7 +4966,15 @@
         <w:pStyle w:val="FirstParagraph"/>
       </w:pPr>
       <w:r>
-        <w:t>Digital data include tabular, spatial, and binary data, such as lab results, sample locations, and field photos. Non-conventional data also include code, algorithms, tools, and workflows.</w:t>
+        <w:t xml:space="preserve">Digital data include tabular, spatial, and binary data, such as lab results, sample locations, and field photos. Non-conventional data also </w:t>
+      </w:r>
+      <w:proofErr w:type="gramStart"/>
+      <w:r>
+        <w:t>include</w:t>
+      </w:r>
+      <w:proofErr w:type="gramEnd"/>
+      <w:r>
+        <w:t xml:space="preserve"> code, algorithms, tools, and workflows.</w:t>
       </w:r>
     </w:p>
     <w:p>
@@ -4770,7 +4989,15 @@
         <w:t>Tabular data</w:t>
       </w:r>
       <w:r>
-        <w:t xml:space="preserve"> include comma separated values (csv), tab separated values (tsv), Microsoft Excel open XML spreadsheet (xlsx), and portable document format (pdf).</w:t>
+        <w:t xml:space="preserve"> include comma separated values (csv), tab separated values (</w:t>
+      </w:r>
+      <w:proofErr w:type="spellStart"/>
+      <w:r>
+        <w:t>tsv</w:t>
+      </w:r>
+      <w:proofErr w:type="spellEnd"/>
+      <w:r>
+        <w:t>), Microsoft Excel open XML spreadsheet (xlsx), and portable document format (pdf).</w:t>
       </w:r>
     </w:p>
     <w:p>
@@ -4785,7 +5012,23 @@
         <w:t>Spatial data</w:t>
       </w:r>
       <w:r>
-        <w:t xml:space="preserve"> include file geodatabases (gdb), vector shapefiles (zipped folder containing multiple file extensions), keyhole markup language (kml or kmz). Tabular data may also contain spatial data such as longitude and latitude.</w:t>
+        <w:t xml:space="preserve"> include file geodatabases (</w:t>
+      </w:r>
+      <w:proofErr w:type="spellStart"/>
+      <w:r>
+        <w:t>gdb</w:t>
+      </w:r>
+      <w:proofErr w:type="spellEnd"/>
+      <w:r>
+        <w:t>), vector shapefiles (zipped folder containing multiple file extensions), keyhole markup language (</w:t>
+      </w:r>
+      <w:proofErr w:type="spellStart"/>
+      <w:r>
+        <w:t>kml</w:t>
+      </w:r>
+      <w:proofErr w:type="spellEnd"/>
+      <w:r>
+        <w:t xml:space="preserve"> or kmz). Tabular data may also contain spatial data such as longitude and latitude.</w:t>
       </w:r>
     </w:p>
     <w:p>
@@ -4800,7 +5043,39 @@
         <w:t>Binary data</w:t>
       </w:r>
       <w:r>
-        <w:t xml:space="preserve"> include photos (jpeg, png, gif, tiff), videos (mp4), code (R, py, js), and object-oriented data files (RDS, Rdata, parquet, arrow).</w:t>
+        <w:t xml:space="preserve"> include photos (jpeg, </w:t>
+      </w:r>
+      <w:proofErr w:type="spellStart"/>
+      <w:r>
+        <w:t>png</w:t>
+      </w:r>
+      <w:proofErr w:type="spellEnd"/>
+      <w:r>
+        <w:t xml:space="preserve">, gif, tiff), videos (mp4), code (R, </w:t>
+      </w:r>
+      <w:proofErr w:type="spellStart"/>
+      <w:r>
+        <w:t>py</w:t>
+      </w:r>
+      <w:proofErr w:type="spellEnd"/>
+      <w:r>
+        <w:t xml:space="preserve">, </w:t>
+      </w:r>
+      <w:proofErr w:type="spellStart"/>
+      <w:r>
+        <w:t>js</w:t>
+      </w:r>
+      <w:proofErr w:type="spellEnd"/>
+      <w:r>
+        <w:t xml:space="preserve">), and object-oriented data files (RDS, </w:t>
+      </w:r>
+      <w:proofErr w:type="spellStart"/>
+      <w:r>
+        <w:t>Rdata</w:t>
+      </w:r>
+      <w:proofErr w:type="spellEnd"/>
+      <w:r>
+        <w:t>, parquet, arrow).</w:t>
       </w:r>
     </w:p>
     <w:p>
@@ -4815,7 +5090,23 @@
         <w:t>Proprietary data formats</w:t>
       </w:r>
       <w:r>
-        <w:t xml:space="preserve"> include Microsoft Excel, Word, and Powerpoint files (xlsx, docx, pptx). RDS and RData files are examples of application-specific data formats that can only be opened using the R programming language or RStudio IDE. These types of files should be saved in conjunction with a copy of the data in a non-proprietary and open-standard format, such as csv, to maintain accessibility for those who do not have Microsoft Office or do not use R.</w:t>
+        <w:t xml:space="preserve"> include Microsoft Excel, Word, and </w:t>
+      </w:r>
+      <w:proofErr w:type="spellStart"/>
+      <w:r>
+        <w:t>Powerpoint</w:t>
+      </w:r>
+      <w:proofErr w:type="spellEnd"/>
+      <w:r>
+        <w:t xml:space="preserve"> files (xlsx, docx, pptx). RDS and </w:t>
+      </w:r>
+      <w:proofErr w:type="spellStart"/>
+      <w:r>
+        <w:t>RData</w:t>
+      </w:r>
+      <w:proofErr w:type="spellEnd"/>
+      <w:r>
+        <w:t xml:space="preserve"> files are examples of application-specific data formats that can only be opened using the R programming language or RStudio IDE. These types of files should be saved in conjunction with a copy of the data in a non-proprietary and open-standard format, such as csv, to maintain accessibility for those who do not have Microsoft Office or do not use R.</w:t>
       </w:r>
     </w:p>
     <w:p>
@@ -4845,7 +5136,31 @@
         <w:t>Notebooks</w:t>
       </w:r>
       <w:r>
-        <w:t xml:space="preserve"> combine text with executable code to generate written documents and presentations in docx, pptx, html, or pdf formats. These notebooks are stored in formats depending on the programming language: a couple examples include Quarto (qmd) and Jupyter notebook (ipynb).</w:t>
+        <w:t xml:space="preserve"> combine text with executable code to generate written documents and presentations in docx, pptx, html, or pdf formats. These notebooks are stored in formats depending on the programming language: a couple examples include Quarto (</w:t>
+      </w:r>
+      <w:proofErr w:type="spellStart"/>
+      <w:r>
+        <w:t>qmd</w:t>
+      </w:r>
+      <w:proofErr w:type="spellEnd"/>
+      <w:r>
+        <w:t xml:space="preserve">) and </w:t>
+      </w:r>
+      <w:proofErr w:type="spellStart"/>
+      <w:r>
+        <w:t>Jupyter</w:t>
+      </w:r>
+      <w:proofErr w:type="spellEnd"/>
+      <w:r>
+        <w:t xml:space="preserve"> notebook (</w:t>
+      </w:r>
+      <w:proofErr w:type="spellStart"/>
+      <w:r>
+        <w:t>ipynb</w:t>
+      </w:r>
+      <w:proofErr w:type="spellEnd"/>
+      <w:r>
+        <w:t>).</w:t>
       </w:r>
     </w:p>
     <w:p>
@@ -4992,8 +5307,21 @@
               <w:pStyle w:val="Compact"/>
             </w:pPr>
             <w:r>
-              <w:t>csv, xlsx, pdf, xml, json, RDS, RData</w:t>
-            </w:r>
+              <w:t xml:space="preserve">csv, xlsx, pdf, xml, </w:t>
+            </w:r>
+            <w:proofErr w:type="spellStart"/>
+            <w:r>
+              <w:t>json</w:t>
+            </w:r>
+            <w:proofErr w:type="spellEnd"/>
+            <w:r>
+              <w:t xml:space="preserve">, RDS, </w:t>
+            </w:r>
+            <w:proofErr w:type="spellStart"/>
+            <w:r>
+              <w:t>RData</w:t>
+            </w:r>
+            <w:proofErr w:type="spellEnd"/>
           </w:p>
         </w:tc>
       </w:tr>
@@ -5037,7 +5365,15 @@
               <w:pStyle w:val="Compact"/>
             </w:pPr>
             <w:r>
-              <w:t>csv, xlsx, RDS, RData, scanned paper form</w:t>
+              <w:t xml:space="preserve">csv, xlsx, RDS, </w:t>
+            </w:r>
+            <w:proofErr w:type="spellStart"/>
+            <w:r>
+              <w:t>RData</w:t>
+            </w:r>
+            <w:proofErr w:type="spellEnd"/>
+            <w:r>
+              <w:t>, scanned paper form</w:t>
             </w:r>
           </w:p>
         </w:tc>
@@ -5116,8 +5452,13 @@
             <w:pPr>
               <w:pStyle w:val="Compact"/>
             </w:pPr>
-            <w:r>
-              <w:t>Identified prior to sampling using ArcGIS Online and updated while sampling using ArcGIS Field Maps</w:t>
+            <w:proofErr w:type="gramStart"/>
+            <w:r>
+              <w:t>Identified</w:t>
+            </w:r>
+            <w:proofErr w:type="gramEnd"/>
+            <w:r>
+              <w:t xml:space="preserve"> prior to sampling using ArcGIS Online and updated while sampling using ArcGIS Field Maps</w:t>
             </w:r>
           </w:p>
         </w:tc>
@@ -5130,7 +5471,15 @@
               <w:pStyle w:val="Compact"/>
             </w:pPr>
             <w:r>
-              <w:t>ArcGIS feature layer, shp, kmz, csv, xlsx</w:t>
+              <w:t xml:space="preserve">ArcGIS feature layer, </w:t>
+            </w:r>
+            <w:proofErr w:type="spellStart"/>
+            <w:r>
+              <w:t>shp</w:t>
+            </w:r>
+            <w:proofErr w:type="spellEnd"/>
+            <w:r>
+              <w:t>, kmz, csv, xlsx</w:t>
             </w:r>
           </w:p>
         </w:tc>
@@ -5209,7 +5558,7 @@
             <w:pPr>
               <w:pStyle w:val="Compact"/>
             </w:pPr>
-            <w:hyperlink r:id="rId27">
+            <w:hyperlink r:id="rId29">
               <w:r>
                 <w:rPr>
                   <w:rStyle w:val="Hyperlink"/>
@@ -5220,7 +5569,7 @@
             <w:r>
               <w:t xml:space="preserve">, </w:t>
             </w:r>
-            <w:hyperlink r:id="rId28">
+            <w:hyperlink r:id="rId30">
               <w:r>
                 <w:rPr>
                   <w:rStyle w:val="Hyperlink"/>
@@ -5231,7 +5580,7 @@
             <w:r>
               <w:t xml:space="preserve">, </w:t>
             </w:r>
-            <w:hyperlink r:id="rId29">
+            <w:hyperlink r:id="rId31">
               <w:r>
                 <w:rPr>
                   <w:rStyle w:val="Hyperlink"/>
@@ -5250,8 +5599,29 @@
               <w:pStyle w:val="Compact"/>
             </w:pPr>
             <w:r>
-              <w:t>csv, shp, netCDF, tiff, gdb</w:t>
-            </w:r>
+              <w:t xml:space="preserve">csv, </w:t>
+            </w:r>
+            <w:proofErr w:type="spellStart"/>
+            <w:r>
+              <w:t>shp</w:t>
+            </w:r>
+            <w:proofErr w:type="spellEnd"/>
+            <w:r>
+              <w:t xml:space="preserve">, </w:t>
+            </w:r>
+            <w:proofErr w:type="spellStart"/>
+            <w:r>
+              <w:t>netCDF</w:t>
+            </w:r>
+            <w:proofErr w:type="spellEnd"/>
+            <w:r>
+              <w:t xml:space="preserve">, tiff, </w:t>
+            </w:r>
+            <w:proofErr w:type="spellStart"/>
+            <w:r>
+              <w:t>gdb</w:t>
+            </w:r>
+            <w:proofErr w:type="spellEnd"/>
           </w:p>
         </w:tc>
       </w:tr>
@@ -5283,7 +5653,7 @@
             <w:pPr>
               <w:pStyle w:val="Compact"/>
             </w:pPr>
-            <w:hyperlink r:id="rId30">
+            <w:hyperlink r:id="rId32">
               <w:r>
                 <w:rPr>
                   <w:rStyle w:val="Hyperlink"/>
@@ -5294,13 +5664,21 @@
             <w:r>
               <w:t xml:space="preserve">, </w:t>
             </w:r>
-            <w:hyperlink r:id="rId31">
+            <w:hyperlink r:id="rId33">
               <w:r>
                 <w:rPr>
                   <w:rStyle w:val="Hyperlink"/>
                 </w:rPr>
-                <w:t>NRCS WA gSSURGO</w:t>
+                <w:t xml:space="preserve">NRCS WA </w:t>
               </w:r>
+              <w:proofErr w:type="spellStart"/>
+              <w:r>
+                <w:rPr>
+                  <w:rStyle w:val="Hyperlink"/>
+                </w:rPr>
+                <w:t>gSSURGO</w:t>
+              </w:r>
+              <w:proofErr w:type="spellEnd"/>
             </w:hyperlink>
           </w:p>
         </w:tc>
@@ -5313,9 +5691,19 @@
             <w:pPr>
               <w:pStyle w:val="Compact"/>
             </w:pPr>
-            <w:r>
-              <w:t>gdb, accdb</w:t>
-            </w:r>
+            <w:proofErr w:type="spellStart"/>
+            <w:r>
+              <w:t>gdb</w:t>
+            </w:r>
+            <w:proofErr w:type="spellEnd"/>
+            <w:r>
+              <w:t xml:space="preserve">, </w:t>
+            </w:r>
+            <w:proofErr w:type="spellStart"/>
+            <w:r>
+              <w:t>accdb</w:t>
+            </w:r>
+            <w:proofErr w:type="spellEnd"/>
           </w:p>
         </w:tc>
       </w:tr>
@@ -5359,8 +5747,21 @@
               <w:pStyle w:val="Compact"/>
             </w:pPr>
             <w:r>
-              <w:t>jpeg, png, gif, tiff, svg</w:t>
-            </w:r>
+              <w:t xml:space="preserve">jpeg, </w:t>
+            </w:r>
+            <w:proofErr w:type="spellStart"/>
+            <w:r>
+              <w:t>png</w:t>
+            </w:r>
+            <w:proofErr w:type="spellEnd"/>
+            <w:r>
+              <w:t xml:space="preserve">, gif, tiff, </w:t>
+            </w:r>
+            <w:proofErr w:type="spellStart"/>
+            <w:r>
+              <w:t>svg</w:t>
+            </w:r>
+            <w:proofErr w:type="spellEnd"/>
           </w:p>
         </w:tc>
       </w:tr>
@@ -5545,8 +5946,69 @@
               <w:pStyle w:val="Compact"/>
             </w:pPr>
             <w:r>
-              <w:t>R, py, ipynb, js, yml, rmd, qmd, css, scss</w:t>
-            </w:r>
+              <w:t xml:space="preserve">R, </w:t>
+            </w:r>
+            <w:proofErr w:type="spellStart"/>
+            <w:r>
+              <w:t>py</w:t>
+            </w:r>
+            <w:proofErr w:type="spellEnd"/>
+            <w:r>
+              <w:t xml:space="preserve">, </w:t>
+            </w:r>
+            <w:proofErr w:type="spellStart"/>
+            <w:r>
+              <w:t>ipynb</w:t>
+            </w:r>
+            <w:proofErr w:type="spellEnd"/>
+            <w:r>
+              <w:t xml:space="preserve">, </w:t>
+            </w:r>
+            <w:proofErr w:type="spellStart"/>
+            <w:r>
+              <w:t>js</w:t>
+            </w:r>
+            <w:proofErr w:type="spellEnd"/>
+            <w:r>
+              <w:t xml:space="preserve">, </w:t>
+            </w:r>
+            <w:proofErr w:type="spellStart"/>
+            <w:r>
+              <w:t>yml</w:t>
+            </w:r>
+            <w:proofErr w:type="spellEnd"/>
+            <w:r>
+              <w:t xml:space="preserve">, </w:t>
+            </w:r>
+            <w:proofErr w:type="spellStart"/>
+            <w:r>
+              <w:t>rmd</w:t>
+            </w:r>
+            <w:proofErr w:type="spellEnd"/>
+            <w:r>
+              <w:t xml:space="preserve">, </w:t>
+            </w:r>
+            <w:proofErr w:type="spellStart"/>
+            <w:r>
+              <w:t>qmd</w:t>
+            </w:r>
+            <w:proofErr w:type="spellEnd"/>
+            <w:r>
+              <w:t xml:space="preserve">, </w:t>
+            </w:r>
+            <w:proofErr w:type="spellStart"/>
+            <w:r>
+              <w:t>css</w:t>
+            </w:r>
+            <w:proofErr w:type="spellEnd"/>
+            <w:r>
+              <w:t xml:space="preserve">, </w:t>
+            </w:r>
+            <w:proofErr w:type="spellStart"/>
+            <w:r>
+              <w:t>scss</w:t>
+            </w:r>
+            <w:proofErr w:type="spellEnd"/>
           </w:p>
         </w:tc>
       </w:tr>
@@ -5604,7 +6066,7 @@
                           </pic:cNvPicPr>
                         </pic:nvPicPr>
                         <pic:blipFill>
-                          <a:blip r:embed="rId32">
+                          <a:blip r:embed="rId34">
                             <a:extLst>
                               <a:ext uri="{28A0092B-C50C-407E-A947-70E740481C1C}">
                                 <a14:useLocalDpi xmlns:a14="http://schemas.microsoft.com/office/drawing/2010/main" val="0"/>
@@ -5649,8 +6111,13 @@
               <w:t>ISO 8601</w:t>
             </w:r>
             <w:r>
-              <w:t>, Randall Munroe’s xkcd</w:t>
-            </w:r>
+              <w:t xml:space="preserve">, Randall Munroe’s </w:t>
+            </w:r>
+            <w:proofErr w:type="spellStart"/>
+            <w:r>
+              <w:t>xkcd</w:t>
+            </w:r>
+            <w:proofErr w:type="spellEnd"/>
           </w:p>
         </w:tc>
       </w:tr>
@@ -5688,7 +6155,7 @@
       <w:r>
         <w:t xml:space="preserve"> according to </w:t>
       </w:r>
-      <w:hyperlink r:id="rId33">
+      <w:hyperlink r:id="rId35">
         <w:r>
           <w:rPr>
             <w:rStyle w:val="Hyperlink"/>
@@ -5722,7 +6189,11 @@
         <w:t>T</w:t>
       </w:r>
       <w:r>
-        <w:t>HH:MM:SS</w:t>
+        <w:t>HH:</w:t>
+      </w:r>
+      <w:proofErr w:type="gramStart"/>
+      <w:r>
+        <w:t>MM:SS</w:t>
       </w:r>
       <w:r>
         <w:rPr>
@@ -5731,6 +6202,7 @@
         </w:rPr>
         <w:t>Z</w:t>
       </w:r>
+      <w:proofErr w:type="gramEnd"/>
       <w:r>
         <w:t>.</w:t>
       </w:r>
@@ -5825,8 +6297,13 @@
         <w:t>T</w:t>
       </w:r>
       <w:r>
-        <w:t>HH:MM:SS</w:t>
-      </w:r>
+        <w:t>HH:</w:t>
+      </w:r>
+      <w:proofErr w:type="gramStart"/>
+      <w:r>
+        <w:t>MM:SS</w:t>
+      </w:r>
+      <w:proofErr w:type="gramEnd"/>
       <w:r>
         <w:rPr>
           <w:b/>
@@ -5868,8 +6345,13 @@
         <w:t>T</w:t>
       </w:r>
       <w:r>
-        <w:t>HH:MM:SS</w:t>
-      </w:r>
+        <w:t>HH:</w:t>
+      </w:r>
+      <w:proofErr w:type="gramStart"/>
+      <w:r>
+        <w:t>MM:SS</w:t>
+      </w:r>
+      <w:proofErr w:type="gramEnd"/>
       <w:r>
         <w:rPr>
           <w:b/>
@@ -5902,7 +6384,7 @@
       <w:r>
         <w:t xml:space="preserve"> data will be accompanied by metadata that abides by the </w:t>
       </w:r>
-      <w:hyperlink r:id="rId34">
+      <w:hyperlink r:id="rId36">
         <w:r>
           <w:rPr>
             <w:rStyle w:val="Hyperlink"/>
@@ -5913,7 +6395,7 @@
       <w:r>
         <w:t xml:space="preserve"> and follows Esri’s </w:t>
       </w:r>
-      <w:hyperlink r:id="rId35">
+      <w:hyperlink r:id="rId37">
         <w:r>
           <w:rPr>
             <w:rStyle w:val="Hyperlink"/>
@@ -6016,7 +6498,7 @@
                           </pic:cNvPicPr>
                         </pic:nvPicPr>
                         <pic:blipFill>
-                          <a:blip r:embed="rId36">
+                          <a:blip r:embed="rId38">
                             <a:extLst>
                               <a:ext uri="{28A0092B-C50C-407E-A947-70E740481C1C}">
                                 <a14:useLocalDpi xmlns:a14="http://schemas.microsoft.com/office/drawing/2010/main" val="0"/>
@@ -6061,8 +6543,13 @@
               <w:t>Documents</w:t>
             </w:r>
             <w:r>
-              <w:t>, Randall Munroe’s xkcd</w:t>
-            </w:r>
+              <w:t xml:space="preserve">, Randall Munroe’s </w:t>
+            </w:r>
+            <w:proofErr w:type="spellStart"/>
+            <w:r>
+              <w:t>xkcd</w:t>
+            </w:r>
+            <w:proofErr w:type="spellEnd"/>
           </w:p>
         </w:tc>
       </w:tr>
@@ -6157,7 +6644,15 @@
         </w:numPr>
       </w:pPr>
       <w:r>
-        <w:t xml:space="preserve">URLs cannot have spaces in them. They must be escaped with this character entity </w:t>
+        <w:t xml:space="preserve">URLs cannot have </w:t>
+      </w:r>
+      <w:proofErr w:type="gramStart"/>
+      <w:r>
+        <w:t>spaces</w:t>
+      </w:r>
+      <w:proofErr w:type="gramEnd"/>
+      <w:r>
+        <w:t xml:space="preserve"> in them. They must be escaped with this character entity </w:t>
       </w:r>
       <w:r>
         <w:rPr>
@@ -6194,7 +6689,7 @@
       <w:r>
         <w:t xml:space="preserve">For more web-specific naming conventions, see this </w:t>
       </w:r>
-      <w:hyperlink r:id="rId37">
+      <w:hyperlink r:id="rId39">
         <w:r>
           <w:rPr>
             <w:rStyle w:val="Hyperlink"/>
@@ -6324,7 +6819,7 @@
                           </pic:cNvPicPr>
                         </pic:nvPicPr>
                         <pic:blipFill>
-                          <a:blip r:embed="rId38" cstate="print">
+                          <a:blip r:embed="rId40" cstate="print">
                             <a:extLst>
                               <a:ext uri="{28A0092B-C50C-407E-A947-70E740481C1C}">
                                 <a14:useLocalDpi xmlns:a14="http://schemas.microsoft.com/office/drawing/2010/main" val="0"/>
@@ -6364,7 +6859,7 @@
             <w:r>
               <w:t xml:space="preserve">Artwork by </w:t>
             </w:r>
-            <w:hyperlink r:id="rId39">
+            <w:hyperlink r:id="rId41">
               <w:r>
                 <w:rPr>
                   <w:rStyle w:val="Hyperlink"/>
@@ -6399,7 +6894,15 @@
         <w:t>kebab-case</w:t>
       </w:r>
       <w:r>
-        <w:t xml:space="preserve">: all lowercase with hyphens separating words. Use for </w:t>
+        <w:t xml:space="preserve">: all lowercase with hyphens separating words. </w:t>
+      </w:r>
+      <w:proofErr w:type="gramStart"/>
+      <w:r>
+        <w:t>Use for</w:t>
+      </w:r>
+      <w:proofErr w:type="gramEnd"/>
+      <w:r>
+        <w:t xml:space="preserve"> </w:t>
       </w:r>
       <w:r>
         <w:rPr>
@@ -6429,6 +6932,7 @@
           <w:numId w:val="20"/>
         </w:numPr>
       </w:pPr>
+      <w:proofErr w:type="spellStart"/>
       <w:r>
         <w:rPr>
           <w:b/>
@@ -6436,8 +6940,17 @@
         </w:rPr>
         <w:t>snake_case</w:t>
       </w:r>
-      <w:r>
-        <w:t xml:space="preserve">: all lowercase with underscores separating words. Only use for </w:t>
+      <w:proofErr w:type="spellEnd"/>
+      <w:r>
+        <w:t xml:space="preserve">: all lowercase with underscores separating words. Only </w:t>
+      </w:r>
+      <w:proofErr w:type="gramStart"/>
+      <w:r>
+        <w:t>use for</w:t>
+      </w:r>
+      <w:proofErr w:type="gramEnd"/>
+      <w:r>
+        <w:t xml:space="preserve"> </w:t>
       </w:r>
       <w:r>
         <w:rPr>
@@ -6485,8 +6998,13 @@
       <w:pPr>
         <w:pStyle w:val="FirstParagraph"/>
       </w:pPr>
-      <w:r>
-        <w:t>Deliberately use underscores and hyphens so we can easily understand the contents and programmatically parse file and folder names.</w:t>
+      <w:proofErr w:type="gramStart"/>
+      <w:r>
+        <w:t>Deliberately</w:t>
+      </w:r>
+      <w:proofErr w:type="gramEnd"/>
+      <w:r>
+        <w:t xml:space="preserve"> use underscores and hyphens so we can easily understand the contents and programmatically parse file and folder names.</w:t>
       </w:r>
     </w:p>
     <w:p>
@@ -6499,12 +7017,14 @@
       <w:r>
         <w:t xml:space="preserve">Use underscores to delineate metadata elements (i.e. date from name from version </w:t>
       </w:r>
+      <w:proofErr w:type="spellStart"/>
       <w:r>
         <w:rPr>
           <w:rStyle w:val="VerbatimChar"/>
         </w:rPr>
         <w:t>date_name_version</w:t>
       </w:r>
+      <w:proofErr w:type="spellEnd"/>
       <w:r>
         <w:t>).</w:t>
       </w:r>
@@ -6528,11 +7048,19 @@
       <w:r>
         <w:t xml:space="preserve"> or name </w:t>
       </w:r>
+      <w:proofErr w:type="spellStart"/>
       <w:r>
         <w:rPr>
           <w:rStyle w:val="VerbatimChar"/>
         </w:rPr>
-        <w:t>wsda-washi-presentation</w:t>
+        <w:t>wsda</w:t>
+      </w:r>
+      <w:proofErr w:type="spellEnd"/>
+      <w:r>
+        <w:rPr>
+          <w:rStyle w:val="VerbatimChar"/>
+        </w:rPr>
+        <w:t>-washi-presentation</w:t>
       </w:r>
       <w:r>
         <w:t>).</w:t>
@@ -6545,7 +7073,15 @@
       <w:bookmarkStart w:id="31" w:name="no-spaces-or-special-characters"/>
       <w:bookmarkEnd w:id="30"/>
       <w:r>
-        <w:t>No spaces or special characters</w:t>
+        <w:t xml:space="preserve">No </w:t>
+      </w:r>
+      <w:proofErr w:type="gramStart"/>
+      <w:r>
+        <w:t>spaces</w:t>
+      </w:r>
+      <w:proofErr w:type="gramEnd"/>
+      <w:r>
+        <w:t xml:space="preserve"> or special characters</w:t>
       </w:r>
     </w:p>
     <w:p>
@@ -6568,7 +7104,14 @@
         <w:rPr>
           <w:rStyle w:val="VerbatimChar"/>
         </w:rPr>
-        <w:t>()</w:t>
+        <w:t>(</w:t>
+      </w:r>
+      <w:proofErr w:type="gramStart"/>
+      <w:r>
+        <w:rPr>
+          <w:rStyle w:val="VerbatimChar"/>
+        </w:rPr>
+        <w:t>)</w:t>
       </w:r>
       <w:r>
         <w:t xml:space="preserve"> </w:t>
@@ -6579,6 +7122,7 @@
         </w:rPr>
         <w:t>!</w:t>
       </w:r>
+      <w:proofErr w:type="gramEnd"/>
       <w:r>
         <w:t xml:space="preserve"> </w:t>
       </w:r>
@@ -6654,7 +7198,15 @@
       <w:bookmarkEnd w:id="32"/>
       <w:r>
         <w:lastRenderedPageBreak/>
-        <w:t>‘Back to front’ date</w:t>
+        <w:t xml:space="preserve">‘Back to </w:t>
+      </w:r>
+      <w:proofErr w:type="gramStart"/>
+      <w:r>
+        <w:t>front’</w:t>
+      </w:r>
+      <w:proofErr w:type="gramEnd"/>
+      <w:r>
+        <w:t xml:space="preserve"> date</w:t>
       </w:r>
     </w:p>
     <w:p>
@@ -6673,7 +7225,7 @@
       <w:r>
         <w:t xml:space="preserve"> according to the </w:t>
       </w:r>
-      <w:hyperlink r:id="rId40">
+      <w:hyperlink r:id="rId42">
         <w:r>
           <w:rPr>
             <w:rStyle w:val="Hyperlink"/>
@@ -6895,7 +7447,15 @@
         <w:pStyle w:val="FirstParagraph"/>
       </w:pPr>
       <w:r>
-        <w:t>Consider how folders and files should be grouped and sorted, and include appropriate metadata at the beginning of file names. By default, list the date first unless another structure better supports file access. The table below shows an example folder organized by date first (left) and by conservation district first (right).</w:t>
+        <w:t xml:space="preserve">Consider how folders and files should be grouped and </w:t>
+      </w:r>
+      <w:proofErr w:type="gramStart"/>
+      <w:r>
+        <w:t>sorted, and</w:t>
+      </w:r>
+      <w:proofErr w:type="gramEnd"/>
+      <w:r>
+        <w:t xml:space="preserve"> include appropriate metadata at the beginning of file names. By default, list the date first unless another structure better supports file access. The table below shows an example folder organized by date first (left) and by conservation district first (right).</w:t>
       </w:r>
     </w:p>
     <w:tbl>
@@ -7180,7 +7740,23 @@
         <w:pStyle w:val="FirstParagraph"/>
       </w:pPr>
       <w:r>
-        <w:t>Including the date in the file name is one way to version a file. Alternatively, or in addition to, append a version number. Consider how many possible versions there might be. If more than 10, use leading zeros so the numbers have the same length. v1 through v15 will not sort the same way as v01 through v15.</w:t>
+        <w:t xml:space="preserve">Including the date in the file name is one way to version a file. Alternatively, or in addition </w:t>
+      </w:r>
+      <w:proofErr w:type="gramStart"/>
+      <w:r>
+        <w:t>to,</w:t>
+      </w:r>
+      <w:proofErr w:type="gramEnd"/>
+      <w:r>
+        <w:t xml:space="preserve"> append a version number. Consider how many possible versions there might be. If more than 10, use leading zeros so the numbers </w:t>
+      </w:r>
+      <w:proofErr w:type="gramStart"/>
+      <w:r>
+        <w:t>have</w:t>
+      </w:r>
+      <w:proofErr w:type="gramEnd"/>
+      <w:r>
+        <w:t xml:space="preserve"> the same length. v1 through v15 will not sort the same way as v01 through v15.</w:t>
       </w:r>
     </w:p>
     <w:tbl>
@@ -7435,7 +8011,7 @@
       <w:r>
         <w:t xml:space="preserve">). This ensures a version is kept as a backup. Alternatively, use </w:t>
       </w:r>
-      <w:hyperlink r:id="rId41">
+      <w:hyperlink r:id="rId43">
         <w:r>
           <w:rPr>
             <w:rStyle w:val="Hyperlink"/>
@@ -7464,12 +8040,28 @@
       <w:r>
         <w:t xml:space="preserve">When saving journal articles, user guides, and other reference materials, use the convention </w:t>
       </w:r>
+      <w:proofErr w:type="spellStart"/>
       <w:r>
         <w:rPr>
           <w:rStyle w:val="VerbatimChar"/>
         </w:rPr>
-        <w:t>author_year_abbreviated-title</w:t>
-      </w:r>
+        <w:t>author_year_</w:t>
+      </w:r>
+      <w:proofErr w:type="gramStart"/>
+      <w:r>
+        <w:rPr>
+          <w:rStyle w:val="VerbatimChar"/>
+        </w:rPr>
+        <w:t>abbreviated</w:t>
+      </w:r>
+      <w:proofErr w:type="spellEnd"/>
+      <w:r>
+        <w:rPr>
+          <w:rStyle w:val="VerbatimChar"/>
+        </w:rPr>
+        <w:t>-title</w:t>
+      </w:r>
+      <w:proofErr w:type="gramEnd"/>
       <w:r>
         <w:t>. Use underscores to separate different metadata (i.e., author, year, and title).</w:t>
       </w:r>
@@ -7628,7 +8220,7 @@
       <w:r>
         <w:t xml:space="preserve">Naming conventions for data column headers differ from folders and files. The hyphens in kebab-case cause errors in R and SQL code. Additionally, hyphens, spaces, and other special characters are </w:t>
       </w:r>
-      <w:hyperlink r:id="rId42">
+      <w:hyperlink r:id="rId44">
         <w:r>
           <w:rPr>
             <w:rStyle w:val="Hyperlink"/>
@@ -7647,6 +8239,7 @@
       <w:r>
         <w:t xml:space="preserve">Use </w:t>
       </w:r>
+      <w:proofErr w:type="spellStart"/>
       <w:r>
         <w:rPr>
           <w:b/>
@@ -7654,8 +8247,17 @@
         </w:rPr>
         <w:t>snake_case</w:t>
       </w:r>
-      <w:r>
-        <w:t xml:space="preserve"> for column names in spreadsheets and code objects (R vectors, lists, dataframes, and functions).</w:t>
+      <w:proofErr w:type="spellEnd"/>
+      <w:r>
+        <w:t xml:space="preserve"> for column names in spreadsheets and code objects (R vectors, lists, </w:t>
+      </w:r>
+      <w:proofErr w:type="spellStart"/>
+      <w:r>
+        <w:t>dataframes</w:t>
+      </w:r>
+      <w:proofErr w:type="spellEnd"/>
+      <w:r>
+        <w:t>, and functions).</w:t>
       </w:r>
     </w:p>
     <w:p>
@@ -7682,12 +8284,14 @@
       <w:r>
         <w:t xml:space="preserve">, use </w:t>
       </w:r>
+      <w:proofErr w:type="spellStart"/>
       <w:r>
         <w:rPr>
           <w:rStyle w:val="VerbatimChar"/>
         </w:rPr>
         <w:t>toc_percent</w:t>
       </w:r>
+      <w:proofErr w:type="spellEnd"/>
       <w:r>
         <w:t>.</w:t>
       </w:r>
@@ -7752,7 +8356,7 @@
                           </pic:cNvPicPr>
                         </pic:nvPicPr>
                         <pic:blipFill>
-                          <a:blip r:embed="rId43">
+                          <a:blip r:embed="rId45">
                             <a:extLst>
                               <a:ext uri="{28A0092B-C50C-407E-A947-70E740481C1C}">
                                 <a14:useLocalDpi xmlns:a14="http://schemas.microsoft.com/office/drawing/2010/main" val="0"/>
@@ -7807,7 +8411,23 @@
               <w:spacing w:before="16" w:after="16"/>
             </w:pPr>
             <w:r>
-              <w:t>The code naming convention here applies primarily to R. Python and other programming languages have different conventions.</w:t>
+              <w:t xml:space="preserve">The </w:t>
+            </w:r>
+            <w:proofErr w:type="gramStart"/>
+            <w:r>
+              <w:t>code naming</w:t>
+            </w:r>
+            <w:proofErr w:type="gramEnd"/>
+            <w:r>
+              <w:t xml:space="preserve"> </w:t>
+            </w:r>
+            <w:proofErr w:type="gramStart"/>
+            <w:r>
+              <w:t>convention here</w:t>
+            </w:r>
+            <w:proofErr w:type="gramEnd"/>
+            <w:r>
+              <w:t xml:space="preserve"> applies primarily to R. Python and other programming languages have different conventions.</w:t>
             </w:r>
           </w:p>
         </w:tc>
@@ -8067,16 +8687,28 @@
               <w:pStyle w:val="BodyText"/>
             </w:pPr>
             <w:r>
-              <w:t>washi-dmp.Rproj</w:t>
-            </w:r>
+              <w:t>washi-</w:t>
+            </w:r>
+            <w:proofErr w:type="spellStart"/>
+            <w:proofErr w:type="gramStart"/>
+            <w:r>
+              <w:t>dmp.Rproj</w:t>
+            </w:r>
+            <w:proofErr w:type="spellEnd"/>
+            <w:proofErr w:type="gramEnd"/>
           </w:p>
           <w:p>
             <w:pPr>
               <w:pStyle w:val="BodyText"/>
             </w:pPr>
             <w:r>
-              <w:t>01_load-metadata.R</w:t>
-            </w:r>
+              <w:t>01_load-</w:t>
+            </w:r>
+            <w:proofErr w:type="gramStart"/>
+            <w:r>
+              <w:t>metadata.R</w:t>
+            </w:r>
+            <w:proofErr w:type="gramEnd"/>
           </w:p>
           <w:p>
             <w:pPr>
@@ -8116,9 +8748,11 @@
             <w:pPr>
               <w:pStyle w:val="Compact"/>
             </w:pPr>
+            <w:proofErr w:type="spellStart"/>
             <w:r>
               <w:t>snake_case</w:t>
             </w:r>
+            <w:proofErr w:type="spellEnd"/>
           </w:p>
         </w:tc>
         <w:tc>
@@ -8130,32 +8764,51 @@
             <w:pPr>
               <w:pStyle w:val="BodyText"/>
             </w:pPr>
+            <w:proofErr w:type="spellStart"/>
             <w:r>
               <w:t>sample_id</w:t>
             </w:r>
+            <w:proofErr w:type="spellEnd"/>
           </w:p>
           <w:p>
             <w:pPr>
               <w:pStyle w:val="BodyText"/>
             </w:pPr>
+            <w:proofErr w:type="spellStart"/>
             <w:r>
               <w:t>pmn_lb_ac</w:t>
             </w:r>
+            <w:proofErr w:type="spellEnd"/>
           </w:p>
           <w:p>
             <w:pPr>
               <w:pStyle w:val="BodyText"/>
             </w:pPr>
+            <w:proofErr w:type="spellStart"/>
             <w:r>
               <w:t>crop_summary</w:t>
             </w:r>
+            <w:proofErr w:type="spellEnd"/>
           </w:p>
           <w:p>
             <w:pPr>
               <w:pStyle w:val="BodyText"/>
             </w:pPr>
-            <w:r>
-              <w:t>assign_quality_codes()</w:t>
+            <w:proofErr w:type="spellStart"/>
+            <w:r>
+              <w:t>assign_quality_</w:t>
+            </w:r>
+            <w:proofErr w:type="gramStart"/>
+            <w:r>
+              <w:t>codes</w:t>
+            </w:r>
+            <w:proofErr w:type="spellEnd"/>
+            <w:r>
+              <w:t>(</w:t>
+            </w:r>
+            <w:proofErr w:type="gramEnd"/>
+            <w:r>
+              <w:t>)</w:t>
             </w:r>
           </w:p>
         </w:tc>
@@ -8351,8 +9004,16 @@
         <w:rPr>
           <w:rStyle w:val="VerbatimChar"/>
         </w:rPr>
-        <w:t>├── qapp</w:t>
-      </w:r>
+        <w:t xml:space="preserve">├── </w:t>
+      </w:r>
+      <w:proofErr w:type="spellStart"/>
+      <w:r>
+        <w:rPr>
+          <w:rStyle w:val="VerbatimChar"/>
+        </w:rPr>
+        <w:t>qapp</w:t>
+      </w:r>
+      <w:proofErr w:type="spellEnd"/>
       <w:r>
         <w:br/>
       </w:r>
@@ -8442,8 +9103,16 @@
         <w:rPr>
           <w:rStyle w:val="VerbatimChar"/>
         </w:rPr>
-        <w:t>├── coc</w:t>
-      </w:r>
+        <w:t xml:space="preserve">├── </w:t>
+      </w:r>
+      <w:proofErr w:type="spellStart"/>
+      <w:r>
+        <w:rPr>
+          <w:rStyle w:val="VerbatimChar"/>
+        </w:rPr>
+        <w:t>coc</w:t>
+      </w:r>
+      <w:proofErr w:type="spellEnd"/>
       <w:r>
         <w:br/>
       </w:r>
@@ -8478,8 +9147,16 @@
         <w:rPr>
           <w:rStyle w:val="VerbatimChar"/>
         </w:rPr>
-        <w:t>├── gis</w:t>
-      </w:r>
+        <w:t xml:space="preserve">├── </w:t>
+      </w:r>
+      <w:proofErr w:type="spellStart"/>
+      <w:r>
+        <w:rPr>
+          <w:rStyle w:val="VerbatimChar"/>
+        </w:rPr>
+        <w:t>gis</w:t>
+      </w:r>
+      <w:proofErr w:type="spellEnd"/>
       <w:r>
         <w:br/>
       </w:r>
@@ -8821,7 +9498,7 @@
       <w:r>
         <w:t xml:space="preserve">Agency files: </w:t>
       </w:r>
-      <w:hyperlink r:id="rId44">
+      <w:hyperlink r:id="rId46">
         <w:r>
           <w:rPr>
             <w:rStyle w:val="Hyperlink"/>
@@ -8841,7 +9518,7 @@
       <w:r>
         <w:t xml:space="preserve">GIS: </w:t>
       </w:r>
-      <w:hyperlink r:id="rId45">
+      <w:hyperlink r:id="rId47">
         <w:r>
           <w:rPr>
             <w:rStyle w:val="Hyperlink"/>
@@ -8876,7 +9553,7 @@
       <w:r>
         <w:t xml:space="preserve">WSDA-DO - NRAS All Staff Soil Health Initiative </w:t>
       </w:r>
-      <w:hyperlink r:id="rId46">
+      <w:hyperlink r:id="rId48">
         <w:r>
           <w:rPr>
             <w:rStyle w:val="Hyperlink"/>
@@ -8908,7 +9585,7 @@
       <w:r>
         <w:t xml:space="preserve">ArcGIS Online </w:t>
       </w:r>
-      <w:hyperlink r:id="rId47" w:anchor="overview">
+      <w:hyperlink r:id="rId49" w:anchor="overview">
         <w:r>
           <w:rPr>
             <w:rStyle w:val="Hyperlink"/>
@@ -8928,7 +9605,7 @@
       <w:r>
         <w:t xml:space="preserve">WSDA GIS on-premise </w:t>
       </w:r>
-      <w:hyperlink r:id="rId48">
+      <w:hyperlink r:id="rId50">
         <w:r>
           <w:rPr>
             <w:rStyle w:val="Hyperlink"/>
@@ -8960,7 +9637,7 @@
           <w:numId w:val="25"/>
         </w:numPr>
       </w:pPr>
-      <w:hyperlink r:id="rId49">
+      <w:hyperlink r:id="rId51">
         <w:r>
           <w:rPr>
             <w:rStyle w:val="Hyperlink"/>
@@ -9019,7 +9696,7 @@
       <w:r>
         <w:t xml:space="preserve">WSDA has a </w:t>
       </w:r>
-      <w:hyperlink r:id="rId50">
+      <w:hyperlink r:id="rId52">
         <w:r>
           <w:rPr>
             <w:rStyle w:val="Hyperlink"/>
@@ -9052,7 +9729,15 @@
         </w:numPr>
       </w:pPr>
       <w:r>
-        <w:t>Must NOT be the only place data are stored!</w:t>
+        <w:t xml:space="preserve">Must NOT be the only </w:t>
+      </w:r>
+      <w:proofErr w:type="gramStart"/>
+      <w:r>
+        <w:t>place</w:t>
+      </w:r>
+      <w:proofErr w:type="gramEnd"/>
+      <w:r>
+        <w:t xml:space="preserve"> data are stored!</w:t>
       </w:r>
     </w:p>
     <w:p>
@@ -9318,7 +10003,7 @@
                     </pic:cNvPicPr>
                   </pic:nvPicPr>
                   <pic:blipFill>
-                    <a:blip r:embed="rId51" cstate="print">
+                    <a:blip r:embed="rId53" cstate="print">
                       <a:extLst>
                         <a:ext uri="{28A0092B-C50C-407E-A947-70E740481C1C}">
                           <a14:useLocalDpi xmlns:a14="http://schemas.microsoft.com/office/drawing/2010/main" val="0"/>
@@ -9369,7 +10054,7 @@
       <w:r>
         <w:t xml:space="preserve">A version control system records changes to files over time. </w:t>
       </w:r>
-      <w:hyperlink r:id="rId52">
+      <w:hyperlink r:id="rId54">
         <w:r>
           <w:rPr>
             <w:rStyle w:val="Hyperlink"/>
@@ -9380,7 +10065,7 @@
       <w:r>
         <w:t xml:space="preserve"> is a free and open-source distributed version control system. </w:t>
       </w:r>
-      <w:hyperlink r:id="rId53">
+      <w:hyperlink r:id="rId55">
         <w:r>
           <w:rPr>
             <w:rStyle w:val="Hyperlink"/>
@@ -9481,7 +10166,7 @@
                     </pic:cNvPicPr>
                   </pic:nvPicPr>
                   <pic:blipFill>
-                    <a:blip r:embed="rId54">
+                    <a:blip r:embed="rId56">
                       <a:extLst>
                         <a:ext uri="{28A0092B-C50C-407E-A947-70E740481C1C}">
                           <a14:useLocalDpi xmlns:a14="http://schemas.microsoft.com/office/drawing/2010/main" val="0"/>
@@ -9529,12 +10214,14 @@
       <w:r>
         <w:t xml:space="preserve"> (i.e., a visual of what changed) displays the changed file </w:t>
       </w:r>
+      <w:proofErr w:type="spellStart"/>
       <w:r>
         <w:rPr>
           <w:rStyle w:val="VerbatimChar"/>
         </w:rPr>
         <w:t>documentation.qmd</w:t>
       </w:r>
+      <w:proofErr w:type="spellEnd"/>
       <w:r>
         <w:t xml:space="preserve"> with additions highlighted in green and deletions highlighted in red.</w:t>
       </w:r>
@@ -9548,7 +10235,7 @@
           <w:noProof/>
         </w:rPr>
         <w:drawing>
-          <wp:inline distT="0" distB="0" distL="0" distR="0" wp14:anchorId="41496138" wp14:editId="5C962E40">
+          <wp:inline distT="0" distB="0" distL="0" distR="0" wp14:anchorId="41496138" wp14:editId="53E4EC44">
             <wp:extent cx="4747260" cy="3337560"/>
             <wp:effectExtent l="0" t="0" r="0" b="0"/>
             <wp:docPr id="191" name="Picture"/>
@@ -9565,7 +10252,7 @@
                     </pic:cNvPicPr>
                   </pic:nvPicPr>
                   <pic:blipFill>
-                    <a:blip r:embed="rId55" cstate="print">
+                    <a:blip r:embed="rId57" cstate="print">
                       <a:extLst>
                         <a:ext uri="{28A0092B-C50C-407E-A947-70E740481C1C}">
                           <a14:useLocalDpi xmlns:a14="http://schemas.microsoft.com/office/drawing/2010/main" val="0"/>
@@ -9625,7 +10312,7 @@
       <w:r>
         <w:t xml:space="preserve"> to categorize the data included in the repository to protect grower privacy. If the data are not anonymized and aggregated, either 1) the repository must be </w:t>
       </w:r>
-      <w:hyperlink r:id="rId56">
+      <w:hyperlink r:id="rId58">
         <w:r>
           <w:rPr>
             <w:rStyle w:val="Hyperlink"/>
@@ -9647,13 +10334,21 @@
       <w:r>
         <w:t xml:space="preserve"> must be added to the </w:t>
       </w:r>
-      <w:hyperlink r:id="rId57">
-        <w:r>
-          <w:rPr>
-            <w:rStyle w:val="Hyperlink"/>
-          </w:rPr>
-          <w:t>.gitignore</w:t>
-        </w:r>
+      <w:hyperlink r:id="rId59">
+        <w:r>
+          <w:rPr>
+            <w:rStyle w:val="Hyperlink"/>
+          </w:rPr>
+          <w:t>.</w:t>
+        </w:r>
+        <w:proofErr w:type="spellStart"/>
+        <w:r>
+          <w:rPr>
+            <w:rStyle w:val="Hyperlink"/>
+          </w:rPr>
+          <w:t>gitignore</w:t>
+        </w:r>
+        <w:proofErr w:type="spellEnd"/>
       </w:hyperlink>
       <w:r>
         <w:t xml:space="preserve"> file.</w:t>
@@ -9686,7 +10381,7 @@
       <w:r>
         <w:t xml:space="preserve"> </w:t>
       </w:r>
-      <w:hyperlink r:id="rId58" w:anchor="/title-slide">
+      <w:hyperlink r:id="rId60" w:anchor="/title-slide">
         <w:r>
           <w:rPr>
             <w:rStyle w:val="Hyperlink"/>
@@ -9697,7 +10392,7 @@
       <w:r>
         <w:t xml:space="preserve"> and </w:t>
       </w:r>
-      <w:hyperlink r:id="rId59">
+      <w:hyperlink r:id="rId61">
         <w:r>
           <w:rPr>
             <w:rStyle w:val="Hyperlink"/>
@@ -9716,7 +10411,7 @@
       <w:r>
         <w:t xml:space="preserve">Read Jenny Bryan’s article </w:t>
       </w:r>
-      <w:hyperlink r:id="rId60">
+      <w:hyperlink r:id="rId62">
         <w:r>
           <w:rPr>
             <w:rStyle w:val="Hyperlink"/>
@@ -9729,7 +10424,7 @@
       <w:r>
         <w:t xml:space="preserve"> (</w:t>
       </w:r>
-      <w:hyperlink r:id="rId61">
+      <w:hyperlink r:id="rId63">
         <w:r>
           <w:rPr>
             <w:rStyle w:val="Hyperlink"/>
@@ -9740,7 +10435,7 @@
       <w:r>
         <w:t xml:space="preserve">; </w:t>
       </w:r>
-      <w:hyperlink r:id="rId62">
+      <w:hyperlink r:id="rId64">
         <w:r>
           <w:rPr>
             <w:rStyle w:val="Hyperlink"/>
@@ -9751,38 +10446,48 @@
       <w:r>
         <w:t xml:space="preserve">) for a background on Git and GitHub, why we should use it, and how to get started. For detailed instructions, follow along with her free online book </w:t>
       </w:r>
-      <w:hyperlink r:id="rId63">
+      <w:hyperlink r:id="rId65">
         <w:r>
           <w:rPr>
             <w:rStyle w:val="Hyperlink"/>
             <w:i/>
             <w:iCs/>
           </w:rPr>
-          <w:t>Happy Git and GitHub for the useR</w:t>
-        </w:r>
-      </w:hyperlink>
-      <w:r>
-        <w:t>.</w:t>
-      </w:r>
-    </w:p>
-    <w:p>
-      <w:pPr>
-        <w:pStyle w:val="BodyText"/>
-      </w:pPr>
-      <w:hyperlink r:id="rId64">
+          <w:t xml:space="preserve">Happy Git and GitHub for the </w:t>
+        </w:r>
+        <w:proofErr w:type="spellStart"/>
         <w:r>
           <w:rPr>
             <w:rStyle w:val="Hyperlink"/>
             <w:i/>
             <w:iCs/>
           </w:rPr>
+          <w:t>useR</w:t>
+        </w:r>
+        <w:proofErr w:type="spellEnd"/>
+      </w:hyperlink>
+      <w:r>
+        <w:t>.</w:t>
+      </w:r>
+    </w:p>
+    <w:p>
+      <w:pPr>
+        <w:pStyle w:val="BodyText"/>
+      </w:pPr>
+      <w:hyperlink r:id="rId66">
+        <w:r>
+          <w:rPr>
+            <w:rStyle w:val="Hyperlink"/>
+            <w:i/>
+            <w:iCs/>
+          </w:rPr>
           <w:t>GitHub: A Beginner’s Guide</w:t>
         </w:r>
       </w:hyperlink>
       <w:r>
         <w:t xml:space="preserve"> is a helpful resource created by Birds Canada for less advanced programmers. If you prefer to look through slides, see Byron C. Jaeger’s presentation </w:t>
       </w:r>
-      <w:hyperlink r:id="rId65">
+      <w:hyperlink r:id="rId67">
         <w:r>
           <w:rPr>
             <w:rStyle w:val="Hyperlink"/>
@@ -9827,8 +10532,13 @@
           <w:numId w:val="29"/>
         </w:numPr>
       </w:pPr>
-      <w:r>
-        <w:t>standardize procedures</w:t>
+      <w:proofErr w:type="gramStart"/>
+      <w:r>
+        <w:t>standardize</w:t>
+      </w:r>
+      <w:proofErr w:type="gramEnd"/>
+      <w:r>
+        <w:t xml:space="preserve"> procedures</w:t>
       </w:r>
     </w:p>
     <w:p>
@@ -9896,7 +10606,15 @@
         <w:pStyle w:val="BodyText"/>
       </w:pPr>
       <w:r>
-        <w:t>Samples collected by WSDA for the SOS must follow the procedures and standards described in the below documentation.</w:t>
+        <w:t xml:space="preserve">Samples collected by WSDA for the SOS must follow the procedures and standards described in the </w:t>
+      </w:r>
+      <w:proofErr w:type="gramStart"/>
+      <w:r>
+        <w:t>below documentation</w:t>
+      </w:r>
+      <w:proofErr w:type="gramEnd"/>
+      <w:r>
+        <w:t>.</w:t>
       </w:r>
     </w:p>
     <w:p>
@@ -9954,7 +10672,15 @@
         <w:t>standard operating procedures</w:t>
       </w:r>
       <w:r>
-        <w:t>, and other high-level documents (e.g., request for proposals, applications, meeting agendas/notes).</w:t>
+        <w:t xml:space="preserve">, and other high-level documents (e.g., </w:t>
+      </w:r>
+      <w:proofErr w:type="gramStart"/>
+      <w:r>
+        <w:t>request</w:t>
+      </w:r>
+      <w:proofErr w:type="gramEnd"/>
+      <w:r>
+        <w:t xml:space="preserve"> for proposals, applications, meeting agendas/notes).</w:t>
       </w:r>
     </w:p>
     <w:p>
@@ -9971,7 +10697,15 @@
         <w:pStyle w:val="FirstParagraph"/>
       </w:pPr>
       <w:r>
-        <w:t>The QAPP is the highest level of project documentation and covers everything from the project description; personnel roles and responsibilities; project timelines; data and measurement quality objectives; study design; and overviews of field, laboratory, and quality control.</w:t>
+        <w:t xml:space="preserve">The QAPP is the highest level of project documentation and covers everything from the project description; personnel roles and responsibilities; project timelines; data and measurement quality objectives; study design; and overviews of field, </w:t>
+      </w:r>
+      <w:proofErr w:type="gramStart"/>
+      <w:r>
+        <w:t>laboratory</w:t>
+      </w:r>
+      <w:proofErr w:type="gramEnd"/>
+      <w:r>
+        <w:t>, and quality control.</w:t>
       </w:r>
     </w:p>
     <w:p>
@@ -9981,7 +10715,7 @@
       <w:r>
         <w:t xml:space="preserve">The SOS QAPP can be found in </w:t>
       </w:r>
-      <w:hyperlink r:id="rId66">
+      <w:hyperlink r:id="rId68">
         <w:r>
           <w:rPr>
             <w:rStyle w:val="Hyperlink"/>
@@ -10018,7 +10752,7 @@
       <w:r>
         <w:t xml:space="preserve">The SOS SOPs can be found in </w:t>
       </w:r>
-      <w:hyperlink r:id="rId67">
+      <w:hyperlink r:id="rId69">
         <w:r>
           <w:rPr>
             <w:rStyle w:val="Hyperlink"/>
@@ -10047,7 +10781,7 @@
       <w:r>
         <w:t xml:space="preserve">The purpose of this </w:t>
       </w:r>
-      <w:hyperlink r:id="rId68">
+      <w:hyperlink r:id="rId70">
         <w:r>
           <w:rPr>
             <w:rStyle w:val="Hyperlink"/>
@@ -10076,7 +10810,7 @@
       <w:r>
         <w:t xml:space="preserve">This </w:t>
       </w:r>
-      <w:hyperlink r:id="rId69">
+      <w:hyperlink r:id="rId71">
         <w:r>
           <w:rPr>
             <w:rStyle w:val="Hyperlink"/>
@@ -10085,7 +10819,23 @@
         </w:r>
       </w:hyperlink>
       <w:r>
-        <w:t xml:space="preserve"> outlines the process for screening sample metadata and lab results for completeness, consistency, and quality. Procedures involve subject matter expertise, investigation, communication with sampling teams and labs, algorithmic quality control, and tagging sample results with quality codes (listed in the below table). Data are then integrated into the statewide database.</w:t>
+        <w:t xml:space="preserve"> outlines the process for screening sample metadata and lab results for completeness, consistency, and quality. Procedures involve subject matter expertise, investigation, communication with sampling teams and labs, algorithmic quality control, and tagging sample results with quality codes (listed in the </w:t>
+      </w:r>
+      <w:proofErr w:type="gramStart"/>
+      <w:r>
+        <w:t>below table</w:t>
+      </w:r>
+      <w:proofErr w:type="gramEnd"/>
+      <w:r>
+        <w:t xml:space="preserve">). Data </w:t>
+      </w:r>
+      <w:proofErr w:type="gramStart"/>
+      <w:r>
+        <w:t>are</w:t>
+      </w:r>
+      <w:proofErr w:type="gramEnd"/>
+      <w:r>
+        <w:t xml:space="preserve"> then integrated into the statewide database.</w:t>
       </w:r>
     </w:p>
     <w:tbl>
@@ -10536,7 +11286,15 @@
               <w:pStyle w:val="Compact"/>
             </w:pPr>
             <w:r>
-              <w:t>Below the method detection limit</w:t>
+              <w:t xml:space="preserve">Below </w:t>
+            </w:r>
+            <w:proofErr w:type="gramStart"/>
+            <w:r>
+              <w:t>the method</w:t>
+            </w:r>
+            <w:proofErr w:type="gramEnd"/>
+            <w:r>
+              <w:t xml:space="preserve"> detection limit</w:t>
             </w:r>
           </w:p>
         </w:tc>
@@ -10804,13 +11562,24 @@
         <w:pStyle w:val="BodyText"/>
       </w:pPr>
       <w:r>
-        <w:t>These files are saved as plain text (</w:t>
+        <w:t xml:space="preserve">These files are saved as plain </w:t>
+      </w:r>
+      <w:proofErr w:type="gramStart"/>
+      <w:r>
+        <w:t>text (</w:t>
       </w:r>
       <w:r>
         <w:rPr>
           <w:rStyle w:val="VerbatimChar"/>
         </w:rPr>
-        <w:t>.txt</w:t>
+        <w:t>.</w:t>
+      </w:r>
+      <w:proofErr w:type="gramEnd"/>
+      <w:r>
+        <w:rPr>
+          <w:rStyle w:val="VerbatimChar"/>
+        </w:rPr>
+        <w:t>txt</w:t>
       </w:r>
       <w:r>
         <w:t>) or markdown (</w:t>
@@ -10839,12 +11608,14 @@
       <w:pPr>
         <w:pStyle w:val="FirstParagraph"/>
       </w:pPr>
+      <w:proofErr w:type="gramStart"/>
       <w:r>
         <w:rPr>
           <w:rStyle w:val="VerbatimChar"/>
         </w:rPr>
         <w:t>readme</w:t>
       </w:r>
+      <w:proofErr w:type="gramEnd"/>
       <w:r>
         <w:t xml:space="preserve"> files are plain text documents that contain information about the files in a folder, explanation of versioning, and instructions/metadata for data packages.</w:t>
       </w:r>
@@ -10865,7 +11636,7 @@
       <w:r>
         <w:t xml:space="preserve">The </w:t>
       </w:r>
-      <w:hyperlink r:id="rId70">
+      <w:hyperlink r:id="rId72">
         <w:r>
           <w:rPr>
             <w:rStyle w:val="Hyperlink"/>
@@ -10903,7 +11674,7 @@
       <w:r>
         <w:t xml:space="preserve">The </w:t>
       </w:r>
-      <w:hyperlink r:id="rId71">
+      <w:hyperlink r:id="rId73">
         <w:r>
           <w:rPr>
             <w:rStyle w:val="Hyperlink"/>
@@ -10959,7 +11730,7 @@
       <w:r>
         <w:t xml:space="preserve">Another </w:t>
       </w:r>
-      <w:hyperlink r:id="rId72">
+      <w:hyperlink r:id="rId74">
         <w:r>
           <w:rPr>
             <w:rStyle w:val="Hyperlink"/>
@@ -10970,7 +11741,7 @@
       <w:r>
         <w:t xml:space="preserve"> instructs how to use the files in the </w:t>
       </w:r>
-      <w:hyperlink r:id="rId73">
+      <w:hyperlink r:id="rId75">
         <w:r>
           <w:rPr>
             <w:rStyle w:val="Hyperlink"/>
@@ -11000,7 +11771,7 @@
       <w:r>
         <w:t xml:space="preserve">Changelogs are also simple and concise plain text documents saved in a folder alongside data files that document changes to the dataset. For more information, see </w:t>
       </w:r>
-      <w:hyperlink r:id="rId74">
+      <w:hyperlink r:id="rId76">
         <w:r>
           <w:rPr>
             <w:rStyle w:val="Hyperlink"/>
@@ -11072,7 +11843,7 @@
       <w:r>
         <w:t xml:space="preserve">See the example </w:t>
       </w:r>
-      <w:hyperlink r:id="rId75">
+      <w:hyperlink r:id="rId77">
         <w:r>
           <w:rPr>
             <w:rStyle w:val="Hyperlink"/>
@@ -11138,7 +11909,15 @@
         <w:pStyle w:val="FirstParagraph"/>
       </w:pPr>
       <w:r>
-        <w:t>Each row is a different variable, and each column is a different attribute of that variable. With a data dictionary, a user should be able to properly interpret each variable in the data.</w:t>
+        <w:t xml:space="preserve">Each row is a different variable, and each column </w:t>
+      </w:r>
+      <w:proofErr w:type="gramStart"/>
+      <w:r>
+        <w:t>is</w:t>
+      </w:r>
+      <w:proofErr w:type="gramEnd"/>
+      <w:r>
+        <w:t xml:space="preserve"> a different attribute of that variable. With a data dictionary, a user should be able to properly interpret each variable in the data.</w:t>
       </w:r>
     </w:p>
     <w:p>
@@ -11149,7 +11928,7 @@
         <w:lastRenderedPageBreak/>
         <w:t xml:space="preserve">Our </w:t>
       </w:r>
-      <w:hyperlink r:id="rId76">
+      <w:hyperlink r:id="rId78">
         <w:r>
           <w:rPr>
             <w:rStyle w:val="Hyperlink"/>
@@ -11160,7 +11939,7 @@
       <w:r>
         <w:t xml:space="preserve"> in the </w:t>
       </w:r>
-      <w:hyperlink r:id="rId77">
+      <w:hyperlink r:id="rId79">
         <w:r>
           <w:rPr>
             <w:rStyle w:val="Hyperlink"/>
@@ -11411,7 +12190,7 @@
       <w:r>
         <w:t xml:space="preserve">Some publicly available datasets to consider are in </w:t>
       </w:r>
-      <w:hyperlink r:id="rId78">
+      <w:hyperlink r:id="rId80">
         <w:r>
           <w:rPr>
             <w:rStyle w:val="Hyperlink"/>
@@ -11439,7 +12218,7 @@
       <w:r>
         <w:t xml:space="preserve">External data may be provided in the </w:t>
       </w:r>
-      <w:hyperlink r:id="rId79">
+      <w:hyperlink r:id="rId81">
         <w:r>
           <w:rPr>
             <w:rStyle w:val="Hyperlink"/>
@@ -11492,7 +12271,7 @@
       <w:r>
         <w:t xml:space="preserve">When preparing sample ID assignments, labels, chain of custodies, and other materials, use an accessible font to reduce transcription errors. </w:t>
       </w:r>
-      <w:hyperlink r:id="rId80">
+      <w:hyperlink r:id="rId82">
         <w:r>
           <w:rPr>
             <w:rStyle w:val="Hyperlink"/>
@@ -11503,7 +12282,7 @@
       <w:r>
         <w:t xml:space="preserve"> has very distinct alphanumeric characters, which improves legibility. Download it from </w:t>
       </w:r>
-      <w:hyperlink r:id="rId81">
+      <w:hyperlink r:id="rId83">
         <w:r>
           <w:rPr>
             <w:rStyle w:val="Hyperlink"/>
@@ -11541,7 +12320,7 @@
                     </pic:cNvPicPr>
                   </pic:nvPicPr>
                   <pic:blipFill>
-                    <a:blip r:embed="rId82">
+                    <a:blip r:embed="rId84">
                       <a:extLst>
                         <a:ext uri="{28A0092B-C50C-407E-A947-70E740481C1C}">
                           <a14:useLocalDpi xmlns:a14="http://schemas.microsoft.com/office/drawing/2010/main" val="0"/>
@@ -11654,8 +12433,13 @@
           <w:numId w:val="33"/>
         </w:numPr>
       </w:pPr>
-      <w:r>
-        <w:t>Producer contact information (optional)</w:t>
+      <w:proofErr w:type="gramStart"/>
+      <w:r>
+        <w:t>Producer</w:t>
+      </w:r>
+      <w:proofErr w:type="gramEnd"/>
+      <w:r>
+        <w:t xml:space="preserve"> contact information (optional)</w:t>
       </w:r>
     </w:p>
     <w:p>
@@ -11691,7 +12475,15 @@
         </w:numPr>
       </w:pPr>
       <w:r>
-        <w:t>General management practice (i.e., conventional, cover crop, reduced tillage)</w:t>
+        <w:t xml:space="preserve">General management practice (i.e., conventional, cover </w:t>
+      </w:r>
+      <w:proofErr w:type="gramStart"/>
+      <w:r>
+        <w:t>crop</w:t>
+      </w:r>
+      <w:proofErr w:type="gramEnd"/>
+      <w:r>
+        <w:t>, reduced tillage)</w:t>
       </w:r>
     </w:p>
     <w:p>
@@ -11701,7 +12493,7 @@
       <w:r>
         <w:t xml:space="preserve">View examples of the 2024 </w:t>
       </w:r>
-      <w:hyperlink r:id="rId83">
+      <w:hyperlink r:id="rId85">
         <w:r>
           <w:rPr>
             <w:rStyle w:val="Hyperlink"/>
@@ -11712,7 +12504,7 @@
       <w:r>
         <w:t xml:space="preserve"> sent to conservation districts and the </w:t>
       </w:r>
-      <w:hyperlink r:id="rId84">
+      <w:hyperlink r:id="rId86">
         <w:r>
           <w:rPr>
             <w:rStyle w:val="Hyperlink"/>
@@ -11958,13 +12750,21 @@
       <w:r>
         <w:t xml:space="preserve">For an example R script to automate this process, see </w:t>
       </w:r>
-      <w:hyperlink r:id="rId85">
-        <w:r>
-          <w:rPr>
-            <w:rStyle w:val="Hyperlink"/>
-          </w:rPr>
-          <w:t>assign-sample-ids.R</w:t>
-        </w:r>
+      <w:hyperlink r:id="rId87">
+        <w:r>
+          <w:rPr>
+            <w:rStyle w:val="Hyperlink"/>
+          </w:rPr>
+          <w:t>assign-sample-</w:t>
+        </w:r>
+        <w:proofErr w:type="spellStart"/>
+        <w:r>
+          <w:rPr>
+            <w:rStyle w:val="Hyperlink"/>
+          </w:rPr>
+          <w:t>ids.R</w:t>
+        </w:r>
+        <w:proofErr w:type="spellEnd"/>
       </w:hyperlink>
       <w:r>
         <w:t>.</w:t>
@@ -11987,7 +12787,7 @@
       <w:r>
         <w:t xml:space="preserve">Sample label creation is automated using R and Microsoft Word’s </w:t>
       </w:r>
-      <w:hyperlink r:id="rId86">
+      <w:hyperlink r:id="rId88">
         <w:r>
           <w:rPr>
             <w:rStyle w:val="Hyperlink"/>
@@ -11998,18 +12798,20 @@
       <w:r>
         <w:t xml:space="preserve">. </w:t>
       </w:r>
-      <w:hyperlink r:id="rId87">
+      <w:hyperlink r:id="rId89">
+        <w:proofErr w:type="spellStart"/>
         <w:r>
           <w:rPr>
             <w:rStyle w:val="Hyperlink"/>
           </w:rPr>
           <w:t>labels.R</w:t>
         </w:r>
+        <w:proofErr w:type="spellEnd"/>
       </w:hyperlink>
       <w:r>
         <w:t xml:space="preserve"> generates a </w:t>
       </w:r>
-      <w:hyperlink r:id="rId88">
+      <w:hyperlink r:id="rId90">
         <w:r>
           <w:rPr>
             <w:rStyle w:val="Hyperlink"/>
@@ -12020,7 +12822,7 @@
       <w:r>
         <w:t xml:space="preserve"> with the information to be printed on the labels. Then open </w:t>
       </w:r>
-      <w:hyperlink r:id="rId89">
+      <w:hyperlink r:id="rId91">
         <w:r>
           <w:rPr>
             <w:rStyle w:val="Hyperlink"/>
@@ -12031,7 +12833,7 @@
       <w:r>
         <w:t xml:space="preserve">, select the spreadsheet as the recipient list, and run the mail merge to generate a </w:t>
       </w:r>
-      <w:hyperlink r:id="rId90">
+      <w:hyperlink r:id="rId92">
         <w:r>
           <w:rPr>
             <w:rStyle w:val="Hyperlink"/>
@@ -12042,7 +12844,7 @@
       <w:r>
         <w:t xml:space="preserve"> with all labels to be printed (as shown in the </w:t>
       </w:r>
-      <w:hyperlink r:id="rId91">
+      <w:hyperlink r:id="rId93">
         <w:r>
           <w:rPr>
             <w:rStyle w:val="Hyperlink"/>
@@ -12069,7 +12871,15 @@
         <w:pStyle w:val="FirstParagraph"/>
       </w:pPr>
       <w:r>
-        <w:t>Create a spreadsheet to track which data have been submitted for each sample, including:</w:t>
+        <w:t xml:space="preserve">Create a spreadsheet to track which data </w:t>
+      </w:r>
+      <w:proofErr w:type="gramStart"/>
+      <w:r>
+        <w:t>have</w:t>
+      </w:r>
+      <w:proofErr w:type="gramEnd"/>
+      <w:r>
+        <w:t xml:space="preserve"> been submitted for each sample, including:</w:t>
       </w:r>
     </w:p>
     <w:p>
@@ -12151,7 +12961,7 @@
       <w:r>
         <w:t xml:space="preserve">See the </w:t>
       </w:r>
-      <w:hyperlink r:id="rId92">
+      <w:hyperlink r:id="rId94">
         <w:r>
           <w:rPr>
             <w:rStyle w:val="Hyperlink"/>
@@ -12202,7 +13012,15 @@
         </w:numPr>
       </w:pPr>
       <w:r>
-        <w:t>On ArcGIS Online, use Field Maps to configure the field form for the feature layer. Management surveys are created and hosted with Survey123 and Experience Builder. Schedule the ArcGIS Notebook with Python that backs up all data to run as a task every Monday, Wednesday, and Friday during the field season.</w:t>
+        <w:t xml:space="preserve">On ArcGIS Online, use Field Maps to configure the field form for the feature layer. Management surveys are created and hosted </w:t>
+      </w:r>
+      <w:proofErr w:type="gramStart"/>
+      <w:r>
+        <w:t>with</w:t>
+      </w:r>
+      <w:proofErr w:type="gramEnd"/>
+      <w:r>
+        <w:t xml:space="preserve"> Survey123 and Experience Builder. Schedule the ArcGIS Notebook with Python that backs up all data to run as a task every Monday, Wednesday, and Friday during the field season.</w:t>
       </w:r>
     </w:p>
     <w:p>
@@ -12213,7 +13031,7 @@
         <w:lastRenderedPageBreak/>
         <w:t xml:space="preserve">This </w:t>
       </w:r>
-      <w:hyperlink r:id="rId93">
+      <w:hyperlink r:id="rId95">
         <w:r>
           <w:rPr>
             <w:rStyle w:val="Hyperlink"/>
@@ -12224,7 +13042,7 @@
       <w:r>
         <w:t xml:space="preserve"> includes a </w:t>
       </w:r>
-      <w:hyperlink r:id="rId94">
+      <w:hyperlink r:id="rId96">
         <w:r>
           <w:rPr>
             <w:rStyle w:val="Hyperlink"/>
@@ -12243,7 +13061,7 @@
       <w:r>
         <w:t xml:space="preserve">View the </w:t>
       </w:r>
-      <w:hyperlink r:id="rId95" w:anchor="develop-arcgis-web-tools">
+      <w:hyperlink r:id="rId97" w:anchor="develop-arcgis-web-tools">
         <w:r>
           <w:rPr>
             <w:rStyle w:val="Hyperlink"/>
@@ -12275,7 +13093,7 @@
       <w:r>
         <w:t xml:space="preserve">Data collection in the field is detailed in the </w:t>
       </w:r>
-      <w:hyperlink r:id="rId96">
+      <w:hyperlink r:id="rId98">
         <w:r>
           <w:rPr>
             <w:rStyle w:val="Hyperlink"/>
@@ -12354,12 +13172,22 @@
         <w:rPr>
           <w:rStyle w:val="VerbatimChar"/>
         </w:rPr>
-        <w:t>assign-sample-ids.R</w:t>
-      </w:r>
+        <w:t>assign-sample-</w:t>
+      </w:r>
+      <w:proofErr w:type="spellStart"/>
+      <w:proofErr w:type="gramStart"/>
+      <w:r>
+        <w:rPr>
+          <w:rStyle w:val="VerbatimChar"/>
+        </w:rPr>
+        <w:t>ids.R</w:t>
+      </w:r>
+      <w:proofErr w:type="spellEnd"/>
+      <w:proofErr w:type="gramEnd"/>
       <w:r>
         <w:t xml:space="preserve"> script again to update the sample IDs. Lines 362 - 386 should be commented out as shown in the </w:t>
       </w:r>
-      <w:hyperlink r:id="rId97" w:anchor="L362-L386">
+      <w:hyperlink r:id="rId99" w:anchor="L362-L386">
         <w:r>
           <w:rPr>
             <w:rStyle w:val="Hyperlink"/>
@@ -12378,7 +13206,7 @@
       <w:r>
         <w:t xml:space="preserve">See </w:t>
       </w:r>
-      <w:hyperlink r:id="rId98">
+      <w:hyperlink r:id="rId100">
         <w:r>
           <w:rPr>
             <w:rStyle w:val="Hyperlink"/>
@@ -12389,7 +13217,7 @@
       <w:r>
         <w:t xml:space="preserve"> and </w:t>
       </w:r>
-      <w:hyperlink r:id="rId99">
+      <w:hyperlink r:id="rId101">
         <w:r>
           <w:rPr>
             <w:rStyle w:val="Hyperlink"/>
@@ -12436,7 +13264,23 @@
         <w:pStyle w:val="FirstParagraph"/>
       </w:pPr>
       <w:r>
-        <w:t>To unify the information from multiple data sources (e.g., sample request forms, ArcGIS Field Maps forms, and management surveys), cross-reference each source and reach out to the sampling teams to resolve conflicting information as needed. This is especially important for verifying the crop planted at the time of sampling.</w:t>
+        <w:t>To unify the information from multiple data sources (e.</w:t>
+      </w:r>
+      <w:proofErr w:type="gramStart"/>
+      <w:r>
+        <w:t>g.,</w:t>
+      </w:r>
+      <w:proofErr w:type="gramEnd"/>
+      <w:r>
+        <w:t xml:space="preserve"> sample request forms, ArcGIS Field Maps forms, and management surveys), cross-reference each source and reach out to the sampling teams to resolve conflicting information as needed. This is especially important for verifying the </w:t>
+      </w:r>
+      <w:proofErr w:type="gramStart"/>
+      <w:r>
+        <w:t>crop</w:t>
+      </w:r>
+      <w:proofErr w:type="gramEnd"/>
+      <w:r>
+        <w:t xml:space="preserve"> planted at the time of sampling.</w:t>
       </w:r>
     </w:p>
     <w:p>
@@ -12456,7 +13300,7 @@
       <w:r>
         <w:t xml:space="preserve"> automate this in: </w:t>
       </w:r>
-      <w:hyperlink r:id="rId100">
+      <w:hyperlink r:id="rId102">
         <w:r>
           <w:rPr>
             <w:rStyle w:val="Hyperlink"/>
@@ -12467,7 +13311,7 @@
       <w:r>
         <w:t xml:space="preserve"> and </w:t>
       </w:r>
-      <w:hyperlink r:id="rId101">
+      <w:hyperlink r:id="rId103">
         <w:r>
           <w:rPr>
             <w:rStyle w:val="Hyperlink"/>
@@ -12496,7 +13340,7 @@
       <w:r>
         <w:t xml:space="preserve">Follow the </w:t>
       </w:r>
-      <w:hyperlink r:id="rId102">
+      <w:hyperlink r:id="rId104">
         <w:r>
           <w:rPr>
             <w:rStyle w:val="Hyperlink"/>
@@ -12524,13 +13368,21 @@
           <w:numId w:val="42"/>
         </w:numPr>
       </w:pPr>
-      <w:hyperlink r:id="rId103">
-        <w:r>
-          <w:rPr>
-            <w:rStyle w:val="Hyperlink"/>
-          </w:rPr>
-          <w:t>03_process-spatial-data.R</w:t>
-        </w:r>
+      <w:hyperlink r:id="rId105">
+        <w:r>
+          <w:rPr>
+            <w:rStyle w:val="Hyperlink"/>
+          </w:rPr>
+          <w:t>03_process-spatial-</w:t>
+        </w:r>
+        <w:proofErr w:type="gramStart"/>
+        <w:r>
+          <w:rPr>
+            <w:rStyle w:val="Hyperlink"/>
+          </w:rPr>
+          <w:t>data.R</w:t>
+        </w:r>
+        <w:proofErr w:type="gramEnd"/>
       </w:hyperlink>
     </w:p>
     <w:p>
@@ -12541,13 +13393,21 @@
           <w:numId w:val="42"/>
         </w:numPr>
       </w:pPr>
-      <w:hyperlink r:id="rId104">
-        <w:r>
-          <w:rPr>
-            <w:rStyle w:val="Hyperlink"/>
-          </w:rPr>
-          <w:t>04_load-lab-data.R</w:t>
-        </w:r>
+      <w:hyperlink r:id="rId106">
+        <w:r>
+          <w:rPr>
+            <w:rStyle w:val="Hyperlink"/>
+          </w:rPr>
+          <w:t>04_load-lab-</w:t>
+        </w:r>
+        <w:proofErr w:type="gramStart"/>
+        <w:r>
+          <w:rPr>
+            <w:rStyle w:val="Hyperlink"/>
+          </w:rPr>
+          <w:t>data.R</w:t>
+        </w:r>
+        <w:proofErr w:type="gramEnd"/>
       </w:hyperlink>
     </w:p>
     <w:p>
@@ -12558,13 +13418,21 @@
           <w:numId w:val="42"/>
         </w:numPr>
       </w:pPr>
-      <w:hyperlink r:id="rId105">
-        <w:r>
-          <w:rPr>
-            <w:rStyle w:val="Hyperlink"/>
-          </w:rPr>
-          <w:t>05_save-complete-dataset.R</w:t>
-        </w:r>
+      <w:hyperlink r:id="rId107">
+        <w:r>
+          <w:rPr>
+            <w:rStyle w:val="Hyperlink"/>
+          </w:rPr>
+          <w:t>05_save-complete-</w:t>
+        </w:r>
+        <w:proofErr w:type="gramStart"/>
+        <w:r>
+          <w:rPr>
+            <w:rStyle w:val="Hyperlink"/>
+          </w:rPr>
+          <w:t>dataset.R</w:t>
+        </w:r>
+        <w:proofErr w:type="gramEnd"/>
       </w:hyperlink>
     </w:p>
     <w:p>
@@ -12575,13 +13443,21 @@
           <w:numId w:val="42"/>
         </w:numPr>
       </w:pPr>
-      <w:hyperlink r:id="rId106">
-        <w:r>
-          <w:rPr>
-            <w:rStyle w:val="Hyperlink"/>
-          </w:rPr>
-          <w:t>06_calculate-z-scores.R</w:t>
-        </w:r>
+      <w:hyperlink r:id="rId108">
+        <w:r>
+          <w:rPr>
+            <w:rStyle w:val="Hyperlink"/>
+          </w:rPr>
+          <w:t>06_calculate-z-</w:t>
+        </w:r>
+        <w:proofErr w:type="gramStart"/>
+        <w:r>
+          <w:rPr>
+            <w:rStyle w:val="Hyperlink"/>
+          </w:rPr>
+          <w:t>scores.R</w:t>
+        </w:r>
+        <w:proofErr w:type="gramEnd"/>
       </w:hyperlink>
     </w:p>
     <w:p>
@@ -12592,7 +13468,7 @@
           <w:numId w:val="42"/>
         </w:numPr>
       </w:pPr>
-      <w:hyperlink r:id="rId107">
+      <w:hyperlink r:id="rId109">
         <w:r>
           <w:rPr>
             <w:rStyle w:val="Hyperlink"/>
@@ -12618,7 +13494,7 @@
       <w:r>
         <w:t xml:space="preserve">Use the </w:t>
       </w:r>
-      <w:hyperlink r:id="rId108">
+      <w:hyperlink r:id="rId110">
         <w:r>
           <w:rPr>
             <w:rStyle w:val="Hyperlink"/>
@@ -12629,7 +13505,7 @@
       <w:r>
         <w:t xml:space="preserve"> package to create a new project for each year. To avoid email attachment size limitations, save reports to </w:t>
       </w:r>
-      <w:hyperlink r:id="rId109">
+      <w:hyperlink r:id="rId111">
         <w:r>
           <w:rPr>
             <w:rStyle w:val="Hyperlink"/>
@@ -12680,7 +13556,7 @@
       <w:r>
         <w:t xml:space="preserve"> to the </w:t>
       </w:r>
-      <w:hyperlink r:id="rId110">
+      <w:hyperlink r:id="rId112">
         <w:r>
           <w:rPr>
             <w:rStyle w:val="Hyperlink"/>
@@ -12691,12 +13567,14 @@
       <w:r>
         <w:t xml:space="preserve"> folder in its respective </w:t>
       </w:r>
+      <w:proofErr w:type="spellStart"/>
       <w:r>
         <w:rPr>
           <w:rStyle w:val="VerbatimChar"/>
         </w:rPr>
         <w:t>year_sampling</w:t>
       </w:r>
+      <w:proofErr w:type="spellEnd"/>
       <w:r>
         <w:t xml:space="preserve"> folder. See </w:t>
       </w:r>
@@ -12756,7 +13634,7 @@
                     </pic:cNvPicPr>
                   </pic:nvPicPr>
                   <pic:blipFill>
-                    <a:blip r:embed="rId111">
+                    <a:blip r:embed="rId113">
                       <a:extLst>
                         <a:ext uri="{28A0092B-C50C-407E-A947-70E740481C1C}">
                           <a14:useLocalDpi xmlns:a14="http://schemas.microsoft.com/office/drawing/2010/main" val="0"/>
@@ -12804,7 +13682,7 @@
       <w:r>
         <w:t xml:space="preserve">Store the archival subsamples in glass jars in the Yakima WSDA storage room and the cryogenic archive subsamples in falcon tubes in the -80 °C freezer at the </w:t>
       </w:r>
-      <w:hyperlink r:id="rId112">
+      <w:hyperlink r:id="rId114">
         <w:r>
           <w:rPr>
             <w:rStyle w:val="Hyperlink"/>
@@ -12831,7 +13709,7 @@
       <w:r>
         <w:t xml:space="preserve">Update the </w:t>
       </w:r>
-      <w:hyperlink r:id="rId113">
+      <w:hyperlink r:id="rId115">
         <w:r>
           <w:rPr>
             <w:rStyle w:val="Hyperlink"/>
@@ -12863,7 +13741,15 @@
         <w:pStyle w:val="FirstParagraph"/>
       </w:pPr>
       <w:r>
-        <w:t>Our data sharing policies promote FAIR principles so our data are “</w:t>
+        <w:t xml:space="preserve">Our data sharing policies promote FAIR </w:t>
+      </w:r>
+      <w:proofErr w:type="gramStart"/>
+      <w:r>
+        <w:t>principles</w:t>
+      </w:r>
+      <w:proofErr w:type="gramEnd"/>
+      <w:r>
+        <w:t xml:space="preserve"> so our data are “</w:t>
       </w:r>
       <w:r>
         <w:rPr>
@@ -12926,7 +13812,15 @@
         <w:pStyle w:val="BlockText"/>
       </w:pPr>
       <w:r>
-        <w:t>All survey responses will be combined across all respondents. Results will not be reported in a way that makes individuals identifiable. Information collected in this survey are subject to release in accordance with RCW 42.56 (Public Records Act).</w:t>
+        <w:t xml:space="preserve">All survey responses will be combined across all respondents. Results will not be reported in a way that makes individuals identifiable. Information collected in this survey </w:t>
+      </w:r>
+      <w:proofErr w:type="gramStart"/>
+      <w:r>
+        <w:t>are</w:t>
+      </w:r>
+      <w:proofErr w:type="gramEnd"/>
+      <w:r>
+        <w:t xml:space="preserve"> subject to release in accordance with RCW 42.56 (Public Records Act).</w:t>
       </w:r>
     </w:p>
     <w:p>
@@ -12967,7 +13861,7 @@
       <w:r>
         <w:t xml:space="preserve">Under Washington State </w:t>
       </w:r>
-      <w:hyperlink r:id="rId114">
+      <w:hyperlink r:id="rId116">
         <w:r>
           <w:rPr>
             <w:rStyle w:val="Hyperlink"/>
@@ -12978,7 +13872,7 @@
       <w:r>
         <w:t xml:space="preserve">, state agencies must classify data into categories based on the sensitivity of the data. WaTech provides </w:t>
       </w:r>
-      <w:hyperlink r:id="rId115">
+      <w:hyperlink r:id="rId117">
         <w:r>
           <w:rPr>
             <w:rStyle w:val="Hyperlink"/>
@@ -13053,7 +13947,7 @@
       <w:r>
         <w:t xml:space="preserve">: Data includes “personal information” as defined in </w:t>
       </w:r>
-      <w:hyperlink r:id="rId116">
+      <w:hyperlink r:id="rId118">
         <w:r>
           <w:rPr>
             <w:rStyle w:val="Hyperlink"/>
@@ -13064,7 +13958,7 @@
       <w:r>
         <w:t xml:space="preserve"> (Security Breaches) and </w:t>
       </w:r>
-      <w:hyperlink r:id="rId117">
+      <w:hyperlink r:id="rId119">
         <w:r>
           <w:rPr>
             <w:rStyle w:val="Hyperlink"/>
@@ -13192,7 +14086,7 @@
       <w:r>
         <w:t xml:space="preserve">: De-identified and aggregated data, such as the number of soil samples and from which counties and crops they were collected, fall under this category. For example, the </w:t>
       </w:r>
-      <w:hyperlink r:id="rId118">
+      <w:hyperlink r:id="rId120">
         <w:r>
           <w:rPr>
             <w:rStyle w:val="Hyperlink"/>
@@ -13233,7 +14127,15 @@
         </w:r>
       </w:hyperlink>
       <w:r>
-        <w:t xml:space="preserve"> will the following Category 3 data be released to external collaborators. Under no circumstances will these data be made publicly available.</w:t>
+        <w:t xml:space="preserve"> will the following Category 3 data be released to external collaborators. Under no circumstances will </w:t>
+      </w:r>
+      <w:proofErr w:type="gramStart"/>
+      <w:r>
+        <w:t>these</w:t>
+      </w:r>
+      <w:proofErr w:type="gramEnd"/>
+      <w:r>
+        <w:t xml:space="preserve"> data be made publicly available.</w:t>
       </w:r>
     </w:p>
     <w:p>
@@ -13314,12 +14216,26 @@
       <w:r>
         <w:t xml:space="preserve"> by either removing or replacing Category 3 confidential information with dummy data. The </w:t>
       </w:r>
-      <w:hyperlink r:id="rId119">
-        <w:r>
-          <w:rPr>
-            <w:rStyle w:val="Hyperlink"/>
-          </w:rPr>
-          <w:t>{randomNames}</w:t>
+      <w:hyperlink r:id="rId121">
+        <w:r>
+          <w:rPr>
+            <w:rStyle w:val="Hyperlink"/>
+          </w:rPr>
+          <w:t>{</w:t>
+        </w:r>
+        <w:proofErr w:type="spellStart"/>
+        <w:r>
+          <w:rPr>
+            <w:rStyle w:val="Hyperlink"/>
+          </w:rPr>
+          <w:t>randomNames</w:t>
+        </w:r>
+        <w:proofErr w:type="spellEnd"/>
+        <w:r>
+          <w:rPr>
+            <w:rStyle w:val="Hyperlink"/>
+          </w:rPr>
+          <w:t>}</w:t>
         </w:r>
       </w:hyperlink>
       <w:r>
@@ -13333,7 +14249,7 @@
       <w:r>
         <w:t xml:space="preserve">See an </w:t>
       </w:r>
-      <w:hyperlink r:id="rId120" w:anchor="develop-arcgis-web-tools">
+      <w:hyperlink r:id="rId122" w:anchor="develop-arcgis-web-tools">
         <w:r>
           <w:rPr>
             <w:rStyle w:val="Hyperlink"/>
@@ -13362,9 +14278,17 @@
         <w:pStyle w:val="FirstParagraph"/>
       </w:pPr>
       <w:r>
-        <w:t xml:space="preserve">SOS CoPIs created a </w:t>
-      </w:r>
-      <w:hyperlink r:id="rId121">
+        <w:t xml:space="preserve">SOS </w:t>
+      </w:r>
+      <w:proofErr w:type="spellStart"/>
+      <w:r>
+        <w:t>CoPIs</w:t>
+      </w:r>
+      <w:proofErr w:type="spellEnd"/>
+      <w:r>
+        <w:t xml:space="preserve"> created a </w:t>
+      </w:r>
+      <w:hyperlink r:id="rId123">
         <w:r>
           <w:rPr>
             <w:rStyle w:val="Hyperlink"/>
@@ -13381,14 +14305,36 @@
         <w:pStyle w:val="BodyText"/>
       </w:pPr>
       <w:r>
-        <w:t xml:space="preserve">Once both CoPIs and the “Partnering Scientists” sign the agreement, save it in its own subfolder within the </w:t>
-      </w:r>
-      <w:hyperlink r:id="rId122">
+        <w:t xml:space="preserve">Once both </w:t>
+      </w:r>
+      <w:proofErr w:type="spellStart"/>
+      <w:r>
+        <w:t>CoPIs</w:t>
+      </w:r>
+      <w:proofErr w:type="spellEnd"/>
+      <w:r>
+        <w:t xml:space="preserve"> and the “Partnering Scientists” sign the agreement, save it in its own subfolder within the </w:t>
+      </w:r>
+      <w:hyperlink r:id="rId124">
         <w:r>
           <w:rPr>
             <w:rStyle w:val="VerbatimChar"/>
           </w:rPr>
-          <w:t>washi-sos/data-sharing</w:t>
+          <w:t>washi-</w:t>
+        </w:r>
+        <w:proofErr w:type="spellStart"/>
+        <w:r>
+          <w:rPr>
+            <w:rStyle w:val="VerbatimChar"/>
+          </w:rPr>
+          <w:t>sos</w:t>
+        </w:r>
+        <w:proofErr w:type="spellEnd"/>
+        <w:r>
+          <w:rPr>
+            <w:rStyle w:val="VerbatimChar"/>
+          </w:rPr>
+          <w:t>/data-sharing</w:t>
         </w:r>
         <w:r>
           <w:rPr>
@@ -13421,7 +14367,7 @@
       <w:r>
         <w:t xml:space="preserve">Currently, the only publicly available SOS data are the counts of samples across the project, counties, and crop types displayed in the </w:t>
       </w:r>
-      <w:hyperlink r:id="rId123">
+      <w:hyperlink r:id="rId125">
         <w:r>
           <w:rPr>
             <w:rStyle w:val="Hyperlink"/>
@@ -13440,7 +14386,7 @@
       <w:r>
         <w:t xml:space="preserve">A small, anonymized subset is included as example data in the </w:t>
       </w:r>
-      <w:hyperlink r:id="rId124">
+      <w:hyperlink r:id="rId126">
         <w:r>
           <w:rPr>
             <w:rStyle w:val="Hyperlink"/>
@@ -13451,7 +14397,7 @@
       <w:r>
         <w:t xml:space="preserve"> and </w:t>
       </w:r>
-      <w:hyperlink r:id="rId125">
+      <w:hyperlink r:id="rId127">
         <w:r>
           <w:rPr>
             <w:rStyle w:val="Hyperlink"/>
@@ -13491,13 +14437,15 @@
           <w:numId w:val="44"/>
         </w:numPr>
       </w:pPr>
-      <w:hyperlink r:id="rId126">
+      <w:hyperlink r:id="rId128">
+        <w:proofErr w:type="spellStart"/>
         <w:r>
           <w:rPr>
             <w:rStyle w:val="Hyperlink"/>
           </w:rPr>
           <w:t>Zenodo</w:t>
         </w:r>
+        <w:proofErr w:type="spellEnd"/>
       </w:hyperlink>
       <w:r>
         <w:t>: integrates with GitHub and is citable with a DOI</w:t>
@@ -13511,7 +14459,7 @@
           <w:numId w:val="44"/>
         </w:numPr>
       </w:pPr>
-      <w:hyperlink r:id="rId127">
+      <w:hyperlink r:id="rId129">
         <w:r>
           <w:rPr>
             <w:rStyle w:val="Hyperlink"/>
@@ -13539,7 +14487,7 @@
           <w:numId w:val="45"/>
         </w:numPr>
       </w:pPr>
-      <w:hyperlink r:id="rId128">
+      <w:hyperlink r:id="rId130">
         <w:r>
           <w:rPr>
             <w:rStyle w:val="Hyperlink"/>
@@ -13556,7 +14504,7 @@
           <w:numId w:val="45"/>
         </w:numPr>
       </w:pPr>
-      <w:hyperlink r:id="rId129">
+      <w:hyperlink r:id="rId131">
         <w:r>
           <w:rPr>
             <w:rStyle w:val="Hyperlink"/>
@@ -13569,7 +14517,7 @@
       <w:pPr>
         <w:pStyle w:val="FirstParagraph"/>
       </w:pPr>
-      <w:hyperlink r:id="rId130">
+      <w:hyperlink r:id="rId132">
         <w:r>
           <w:rPr>
             <w:rStyle w:val="Hyperlink"/>
@@ -13626,7 +14574,7 @@
       <w:r>
         <w:t xml:space="preserve">If WaSHI staff make </w:t>
       </w:r>
-      <w:hyperlink r:id="rId131">
+      <w:hyperlink r:id="rId133">
         <w:r>
           <w:rPr>
             <w:rStyle w:val="Hyperlink"/>
@@ -13659,26 +14607,36 @@
       <w:r>
         <w:t xml:space="preserve">This style guide adapts the </w:t>
       </w:r>
-      <w:hyperlink r:id="rId132">
+      <w:hyperlink r:id="rId134">
+        <w:proofErr w:type="spellStart"/>
         <w:r>
           <w:rPr>
             <w:rStyle w:val="Hyperlink"/>
             <w:i/>
             <w:iCs/>
           </w:rPr>
-          <w:t>Tidyverse Style Guide</w:t>
-        </w:r>
-      </w:hyperlink>
-      <w:r>
-        <w:t xml:space="preserve"> and incorporates best practices from </w:t>
-      </w:r>
-      <w:hyperlink r:id="rId133">
+          <w:t>Tidyverse</w:t>
+        </w:r>
+        <w:proofErr w:type="spellEnd"/>
         <w:r>
           <w:rPr>
             <w:rStyle w:val="Hyperlink"/>
             <w:i/>
             <w:iCs/>
           </w:rPr>
+          <w:t xml:space="preserve"> Style Guide</w:t>
+        </w:r>
+      </w:hyperlink>
+      <w:r>
+        <w:t xml:space="preserve"> and incorporates best practices from </w:t>
+      </w:r>
+      <w:hyperlink r:id="rId135">
+        <w:r>
+          <w:rPr>
+            <w:rStyle w:val="Hyperlink"/>
+            <w:i/>
+            <w:iCs/>
+          </w:rPr>
           <w:t>R for Data Science (2e)</w:t>
         </w:r>
       </w:hyperlink>
@@ -13695,7 +14653,7 @@
       <w:r>
         <w:t xml:space="preserve">), </w:t>
       </w:r>
-      <w:hyperlink r:id="rId134">
+      <w:hyperlink r:id="rId136">
         <w:r>
           <w:rPr>
             <w:rStyle w:val="Hyperlink"/>
@@ -13734,7 +14692,15 @@
         <w:pStyle w:val="BlockText"/>
       </w:pPr>
       <w:r>
-        <w:t>Good coding style is like correct punctuation: you can manage without it, butitsuremakesthingseasiertoread…</w:t>
+        <w:t xml:space="preserve">Good coding style is like correct punctuation: you can manage without it, </w:t>
+      </w:r>
+      <w:proofErr w:type="spellStart"/>
+      <w:r>
+        <w:t>butitsuremakesthingseasiertoread</w:t>
+      </w:r>
+      <w:proofErr w:type="spellEnd"/>
+      <w:r>
+        <w:t>…</w:t>
       </w:r>
     </w:p>
     <w:p>
@@ -13752,12 +14718,20 @@
       <w:r>
         <w:t xml:space="preserve">- Hadley Wickham in the </w:t>
       </w:r>
-      <w:hyperlink r:id="rId135">
-        <w:r>
-          <w:rPr>
-            <w:rStyle w:val="Hyperlink"/>
-          </w:rPr>
-          <w:t>Tidyverse Style Guide</w:t>
+      <w:hyperlink r:id="rId137">
+        <w:proofErr w:type="spellStart"/>
+        <w:r>
+          <w:rPr>
+            <w:rStyle w:val="Hyperlink"/>
+          </w:rPr>
+          <w:t>Tidyverse</w:t>
+        </w:r>
+        <w:proofErr w:type="spellEnd"/>
+        <w:r>
+          <w:rPr>
+            <w:rStyle w:val="Hyperlink"/>
+          </w:rPr>
+          <w:t xml:space="preserve"> Style Guide</w:t>
         </w:r>
       </w:hyperlink>
     </w:p>
@@ -13777,7 +14751,15 @@
         <w:pStyle w:val="FirstParagraph"/>
       </w:pPr>
       <w:r>
-        <w:t>Keep all files associated with a given project (input data, R scripts, analytical results, figures, reports) together in one directory. RStudio has built-in support for this through projects, which bundle all files in a portable, self-contained folder that can be moved around on your computer or on to other collaborators’ computers without breaking file paths.</w:t>
+        <w:t xml:space="preserve">Keep all files associated with a given project (input data, R scripts, analytical results, figures, reports) together in one directory. RStudio has built-in support for this through projects, which bundle all files </w:t>
+      </w:r>
+      <w:proofErr w:type="gramStart"/>
+      <w:r>
+        <w:t>in</w:t>
+      </w:r>
+      <w:proofErr w:type="gramEnd"/>
+      <w:r>
+        <w:t xml:space="preserve"> a portable, self-contained folder that can be moved around on your computer or on to other collaborators’ computers without breaking file paths.</w:t>
       </w:r>
     </w:p>
     <w:p>
@@ -13806,7 +14788,7 @@
       <w:r>
         <w:t xml:space="preserve">Learn more about projects in the </w:t>
       </w:r>
-      <w:hyperlink r:id="rId136" w:anchor="projects">
+      <w:hyperlink r:id="rId138" w:anchor="projects">
         <w:r>
           <w:rPr>
             <w:rStyle w:val="Hyperlink"/>
@@ -13825,7 +14807,7 @@
       <w:r>
         <w:t xml:space="preserve">, in Jenny Bryan’s article </w:t>
       </w:r>
-      <w:hyperlink r:id="rId137">
+      <w:hyperlink r:id="rId139">
         <w:r>
           <w:rPr>
             <w:rStyle w:val="Hyperlink"/>
@@ -13838,7 +14820,7 @@
       <w:r>
         <w:t xml:space="preserve">, and Shannon Pileggi’s </w:t>
       </w:r>
-      <w:hyperlink r:id="rId138">
+      <w:hyperlink r:id="rId140">
         <w:r>
           <w:rPr>
             <w:rStyle w:val="Hyperlink"/>
@@ -13872,7 +14854,15 @@
         <w:pStyle w:val="BodyText"/>
       </w:pPr>
       <w:r>
-        <w:t>The below structure works most of the time and should be used as a starting point. However, different projects have different needs, so add and remove subfolders as needed.</w:t>
+        <w:t xml:space="preserve">The </w:t>
+      </w:r>
+      <w:proofErr w:type="gramStart"/>
+      <w:r>
+        <w:t>below structure</w:t>
+      </w:r>
+      <w:proofErr w:type="gramEnd"/>
+      <w:r>
+        <w:t xml:space="preserve"> works most of the time and should be used as a starting point. However, different projects have different needs, so add and remove subfolders as needed.</w:t>
       </w:r>
     </w:p>
     <w:p>
@@ -13891,14 +14881,27 @@
         <w:t>root</w:t>
       </w:r>
       <w:r>
-        <w:t xml:space="preserve">: top-level project folder containing the </w:t>
+        <w:t xml:space="preserve">: top-level project folder containing </w:t>
+      </w:r>
+      <w:proofErr w:type="gramStart"/>
+      <w:r>
+        <w:t xml:space="preserve">the </w:t>
       </w:r>
       <w:r>
         <w:rPr>
           <w:rStyle w:val="VerbatimChar"/>
         </w:rPr>
-        <w:t>.Rproj</w:t>
-      </w:r>
+        <w:t>.</w:t>
+      </w:r>
+      <w:proofErr w:type="spellStart"/>
+      <w:r>
+        <w:rPr>
+          <w:rStyle w:val="VerbatimChar"/>
+        </w:rPr>
+        <w:t>Rproj</w:t>
+      </w:r>
+      <w:proofErr w:type="spellEnd"/>
+      <w:proofErr w:type="gramEnd"/>
       <w:r>
         <w:t xml:space="preserve"> file</w:t>
       </w:r>
@@ -13919,7 +14922,15 @@
         <w:t>data</w:t>
       </w:r>
       <w:r>
-        <w:t xml:space="preserve">: contains raw and processed data files in subfolders. Raw data should be made </w:t>
+        <w:t xml:space="preserve">: contains raw and processed data files in subfolders. Raw data should </w:t>
+      </w:r>
+      <w:proofErr w:type="gramStart"/>
+      <w:r>
+        <w:t>be made</w:t>
+      </w:r>
+      <w:proofErr w:type="gramEnd"/>
+      <w:r>
+        <w:t xml:space="preserve"> </w:t>
       </w:r>
       <w:r>
         <w:rPr>
@@ -13998,7 +15009,15 @@
         <w:t>reports</w:t>
       </w:r>
       <w:r>
-        <w:t>: Quarto or RMarkdown files with the resulting reports</w:t>
+        <w:t xml:space="preserve">: Quarto or </w:t>
+      </w:r>
+      <w:proofErr w:type="spellStart"/>
+      <w:r>
+        <w:t>RMarkdown</w:t>
+      </w:r>
+      <w:proofErr w:type="spellEnd"/>
+      <w:r>
+        <w:t xml:space="preserve"> files with the resulting reports</w:t>
       </w:r>
     </w:p>
     <w:p>
@@ -14017,7 +15036,15 @@
         <w:t>README</w:t>
       </w:r>
       <w:r>
-        <w:t>: markdown file (can be generated from Quarto or RMarkdown) explaining the project</w:t>
+        <w:t xml:space="preserve">: markdown file (can be generated from Quarto or </w:t>
+      </w:r>
+      <w:proofErr w:type="spellStart"/>
+      <w:r>
+        <w:t>RMarkdown</w:t>
+      </w:r>
+      <w:proofErr w:type="spellEnd"/>
+      <w:r>
+        <w:t>) explaining the project</w:t>
       </w:r>
     </w:p>
     <w:p>
@@ -14027,7 +15054,7 @@
       <w:r>
         <w:t xml:space="preserve">R packages, such as </w:t>
       </w:r>
-      <w:hyperlink r:id="rId139">
+      <w:hyperlink r:id="rId141">
         <w:r>
           <w:rPr>
             <w:rStyle w:val="Hyperlink"/>
@@ -14038,7 +15065,7 @@
       <w:r>
         <w:t xml:space="preserve"> and </w:t>
       </w:r>
-      <w:hyperlink r:id="rId140">
+      <w:hyperlink r:id="rId142">
         <w:r>
           <w:rPr>
             <w:rStyle w:val="Hyperlink"/>
@@ -14058,6 +15085,7 @@
           <w:numId w:val="47"/>
         </w:numPr>
       </w:pPr>
+      <w:proofErr w:type="spellStart"/>
       <w:r>
         <w:rPr>
           <w:b/>
@@ -14065,6 +15093,7 @@
         </w:rPr>
         <w:t>inst</w:t>
       </w:r>
+      <w:proofErr w:type="spellEnd"/>
       <w:r>
         <w:t xml:space="preserve">: additional files to be included with package installation such as </w:t>
       </w:r>
@@ -14093,6 +15122,7 @@
         </w:rPr>
         <w:t>man</w:t>
       </w:r>
+      <w:proofErr w:type="gramStart"/>
       <w:r>
         <w:t xml:space="preserve">: </w:t>
       </w:r>
@@ -14102,10 +15132,11 @@
         </w:rPr>
         <w:t>.Rd</w:t>
       </w:r>
+      <w:proofErr w:type="gramEnd"/>
       <w:r>
         <w:t xml:space="preserve"> (“R documentation”) files for each function generated from </w:t>
       </w:r>
-      <w:hyperlink r:id="rId141">
+      <w:hyperlink r:id="rId143">
         <w:r>
           <w:rPr>
             <w:rStyle w:val="Hyperlink"/>
@@ -14154,12 +15185,26 @@
       <w:r>
         <w:t xml:space="preserve">: test files, usually using </w:t>
       </w:r>
-      <w:hyperlink r:id="rId142">
-        <w:r>
-          <w:rPr>
-            <w:rStyle w:val="Hyperlink"/>
-          </w:rPr>
-          <w:t>{testthat}</w:t>
+      <w:hyperlink r:id="rId144">
+        <w:r>
+          <w:rPr>
+            <w:rStyle w:val="Hyperlink"/>
+          </w:rPr>
+          <w:t>{</w:t>
+        </w:r>
+        <w:proofErr w:type="spellStart"/>
+        <w:r>
+          <w:rPr>
+            <w:rStyle w:val="Hyperlink"/>
+          </w:rPr>
+          <w:t>testthat</w:t>
+        </w:r>
+        <w:proofErr w:type="spellEnd"/>
+        <w:r>
+          <w:rPr>
+            <w:rStyle w:val="Hyperlink"/>
+          </w:rPr>
+          <w:t>}</w:t>
         </w:r>
       </w:hyperlink>
     </w:p>
@@ -14171,6 +15216,7 @@
           <w:numId w:val="47"/>
         </w:numPr>
       </w:pPr>
+      <w:proofErr w:type="spellStart"/>
       <w:r>
         <w:rPr>
           <w:b/>
@@ -14178,6 +15224,7 @@
         </w:rPr>
         <w:t>pkgdown</w:t>
       </w:r>
+      <w:proofErr w:type="spellEnd"/>
       <w:r>
         <w:t xml:space="preserve"> and </w:t>
       </w:r>
@@ -14191,12 +15238,26 @@
       <w:r>
         <w:t xml:space="preserve">: files and output if using </w:t>
       </w:r>
-      <w:hyperlink r:id="rId143">
-        <w:r>
-          <w:rPr>
-            <w:rStyle w:val="Hyperlink"/>
-          </w:rPr>
-          <w:t>{pkgdown}</w:t>
+      <w:hyperlink r:id="rId145">
+        <w:r>
+          <w:rPr>
+            <w:rStyle w:val="Hyperlink"/>
+          </w:rPr>
+          <w:t>{</w:t>
+        </w:r>
+        <w:proofErr w:type="spellStart"/>
+        <w:r>
+          <w:rPr>
+            <w:rStyle w:val="Hyperlink"/>
+          </w:rPr>
+          <w:t>pkgdown</w:t>
+        </w:r>
+        <w:proofErr w:type="spellEnd"/>
+        <w:r>
+          <w:rPr>
+            <w:rStyle w:val="Hyperlink"/>
+          </w:rPr>
+          <w:t>}</w:t>
         </w:r>
       </w:hyperlink>
       <w:r>
@@ -14259,7 +15320,7 @@
       <w:r>
         <w:t xml:space="preserve">: file generated by </w:t>
       </w:r>
-      <w:hyperlink r:id="rId144">
+      <w:hyperlink r:id="rId146">
         <w:r>
           <w:rPr>
             <w:rStyle w:val="Hyperlink"/>
@@ -14297,7 +15358,7 @@
       <w:r>
         <w:t xml:space="preserve">Learn more about other R package components in </w:t>
       </w:r>
-      <w:hyperlink r:id="rId145">
+      <w:hyperlink r:id="rId147">
         <w:r>
           <w:rPr>
             <w:rStyle w:val="Hyperlink"/>
@@ -14381,7 +15442,7 @@
                           </pic:cNvPicPr>
                         </pic:nvPicPr>
                         <pic:blipFill>
-                          <a:blip r:embed="rId43">
+                          <a:blip r:embed="rId45">
                             <a:extLst>
                               <a:ext uri="{28A0092B-C50C-407E-A947-70E740481C1C}">
                                 <a14:useLocalDpi xmlns:a14="http://schemas.microsoft.com/office/drawing/2010/main" val="0"/>
@@ -14466,7 +15527,15 @@
               <w:t>folders</w:t>
             </w:r>
             <w:r>
-              <w:t xml:space="preserve"> hold subfolders and files in a </w:t>
+              <w:t xml:space="preserve"> hold subfolders and files </w:t>
+            </w:r>
+            <w:proofErr w:type="gramStart"/>
+            <w:r>
+              <w:t>in</w:t>
+            </w:r>
+            <w:proofErr w:type="gramEnd"/>
+            <w:r>
+              <w:t xml:space="preserve"> a </w:t>
             </w:r>
             <w:r>
               <w:rPr>
@@ -14504,20 +15573,52 @@
       <w:r>
         <w:t xml:space="preserve"> Run </w:t>
       </w:r>
+      <w:proofErr w:type="spellStart"/>
+      <w:proofErr w:type="gramStart"/>
       <w:r>
         <w:rPr>
           <w:rStyle w:val="VerbatimChar"/>
         </w:rPr>
-        <w:t>getwd()</w:t>
+        <w:t>getwd</w:t>
+      </w:r>
+      <w:proofErr w:type="spellEnd"/>
+      <w:r>
+        <w:rPr>
+          <w:rStyle w:val="VerbatimChar"/>
+        </w:rPr>
+        <w:t>(</w:t>
+      </w:r>
+      <w:proofErr w:type="gramEnd"/>
+      <w:r>
+        <w:rPr>
+          <w:rStyle w:val="VerbatimChar"/>
+        </w:rPr>
+        <w:t>)</w:t>
       </w:r>
       <w:r>
         <w:t xml:space="preserve"> to see where the current working directory is and </w:t>
       </w:r>
+      <w:proofErr w:type="spellStart"/>
+      <w:proofErr w:type="gramStart"/>
       <w:r>
         <w:rPr>
           <w:rStyle w:val="VerbatimChar"/>
         </w:rPr>
-        <w:t>setwd()</w:t>
+        <w:t>setwd</w:t>
+      </w:r>
+      <w:proofErr w:type="spellEnd"/>
+      <w:r>
+        <w:rPr>
+          <w:rStyle w:val="VerbatimChar"/>
+        </w:rPr>
+        <w:t>(</w:t>
+      </w:r>
+      <w:proofErr w:type="gramEnd"/>
+      <w:r>
+        <w:rPr>
+          <w:rStyle w:val="VerbatimChar"/>
+        </w:rPr>
+        <w:t>)</w:t>
       </w:r>
       <w:r>
         <w:t xml:space="preserve"> to set it a specific folder. However, a working directory set to an absolute folder path will break the code if the folder is moved or renamed</w:t>
@@ -14547,7 +15648,15 @@
         <w:t>data/processed/data-clean.csv</w:t>
       </w:r>
       <w:r>
-        <w:t xml:space="preserve">. When working in an RStudio project, the default working directory is the </w:t>
+        <w:t xml:space="preserve">. When working </w:t>
+      </w:r>
+      <w:proofErr w:type="gramStart"/>
+      <w:r>
+        <w:t>in</w:t>
+      </w:r>
+      <w:proofErr w:type="gramEnd"/>
+      <w:r>
+        <w:t xml:space="preserve"> an RStudio project, the default working directory is the </w:t>
       </w:r>
       <w:r>
         <w:rPr>
@@ -14557,14 +15666,27 @@
         <w:t>root</w:t>
       </w:r>
       <w:r>
-        <w:t xml:space="preserve"> project directory (i.e., where the </w:t>
+        <w:t xml:space="preserve"> project directory (i.e., where </w:t>
+      </w:r>
+      <w:proofErr w:type="gramStart"/>
+      <w:r>
+        <w:t xml:space="preserve">the </w:t>
       </w:r>
       <w:r>
         <w:rPr>
           <w:rStyle w:val="VerbatimChar"/>
         </w:rPr>
-        <w:t>.Rproj</w:t>
-      </w:r>
+        <w:t>.</w:t>
+      </w:r>
+      <w:proofErr w:type="spellStart"/>
+      <w:r>
+        <w:rPr>
+          <w:rStyle w:val="VerbatimChar"/>
+        </w:rPr>
+        <w:t>Rproj</w:t>
+      </w:r>
+      <w:proofErr w:type="spellEnd"/>
+      <w:proofErr w:type="gramEnd"/>
       <w:r>
         <w:t xml:space="preserve"> file is).</w:t>
       </w:r>
@@ -14596,7 +15718,7 @@
                     </pic:cNvPicPr>
                   </pic:nvPicPr>
                   <pic:blipFill>
-                    <a:blip r:embed="rId146" cstate="print">
+                    <a:blip r:embed="rId148" cstate="print">
                       <a:extLst>
                         <a:ext uri="{28A0092B-C50C-407E-A947-70E740481C1C}">
                           <a14:useLocalDpi xmlns:a14="http://schemas.microsoft.com/office/drawing/2010/main" val="0"/>
@@ -14672,7 +15794,7 @@
                           </pic:cNvPicPr>
                         </pic:nvPicPr>
                         <pic:blipFill>
-                          <a:blip r:embed="rId147" cstate="print">
+                          <a:blip r:embed="rId149" cstate="print">
                             <a:extLst>
                               <a:ext uri="{28A0092B-C50C-407E-A947-70E740481C1C}">
                                 <a14:useLocalDpi xmlns:a14="http://schemas.microsoft.com/office/drawing/2010/main" val="0"/>
@@ -14712,7 +15834,7 @@
             <w:r>
               <w:t xml:space="preserve">Artwork by </w:t>
             </w:r>
-            <w:hyperlink r:id="rId148">
+            <w:hyperlink r:id="rId150">
               <w:r>
                 <w:rPr>
                   <w:rStyle w:val="Hyperlink"/>
@@ -14731,7 +15853,7 @@
       <w:r>
         <w:t xml:space="preserve">Artwork by </w:t>
       </w:r>
-      <w:hyperlink r:id="rId149">
+      <w:hyperlink r:id="rId151">
         <w:r>
           <w:rPr>
             <w:rStyle w:val="Hyperlink"/>
@@ -14757,7 +15879,7 @@
       <w:r>
         <w:t xml:space="preserve">In combination with R projects, the </w:t>
       </w:r>
-      <w:hyperlink r:id="rId150">
+      <w:hyperlink r:id="rId152">
         <w:r>
           <w:rPr>
             <w:rStyle w:val="Hyperlink"/>
@@ -14782,8 +15904,16 @@
         <w:rPr>
           <w:rStyle w:val="VerbatimChar"/>
         </w:rPr>
-        <w:t>.qmd</w:t>
-      </w:r>
+        <w:t>.</w:t>
+      </w:r>
+      <w:proofErr w:type="spellStart"/>
+      <w:r>
+        <w:rPr>
+          <w:rStyle w:val="VerbatimChar"/>
+        </w:rPr>
+        <w:t>qmd</w:t>
+      </w:r>
+      <w:proofErr w:type="spellEnd"/>
       <w:r>
         <w:t xml:space="preserve"> file lives. Using the above example project structure, running </w:t>
       </w:r>
@@ -14800,8 +15930,16 @@
         <w:rPr>
           <w:rStyle w:val="VerbatimChar"/>
         </w:rPr>
-        <w:t>soil-health-report.qmd</w:t>
-      </w:r>
+        <w:t>soil-health-</w:t>
+      </w:r>
+      <w:proofErr w:type="spellStart"/>
+      <w:r>
+        <w:rPr>
+          <w:rStyle w:val="VerbatimChar"/>
+        </w:rPr>
+        <w:t>report.qmd</w:t>
+      </w:r>
+      <w:proofErr w:type="spellEnd"/>
       <w:r>
         <w:t xml:space="preserve"> errors because it looks for a data subfolder in the reports folder. Instead, use </w:t>
       </w:r>
@@ -14814,14 +15952,30 @@
       <w:r>
         <w:t xml:space="preserve"> to build a relative path from the project root with </w:t>
       </w:r>
+      <w:proofErr w:type="gramStart"/>
       <w:r>
         <w:rPr>
           <w:rStyle w:val="VerbatimChar"/>
         </w:rPr>
-        <w:t>read.csv(here::here("data", "processed", "data-clean.csv"))</w:t>
-      </w:r>
-      <w:r>
-        <w:t>. This takes care of the backslashes or forward slashes so the relative path works with any operating system.</w:t>
+        <w:t>read.csv(here::here(</w:t>
+      </w:r>
+      <w:proofErr w:type="gramEnd"/>
+      <w:r>
+        <w:rPr>
+          <w:rStyle w:val="VerbatimChar"/>
+        </w:rPr>
+        <w:t>"data", "processed", "data-clean.csv"))</w:t>
+      </w:r>
+      <w:r>
+        <w:t xml:space="preserve">. This takes care of the backslashes or forward </w:t>
+      </w:r>
+      <w:proofErr w:type="gramStart"/>
+      <w:r>
+        <w:t>slashes</w:t>
+      </w:r>
+      <w:proofErr w:type="gramEnd"/>
+      <w:r>
+        <w:t xml:space="preserve"> so the relative path works with any operating system.</w:t>
       </w:r>
     </w:p>
     <w:p>
@@ -14860,7 +16014,7 @@
       <w:r>
         <w:t xml:space="preserve">Based on this quote, Indrajeet Patil developed a </w:t>
       </w:r>
-      <w:hyperlink r:id="rId151">
+      <w:hyperlink r:id="rId153">
         <w:r>
           <w:rPr>
             <w:rStyle w:val="Hyperlink"/>
@@ -14886,7 +16040,20 @@
       </w:pPr>
       <w:bookmarkStart w:id="125" w:name="Xc5b655cb696f7c9249c7d0e80405f65888f9162"/>
       <w:r>
-        <w:t>Project folder, .RProj and GitHub repository</w:t>
+        <w:t>Project folder</w:t>
+      </w:r>
+      <w:proofErr w:type="gramStart"/>
+      <w:r>
+        <w:t>, .</w:t>
+      </w:r>
+      <w:proofErr w:type="spellStart"/>
+      <w:r>
+        <w:t>RProj</w:t>
+      </w:r>
+      <w:proofErr w:type="spellEnd"/>
+      <w:proofErr w:type="gramEnd"/>
+      <w:r>
+        <w:t xml:space="preserve"> and GitHub repository</w:t>
       </w:r>
     </w:p>
     <w:p>
@@ -14894,7 +16061,20 @@
         <w:pStyle w:val="FirstParagraph"/>
       </w:pPr>
       <w:r>
-        <w:t>Name the project folder, .RProj file, and GitHub repository name the same. Be concise and descriptive. Use kebab-case.</w:t>
+        <w:t>Name the project folder</w:t>
+      </w:r>
+      <w:proofErr w:type="gramStart"/>
+      <w:r>
+        <w:t>, .</w:t>
+      </w:r>
+      <w:proofErr w:type="spellStart"/>
+      <w:r>
+        <w:t>RProj</w:t>
+      </w:r>
+      <w:proofErr w:type="spellEnd"/>
+      <w:proofErr w:type="gramEnd"/>
+      <w:r>
+        <w:t xml:space="preserve"> file, and GitHub repository name the same. Be concise and descriptive. Use kebab-case.</w:t>
       </w:r>
     </w:p>
     <w:p>
@@ -14916,8 +16096,16 @@
         <w:rPr>
           <w:rStyle w:val="VerbatimChar"/>
         </w:rPr>
-        <w:t>washi-dmp</w:t>
-      </w:r>
+        <w:t>washi-</w:t>
+      </w:r>
+      <w:proofErr w:type="spellStart"/>
+      <w:r>
+        <w:rPr>
+          <w:rStyle w:val="VerbatimChar"/>
+        </w:rPr>
+        <w:t>dmp</w:t>
+      </w:r>
+      <w:proofErr w:type="spellEnd"/>
       <w:r>
         <w:t xml:space="preserve"> and </w:t>
       </w:r>
@@ -14925,8 +16113,18 @@
         <w:rPr>
           <w:rStyle w:val="VerbatimChar"/>
         </w:rPr>
-        <w:t>washi-dmp.RProj</w:t>
-      </w:r>
+        <w:t>washi-</w:t>
+      </w:r>
+      <w:proofErr w:type="spellStart"/>
+      <w:proofErr w:type="gramStart"/>
+      <w:r>
+        <w:rPr>
+          <w:rStyle w:val="VerbatimChar"/>
+        </w:rPr>
+        <w:t>dmp.RProj</w:t>
+      </w:r>
+      <w:proofErr w:type="spellEnd"/>
+      <w:proofErr w:type="gramEnd"/>
       <w:r>
         <w:t>.</w:t>
       </w:r>
@@ -14948,11 +16146,19 @@
       <w:r>
         <w:t xml:space="preserve">Be concise and descriptive. Avoid using special characters. Use kebab-case with underscores to separate different metadata groups (e.g., </w:t>
       </w:r>
+      <w:proofErr w:type="spellStart"/>
       <w:r>
         <w:rPr>
           <w:rStyle w:val="VerbatimChar"/>
         </w:rPr>
-        <w:t>year_good-name</w:t>
+        <w:t>year_good</w:t>
+      </w:r>
+      <w:proofErr w:type="spellEnd"/>
+      <w:r>
+        <w:rPr>
+          <w:rStyle w:val="VerbatimChar"/>
+        </w:rPr>
+        <w:t>-name</w:t>
       </w:r>
       <w:r>
         <w:t>).</w:t>
@@ -14981,12 +16187,16 @@
       <w:r>
         <w:t xml:space="preserve">, </w:t>
       </w:r>
+      <w:proofErr w:type="spellStart"/>
+      <w:proofErr w:type="gramStart"/>
       <w:r>
         <w:rPr>
           <w:rStyle w:val="VerbatimChar"/>
         </w:rPr>
         <w:t>tables.R</w:t>
       </w:r>
+      <w:proofErr w:type="spellEnd"/>
+      <w:proofErr w:type="gramEnd"/>
       <w:r>
         <w:t xml:space="preserve">, </w:t>
       </w:r>
@@ -14994,8 +16204,16 @@
         <w:rPr>
           <w:rStyle w:val="VerbatimChar"/>
         </w:rPr>
-        <w:t>create-soils.R</w:t>
-      </w:r>
+        <w:t>create-</w:t>
+      </w:r>
+      <w:proofErr w:type="spellStart"/>
+      <w:r>
+        <w:rPr>
+          <w:rStyle w:val="VerbatimChar"/>
+        </w:rPr>
+        <w:t>soils.R</w:t>
+      </w:r>
+      <w:proofErr w:type="spellEnd"/>
       <w:r>
         <w:t>.</w:t>
       </w:r>
@@ -15031,8 +16249,16 @@
         <w:rPr>
           <w:rStyle w:val="VerbatimChar"/>
         </w:rPr>
-        <w:t>01_import.R</w:t>
-      </w:r>
+        <w:t>01_</w:t>
+      </w:r>
+      <w:proofErr w:type="gramStart"/>
+      <w:r>
+        <w:rPr>
+          <w:rStyle w:val="VerbatimChar"/>
+        </w:rPr>
+        <w:t>import.R</w:t>
+      </w:r>
+      <w:proofErr w:type="gramEnd"/>
       <w:r>
         <w:br/>
       </w:r>
@@ -15040,8 +16266,16 @@
         <w:rPr>
           <w:rStyle w:val="VerbatimChar"/>
         </w:rPr>
-        <w:t>02_tidy.R</w:t>
-      </w:r>
+        <w:t>02_</w:t>
+      </w:r>
+      <w:proofErr w:type="gramStart"/>
+      <w:r>
+        <w:rPr>
+          <w:rStyle w:val="VerbatimChar"/>
+        </w:rPr>
+        <w:t>tidy.R</w:t>
+      </w:r>
+      <w:proofErr w:type="gramEnd"/>
       <w:r>
         <w:br/>
       </w:r>
@@ -15049,8 +16283,16 @@
         <w:rPr>
           <w:rStyle w:val="VerbatimChar"/>
         </w:rPr>
-        <w:t>03_transform.R</w:t>
-      </w:r>
+        <w:t>03_</w:t>
+      </w:r>
+      <w:proofErr w:type="gramStart"/>
+      <w:r>
+        <w:rPr>
+          <w:rStyle w:val="VerbatimChar"/>
+        </w:rPr>
+        <w:t>transform.R</w:t>
+      </w:r>
+      <w:proofErr w:type="gramEnd"/>
       <w:r>
         <w:br/>
       </w:r>
@@ -15058,8 +16300,16 @@
         <w:rPr>
           <w:rStyle w:val="VerbatimChar"/>
         </w:rPr>
-        <w:t>04_visualize.R</w:t>
-      </w:r>
+        <w:t>04_</w:t>
+      </w:r>
+      <w:proofErr w:type="gramStart"/>
+      <w:r>
+        <w:rPr>
+          <w:rStyle w:val="VerbatimChar"/>
+        </w:rPr>
+        <w:t>visualize.R</w:t>
+      </w:r>
+      <w:proofErr w:type="gramEnd"/>
     </w:p>
     <w:p>
       <w:pPr>
@@ -15083,7 +16333,15 @@
         <w:t>Variables</w:t>
       </w:r>
       <w:r>
-        <w:t xml:space="preserve"> are column headers in spreadsheets (that become column names in R dataframes), </w:t>
+        <w:t xml:space="preserve"> are column headers in spreadsheets (that become column names in R </w:t>
+      </w:r>
+      <w:proofErr w:type="spellStart"/>
+      <w:r>
+        <w:t>dataframes</w:t>
+      </w:r>
+      <w:proofErr w:type="spellEnd"/>
+      <w:r>
+        <w:t xml:space="preserve">), </w:t>
       </w:r>
       <w:r>
         <w:rPr>
@@ -15093,7 +16351,15 @@
         <w:t>objects</w:t>
       </w:r>
       <w:r>
-        <w:t xml:space="preserve"> are data structures in R and ArcGIS (vectors, lists, dataframes, fields, tables), and </w:t>
+        <w:t xml:space="preserve"> are data structures in R and ArcGIS (vectors, lists, </w:t>
+      </w:r>
+      <w:proofErr w:type="spellStart"/>
+      <w:r>
+        <w:t>dataframes</w:t>
+      </w:r>
+      <w:proofErr w:type="spellEnd"/>
+      <w:r>
+        <w:t xml:space="preserve">, fields, tables), and </w:t>
       </w:r>
       <w:r>
         <w:rPr>
@@ -15131,12 +16397,14 @@
       <w:r>
         <w:br/>
       </w:r>
+      <w:proofErr w:type="spellStart"/>
       <w:r>
         <w:rPr>
           <w:rStyle w:val="NormalTok"/>
         </w:rPr>
         <w:t>clay_percent</w:t>
       </w:r>
+      <w:proofErr w:type="spellEnd"/>
       <w:r>
         <w:br/>
       </w:r>
@@ -15149,12 +16417,14 @@
       <w:r>
         <w:br/>
       </w:r>
+      <w:proofErr w:type="spellStart"/>
       <w:r>
         <w:rPr>
           <w:rStyle w:val="NormalTok"/>
         </w:rPr>
         <w:t>pmn_mg_kg</w:t>
       </w:r>
+      <w:proofErr w:type="spellEnd"/>
       <w:r>
         <w:br/>
       </w:r>
@@ -15239,6 +16509,7 @@
       <w:r>
         <w:br/>
       </w:r>
+      <w:proofErr w:type="spellStart"/>
       <w:r>
         <w:rPr>
           <w:rStyle w:val="NormalTok"/>
@@ -15257,6 +16528,7 @@
         </w:rPr>
         <w:t>mgkg</w:t>
       </w:r>
+      <w:proofErr w:type="spellEnd"/>
     </w:p>
     <w:p>
       <w:pPr>
@@ -15304,12 +16576,14 @@
       <w:r>
         <w:br/>
       </w:r>
+      <w:proofErr w:type="spellStart"/>
       <w:r>
         <w:rPr>
           <w:rStyle w:val="NormalTok"/>
         </w:rPr>
         <w:t>primary_color</w:t>
       </w:r>
+      <w:proofErr w:type="spellEnd"/>
       <w:r>
         <w:br/>
       </w:r>
@@ -15346,12 +16620,14 @@
       <w:r>
         <w:br/>
       </w:r>
+      <w:proofErr w:type="spellStart"/>
       <w:r>
         <w:rPr>
           <w:rStyle w:val="NormalTok"/>
         </w:rPr>
         <w:t>primarycolor</w:t>
       </w:r>
+      <w:proofErr w:type="spellEnd"/>
       <w:r>
         <w:br/>
       </w:r>
@@ -15756,12 +17032,14 @@
       <w:r>
         <w:br/>
       </w:r>
+      <w:proofErr w:type="spellStart"/>
       <w:r>
         <w:rPr>
           <w:rStyle w:val="FunctionTok"/>
         </w:rPr>
         <w:t>add_row</w:t>
       </w:r>
+      <w:proofErr w:type="spellEnd"/>
       <w:r>
         <w:rPr>
           <w:rStyle w:val="NormalTok"/>
@@ -15771,17 +17049,33 @@
       <w:r>
         <w:br/>
       </w:r>
+      <w:proofErr w:type="spellStart"/>
       <w:r>
         <w:rPr>
           <w:rStyle w:val="FunctionTok"/>
         </w:rPr>
-        <w:t>assign_quality_codes</w:t>
-      </w:r>
+        <w:t>assign_quality_</w:t>
+      </w:r>
+      <w:proofErr w:type="gramStart"/>
+      <w:r>
+        <w:rPr>
+          <w:rStyle w:val="FunctionTok"/>
+        </w:rPr>
+        <w:t>codes</w:t>
+      </w:r>
+      <w:proofErr w:type="spellEnd"/>
       <w:r>
         <w:rPr>
           <w:rStyle w:val="NormalTok"/>
         </w:rPr>
-        <w:t>()</w:t>
+        <w:t>(</w:t>
+      </w:r>
+      <w:proofErr w:type="gramEnd"/>
+      <w:r>
+        <w:rPr>
+          <w:rStyle w:val="NormalTok"/>
+        </w:rPr>
+        <w:t>)</w:t>
       </w:r>
       <w:r>
         <w:br/>
@@ -15810,17 +17104,33 @@
       <w:r>
         <w:br/>
       </w:r>
+      <w:proofErr w:type="spellStart"/>
       <w:r>
         <w:rPr>
           <w:rStyle w:val="FunctionTok"/>
         </w:rPr>
-        <w:t>row_adder</w:t>
-      </w:r>
+        <w:t>row_</w:t>
+      </w:r>
+      <w:proofErr w:type="gramStart"/>
+      <w:r>
+        <w:rPr>
+          <w:rStyle w:val="FunctionTok"/>
+        </w:rPr>
+        <w:t>adder</w:t>
+      </w:r>
+      <w:proofErr w:type="spellEnd"/>
       <w:r>
         <w:rPr>
           <w:rStyle w:val="NormalTok"/>
         </w:rPr>
-        <w:t xml:space="preserve">() </w:t>
+        <w:t>(</w:t>
+      </w:r>
+      <w:proofErr w:type="gramEnd"/>
+      <w:r>
+        <w:rPr>
+          <w:rStyle w:val="NormalTok"/>
+        </w:rPr>
+        <w:t xml:space="preserve">) </w:t>
       </w:r>
       <w:r>
         <w:br/>
@@ -15837,17 +17147,27 @@
       <w:r>
         <w:br/>
       </w:r>
+      <w:proofErr w:type="spellStart"/>
+      <w:proofErr w:type="gramStart"/>
       <w:r>
         <w:rPr>
           <w:rStyle w:val="FunctionTok"/>
         </w:rPr>
         <w:t>assignQualityCodes</w:t>
       </w:r>
+      <w:proofErr w:type="spellEnd"/>
       <w:r>
         <w:rPr>
           <w:rStyle w:val="NormalTok"/>
         </w:rPr>
-        <w:t>()</w:t>
+        <w:t>(</w:t>
+      </w:r>
+      <w:proofErr w:type="gramEnd"/>
+      <w:r>
+        <w:rPr>
+          <w:rStyle w:val="NormalTok"/>
+        </w:rPr>
+        <w:t>)</w:t>
       </w:r>
       <w:r>
         <w:br/>
@@ -15864,6 +17184,7 @@
       <w:r>
         <w:br/>
       </w:r>
+      <w:proofErr w:type="gramStart"/>
       <w:r>
         <w:rPr>
           <w:rStyle w:val="FunctionTok"/>
@@ -15874,7 +17195,14 @@
         <w:rPr>
           <w:rStyle w:val="NormalTok"/>
         </w:rPr>
-        <w:t>()</w:t>
+        <w:t>(</w:t>
+      </w:r>
+      <w:proofErr w:type="gramEnd"/>
+      <w:r>
+        <w:rPr>
+          <w:rStyle w:val="NormalTok"/>
+        </w:rPr>
+        <w:t>)</w:t>
       </w:r>
     </w:p>
     <w:p>
@@ -15907,7 +17235,7 @@
       <w:r>
         <w:t xml:space="preserve">Headers in R scripts standardize the metadata elements at the beginning of your code and document its purpose. The following template and instructions are adapted from Dr. Timothy S Farewell’s </w:t>
       </w:r>
-      <w:hyperlink r:id="rId152">
+      <w:hyperlink r:id="rId154">
         <w:r>
           <w:rPr>
             <w:rStyle w:val="Hyperlink"/>
@@ -16032,8 +17360,16 @@
         <w:rPr>
           <w:rStyle w:val="DocumentationTok"/>
         </w:rPr>
-        <w:t>## Script name: check-crops.R</w:t>
-      </w:r>
+        <w:t>## Script name: check-</w:t>
+      </w:r>
+      <w:proofErr w:type="spellStart"/>
+      <w:r>
+        <w:rPr>
+          <w:rStyle w:val="DocumentationTok"/>
+        </w:rPr>
+        <w:t>crops.R</w:t>
+      </w:r>
+      <w:proofErr w:type="spellEnd"/>
       <w:r>
         <w:br/>
       </w:r>
@@ -16176,7 +17512,21 @@
         <w:rPr>
           <w:rStyle w:val="NormalTok"/>
         </w:rPr>
-        <w:t>(readxl)</w:t>
+        <w:t>(</w:t>
+      </w:r>
+      <w:proofErr w:type="spellStart"/>
+      <w:r>
+        <w:rPr>
+          <w:rStyle w:val="NormalTok"/>
+        </w:rPr>
+        <w:t>readxl</w:t>
+      </w:r>
+      <w:proofErr w:type="spellEnd"/>
+      <w:r>
+        <w:rPr>
+          <w:rStyle w:val="NormalTok"/>
+        </w:rPr>
+        <w:t>)</w:t>
       </w:r>
       <w:r>
         <w:br/>
@@ -16191,7 +17541,21 @@
         <w:rPr>
           <w:rStyle w:val="NormalTok"/>
         </w:rPr>
-        <w:t>(writexl)</w:t>
+        <w:t>(</w:t>
+      </w:r>
+      <w:proofErr w:type="spellStart"/>
+      <w:r>
+        <w:rPr>
+          <w:rStyle w:val="NormalTok"/>
+        </w:rPr>
+        <w:t>writexl</w:t>
+      </w:r>
+      <w:proofErr w:type="spellEnd"/>
+      <w:r>
+        <w:rPr>
+          <w:rStyle w:val="NormalTok"/>
+        </w:rPr>
+        <w:t>)</w:t>
       </w:r>
       <w:r>
         <w:br/>
@@ -16221,7 +17585,21 @@
         <w:rPr>
           <w:rStyle w:val="NormalTok"/>
         </w:rPr>
-        <w:t>(dplyr)</w:t>
+        <w:t>(</w:t>
+      </w:r>
+      <w:proofErr w:type="spellStart"/>
+      <w:r>
+        <w:rPr>
+          <w:rStyle w:val="NormalTok"/>
+        </w:rPr>
+        <w:t>dplyr</w:t>
+      </w:r>
+      <w:proofErr w:type="spellEnd"/>
+      <w:r>
+        <w:rPr>
+          <w:rStyle w:val="NormalTok"/>
+        </w:rPr>
+        <w:t>)</w:t>
       </w:r>
       <w:r>
         <w:br/>
@@ -16236,7 +17614,21 @@
         <w:rPr>
           <w:rStyle w:val="NormalTok"/>
         </w:rPr>
-        <w:t>(tidyr)</w:t>
+        <w:t>(</w:t>
+      </w:r>
+      <w:proofErr w:type="spellStart"/>
+      <w:r>
+        <w:rPr>
+          <w:rStyle w:val="NormalTok"/>
+        </w:rPr>
+        <w:t>tidyr</w:t>
+      </w:r>
+      <w:proofErr w:type="spellEnd"/>
+      <w:r>
+        <w:rPr>
+          <w:rStyle w:val="NormalTok"/>
+        </w:rPr>
+        <w:t>)</w:t>
       </w:r>
       <w:r>
         <w:br/>
@@ -16258,7 +17650,7 @@
       <w:r>
         <w:t xml:space="preserve">Add this template to RStudio using </w:t>
       </w:r>
-      <w:hyperlink r:id="rId153">
+      <w:hyperlink r:id="rId155">
         <w:r>
           <w:rPr>
             <w:rStyle w:val="Hyperlink"/>
@@ -16354,7 +17746,11 @@
         </w:numPr>
       </w:pPr>
       <w:r>
-        <w:t xml:space="preserve">Try opening a new blank </w:t>
+        <w:t xml:space="preserve">Try opening a new </w:t>
+      </w:r>
+      <w:proofErr w:type="gramStart"/>
+      <w:r>
+        <w:t xml:space="preserve">blank </w:t>
       </w:r>
       <w:r>
         <w:rPr>
@@ -16362,6 +17758,7 @@
         </w:rPr>
         <w:t>.R</w:t>
       </w:r>
+      <w:proofErr w:type="gramEnd"/>
       <w:r>
         <w:t xml:space="preserve"> script, typing “header”, and then pressing </w:t>
       </w:r>
@@ -16558,7 +17955,21 @@
         <w:rPr>
           <w:rStyle w:val="DocumentationTok"/>
         </w:rPr>
-        <w:t>## Date created: `r paste(Sys.Date())`</w:t>
+        <w:t>## Date created: `r paste(</w:t>
+      </w:r>
+      <w:proofErr w:type="spellStart"/>
+      <w:r>
+        <w:rPr>
+          <w:rStyle w:val="DocumentationTok"/>
+        </w:rPr>
+        <w:t>Sys.Date</w:t>
+      </w:r>
+      <w:proofErr w:type="spellEnd"/>
+      <w:r>
+        <w:rPr>
+          <w:rStyle w:val="DocumentationTok"/>
+        </w:rPr>
+        <w:t>())`</w:t>
       </w:r>
       <w:r>
         <w:br/>
@@ -16651,7 +18062,21 @@
         <w:rPr>
           <w:rStyle w:val="NormalTok"/>
         </w:rPr>
-        <w:t>(readxl)</w:t>
+        <w:t>(</w:t>
+      </w:r>
+      <w:proofErr w:type="spellStart"/>
+      <w:r>
+        <w:rPr>
+          <w:rStyle w:val="NormalTok"/>
+        </w:rPr>
+        <w:t>readxl</w:t>
+      </w:r>
+      <w:proofErr w:type="spellEnd"/>
+      <w:r>
+        <w:rPr>
+          <w:rStyle w:val="NormalTok"/>
+        </w:rPr>
+        <w:t>)</w:t>
       </w:r>
       <w:r>
         <w:br/>
@@ -16672,7 +18097,21 @@
         <w:rPr>
           <w:rStyle w:val="NormalTok"/>
         </w:rPr>
-        <w:t>(writexl)</w:t>
+        <w:t>(</w:t>
+      </w:r>
+      <w:proofErr w:type="spellStart"/>
+      <w:r>
+        <w:rPr>
+          <w:rStyle w:val="NormalTok"/>
+        </w:rPr>
+        <w:t>writexl</w:t>
+      </w:r>
+      <w:proofErr w:type="spellEnd"/>
+      <w:r>
+        <w:rPr>
+          <w:rStyle w:val="NormalTok"/>
+        </w:rPr>
+        <w:t>)</w:t>
       </w:r>
       <w:r>
         <w:br/>
@@ -16714,7 +18153,21 @@
         <w:rPr>
           <w:rStyle w:val="NormalTok"/>
         </w:rPr>
-        <w:t>(dplyr)</w:t>
+        <w:t>(</w:t>
+      </w:r>
+      <w:proofErr w:type="spellStart"/>
+      <w:r>
+        <w:rPr>
+          <w:rStyle w:val="NormalTok"/>
+        </w:rPr>
+        <w:t>dplyr</w:t>
+      </w:r>
+      <w:proofErr w:type="spellEnd"/>
+      <w:r>
+        <w:rPr>
+          <w:rStyle w:val="NormalTok"/>
+        </w:rPr>
+        <w:t>)</w:t>
       </w:r>
       <w:r>
         <w:br/>
@@ -16735,7 +18188,21 @@
         <w:rPr>
           <w:rStyle w:val="NormalTok"/>
         </w:rPr>
-        <w:t>(tidyr)</w:t>
+        <w:t>(</w:t>
+      </w:r>
+      <w:proofErr w:type="spellStart"/>
+      <w:r>
+        <w:rPr>
+          <w:rStyle w:val="NormalTok"/>
+        </w:rPr>
+        <w:t>tidyr</w:t>
+      </w:r>
+      <w:proofErr w:type="spellEnd"/>
+      <w:r>
+        <w:rPr>
+          <w:rStyle w:val="NormalTok"/>
+        </w:rPr>
+        <w:t>)</w:t>
       </w:r>
       <w:r>
         <w:br/>
@@ -16788,7 +18255,7 @@
       <w:r>
         <w:t xml:space="preserve"> that break up the script into easily readable chunks). Section breaks are a fantastic tool in RStudio because they allow you to easily show or hide blocks of code, see an outline of your script, and navigate through the source file. Read more about code folding and sections in this </w:t>
       </w:r>
-      <w:hyperlink r:id="rId154">
+      <w:hyperlink r:id="rId156">
         <w:r>
           <w:rPr>
             <w:rStyle w:val="Hyperlink"/>
@@ -16825,7 +18292,7 @@
       <w:r>
         <w:t xml:space="preserve"> was adapted from this </w:t>
       </w:r>
-      <w:hyperlink r:id="rId155">
+      <w:hyperlink r:id="rId157">
         <w:r>
           <w:rPr>
             <w:rStyle w:val="Hyperlink"/>
@@ -16872,7 +18339,92 @@
         <w:rPr>
           <w:rStyle w:val="AttributeTok"/>
         </w:rPr>
-        <w:t>r strrep("=", 85 - rstudioapi::primary_selection(rstudioapi::getActiveDocumentContext())$range$start[2])</w:t>
+        <w:t xml:space="preserve">r </w:t>
+      </w:r>
+      <w:proofErr w:type="spellStart"/>
+      <w:proofErr w:type="gramStart"/>
+      <w:r>
+        <w:rPr>
+          <w:rStyle w:val="AttributeTok"/>
+        </w:rPr>
+        <w:t>strrep</w:t>
+      </w:r>
+      <w:proofErr w:type="spellEnd"/>
+      <w:r>
+        <w:rPr>
+          <w:rStyle w:val="AttributeTok"/>
+        </w:rPr>
+        <w:t>(</w:t>
+      </w:r>
+      <w:proofErr w:type="gramEnd"/>
+      <w:r>
+        <w:rPr>
+          <w:rStyle w:val="AttributeTok"/>
+        </w:rPr>
+        <w:t xml:space="preserve">"=", 85 - </w:t>
+      </w:r>
+      <w:proofErr w:type="gramStart"/>
+      <w:r>
+        <w:rPr>
+          <w:rStyle w:val="AttributeTok"/>
+        </w:rPr>
+        <w:t>rstudioapi::</w:t>
+      </w:r>
+      <w:proofErr w:type="gramEnd"/>
+      <w:r>
+        <w:rPr>
+          <w:rStyle w:val="AttributeTok"/>
+        </w:rPr>
+        <w:t>primary_</w:t>
+      </w:r>
+      <w:proofErr w:type="gramStart"/>
+      <w:r>
+        <w:rPr>
+          <w:rStyle w:val="AttributeTok"/>
+        </w:rPr>
+        <w:t>selection(rstudioapi::</w:t>
+      </w:r>
+      <w:proofErr w:type="gramEnd"/>
+      <w:r>
+        <w:rPr>
+          <w:rStyle w:val="AttributeTok"/>
+        </w:rPr>
+        <w:t>getActiveDocumentContext(</w:t>
+      </w:r>
+      <w:proofErr w:type="gramStart"/>
+      <w:r>
+        <w:rPr>
+          <w:rStyle w:val="AttributeTok"/>
+        </w:rPr>
+        <w:t>))$</w:t>
+      </w:r>
+      <w:proofErr w:type="gramEnd"/>
+      <w:r>
+        <w:rPr>
+          <w:rStyle w:val="AttributeTok"/>
+        </w:rPr>
+        <w:t>range$</w:t>
+      </w:r>
+      <w:proofErr w:type="gramStart"/>
+      <w:r>
+        <w:rPr>
+          <w:rStyle w:val="AttributeTok"/>
+        </w:rPr>
+        <w:t>start[</w:t>
+      </w:r>
+      <w:proofErr w:type="gramEnd"/>
+      <w:r>
+        <w:rPr>
+          <w:rStyle w:val="AttributeTok"/>
+        </w:rPr>
+        <w:t>2</w:t>
+      </w:r>
+      <w:proofErr w:type="gramStart"/>
+      <w:r>
+        <w:rPr>
+          <w:rStyle w:val="AttributeTok"/>
+        </w:rPr>
+        <w:t>])</w:t>
       </w:r>
       <w:r>
         <w:rPr>
@@ -16880,6 +18432,7 @@
         </w:rPr>
         <w:t>`</w:t>
       </w:r>
+      <w:proofErr w:type="gramEnd"/>
       <w:r>
         <w:br/>
       </w:r>
@@ -16917,7 +18470,92 @@
         <w:rPr>
           <w:rStyle w:val="AttributeTok"/>
         </w:rPr>
-        <w:t>r strrep("-", 85 - rstudioapi::primary_selection(rstudioapi::getActiveDocumentContext())$range$start[2])</w:t>
+        <w:t xml:space="preserve">r </w:t>
+      </w:r>
+      <w:proofErr w:type="spellStart"/>
+      <w:proofErr w:type="gramStart"/>
+      <w:r>
+        <w:rPr>
+          <w:rStyle w:val="AttributeTok"/>
+        </w:rPr>
+        <w:t>strrep</w:t>
+      </w:r>
+      <w:proofErr w:type="spellEnd"/>
+      <w:r>
+        <w:rPr>
+          <w:rStyle w:val="AttributeTok"/>
+        </w:rPr>
+        <w:t>(</w:t>
+      </w:r>
+      <w:proofErr w:type="gramEnd"/>
+      <w:r>
+        <w:rPr>
+          <w:rStyle w:val="AttributeTok"/>
+        </w:rPr>
+        <w:t xml:space="preserve">"-", 85 - </w:t>
+      </w:r>
+      <w:proofErr w:type="gramStart"/>
+      <w:r>
+        <w:rPr>
+          <w:rStyle w:val="AttributeTok"/>
+        </w:rPr>
+        <w:t>rstudioapi::</w:t>
+      </w:r>
+      <w:proofErr w:type="gramEnd"/>
+      <w:r>
+        <w:rPr>
+          <w:rStyle w:val="AttributeTok"/>
+        </w:rPr>
+        <w:t>primary_</w:t>
+      </w:r>
+      <w:proofErr w:type="gramStart"/>
+      <w:r>
+        <w:rPr>
+          <w:rStyle w:val="AttributeTok"/>
+        </w:rPr>
+        <w:t>selection(rstudioapi::</w:t>
+      </w:r>
+      <w:proofErr w:type="gramEnd"/>
+      <w:r>
+        <w:rPr>
+          <w:rStyle w:val="AttributeTok"/>
+        </w:rPr>
+        <w:t>getActiveDocumentContext(</w:t>
+      </w:r>
+      <w:proofErr w:type="gramStart"/>
+      <w:r>
+        <w:rPr>
+          <w:rStyle w:val="AttributeTok"/>
+        </w:rPr>
+        <w:t>))$</w:t>
+      </w:r>
+      <w:proofErr w:type="gramEnd"/>
+      <w:r>
+        <w:rPr>
+          <w:rStyle w:val="AttributeTok"/>
+        </w:rPr>
+        <w:t>range$</w:t>
+      </w:r>
+      <w:proofErr w:type="gramStart"/>
+      <w:r>
+        <w:rPr>
+          <w:rStyle w:val="AttributeTok"/>
+        </w:rPr>
+        <w:t>start[</w:t>
+      </w:r>
+      <w:proofErr w:type="gramEnd"/>
+      <w:r>
+        <w:rPr>
+          <w:rStyle w:val="AttributeTok"/>
+        </w:rPr>
+        <w:t>2</w:t>
+      </w:r>
+      <w:proofErr w:type="gramStart"/>
+      <w:r>
+        <w:rPr>
+          <w:rStyle w:val="AttributeTok"/>
+        </w:rPr>
+        <w:t>])</w:t>
       </w:r>
       <w:r>
         <w:rPr>
@@ -16925,6 +18563,7 @@
         </w:rPr>
         <w:t>`</w:t>
       </w:r>
+      <w:proofErr w:type="gramEnd"/>
     </w:p>
     <w:p>
       <w:pPr>
@@ -16960,7 +18599,21 @@
         <w:rPr>
           <w:rStyle w:val="VerbatimChar"/>
         </w:rPr>
-        <w:t># Tidy data end=&lt;Shift+Tab&gt;</w:t>
+        <w:t># Tidy data end=&lt;</w:t>
+      </w:r>
+      <w:proofErr w:type="spellStart"/>
+      <w:r>
+        <w:rPr>
+          <w:rStyle w:val="VerbatimChar"/>
+        </w:rPr>
+        <w:t>Shift+Tab</w:t>
+      </w:r>
+      <w:proofErr w:type="spellEnd"/>
+      <w:r>
+        <w:rPr>
+          <w:rStyle w:val="VerbatimChar"/>
+        </w:rPr>
+        <w:t>&gt;</w:t>
       </w:r>
       <w:r>
         <w:t xml:space="preserve"> results in:</w:t>
@@ -17004,7 +18657,7 @@
                     </pic:cNvPicPr>
                   </pic:nvPicPr>
                   <pic:blipFill>
-                    <a:blip r:embed="rId156" cstate="print">
+                    <a:blip r:embed="rId158" cstate="print">
                       <a:extLst>
                         <a:ext uri="{28A0092B-C50C-407E-A947-70E740481C1C}">
                           <a14:useLocalDpi xmlns:a14="http://schemas.microsoft.com/office/drawing/2010/main" val="0"/>
@@ -17056,39 +18709,57 @@
       <w:r>
         <w:t xml:space="preserve">Review the Syntax chapter of the </w:t>
       </w:r>
-      <w:hyperlink r:id="rId157">
+      <w:hyperlink r:id="rId159">
+        <w:proofErr w:type="spellStart"/>
         <w:r>
           <w:rPr>
             <w:rStyle w:val="Hyperlink"/>
             <w:i/>
             <w:iCs/>
           </w:rPr>
-          <w:t>Tidyverse Style Guide</w:t>
-        </w:r>
-      </w:hyperlink>
-      <w:r>
-        <w:t xml:space="preserve"> for details on spacing, function calls, long lines, semicolons, assignments, comments, and more. For the opinionated “most important parts of the Tidyverse Style Guide,” skim through </w:t>
-      </w:r>
-      <w:hyperlink r:id="rId158">
-        <w:r>
-          <w:rPr>
-            <w:rStyle w:val="Hyperlink"/>
-          </w:rPr>
-          <w:t xml:space="preserve">Chapter 4 Workflow: code style in </w:t>
-        </w:r>
+          <w:t>Tidyverse</w:t>
+        </w:r>
+        <w:proofErr w:type="spellEnd"/>
         <w:r>
           <w:rPr>
             <w:rStyle w:val="Hyperlink"/>
             <w:i/>
             <w:iCs/>
           </w:rPr>
+          <w:t xml:space="preserve"> Style Guide</w:t>
+        </w:r>
+      </w:hyperlink>
+      <w:r>
+        <w:t xml:space="preserve"> for details on spacing, function calls, long lines, semicolons, assignments, comments, and more. For the opinionated “most important parts of the </w:t>
+      </w:r>
+      <w:proofErr w:type="spellStart"/>
+      <w:r>
+        <w:t>Tidyverse</w:t>
+      </w:r>
+      <w:proofErr w:type="spellEnd"/>
+      <w:r>
+        <w:t xml:space="preserve"> Style Guide,” skim through </w:t>
+      </w:r>
+      <w:hyperlink r:id="rId160">
+        <w:r>
+          <w:rPr>
+            <w:rStyle w:val="Hyperlink"/>
+          </w:rPr>
+          <w:t xml:space="preserve">Chapter 4 Workflow: code style in </w:t>
+        </w:r>
+        <w:r>
+          <w:rPr>
+            <w:rStyle w:val="Hyperlink"/>
+            <w:i/>
+            <w:iCs/>
+          </w:rPr>
           <w:t>R4DS</w:t>
         </w:r>
       </w:hyperlink>
       <w:r>
         <w:t xml:space="preserve">. Instead of including each detail in this style guide and memorizing the content, use the </w:t>
       </w:r>
-      <w:hyperlink r:id="rId159">
+      <w:hyperlink r:id="rId161">
         <w:r>
           <w:rPr>
             <w:rStyle w:val="Hyperlink"/>
@@ -17115,20 +18786,50 @@
         <w:pStyle w:val="BodyText"/>
       </w:pPr>
       <w:r>
-        <w:t xml:space="preserve">{styler} includes an RStudio addin that automatically formats code, making the style consistent across projects. We deviate slightly from the Tidyverse Style Guide and instead use </w:t>
-      </w:r>
-      <w:hyperlink r:id="rId160">
-        <w:r>
-          <w:rPr>
-            <w:rStyle w:val="Hyperlink"/>
-          </w:rPr>
-          <w:t>{grkstyle}</w:t>
+        <w:t xml:space="preserve">{styler} includes an RStudio </w:t>
+      </w:r>
+      <w:proofErr w:type="spellStart"/>
+      <w:r>
+        <w:t>addin</w:t>
+      </w:r>
+      <w:proofErr w:type="spellEnd"/>
+      <w:r>
+        <w:t xml:space="preserve"> that automatically formats code, making the style consistent across projects. We deviate slightly from the </w:t>
+      </w:r>
+      <w:proofErr w:type="spellStart"/>
+      <w:r>
+        <w:t>Tidyverse</w:t>
+      </w:r>
+      <w:proofErr w:type="spellEnd"/>
+      <w:r>
+        <w:t xml:space="preserve"> Style Guide and instead use </w:t>
+      </w:r>
+      <w:hyperlink r:id="rId162">
+        <w:r>
+          <w:rPr>
+            <w:rStyle w:val="Hyperlink"/>
+          </w:rPr>
+          <w:t>{</w:t>
+        </w:r>
+        <w:proofErr w:type="spellStart"/>
+        <w:r>
+          <w:rPr>
+            <w:rStyle w:val="Hyperlink"/>
+          </w:rPr>
+          <w:t>grkstyle</w:t>
+        </w:r>
+        <w:proofErr w:type="spellEnd"/>
+        <w:r>
+          <w:rPr>
+            <w:rStyle w:val="Hyperlink"/>
+          </w:rPr>
+          <w:t>}</w:t>
         </w:r>
       </w:hyperlink>
       <w:r>
         <w:t xml:space="preserve">, an extension package developed by Garrick Aden-Buie, that handles line breaks inside function calls and indentation of function arguments differently. See the </w:t>
       </w:r>
-      <w:hyperlink r:id="rId161">
+      <w:hyperlink r:id="rId163">
         <w:r>
           <w:rPr>
             <w:rStyle w:val="Hyperlink"/>
@@ -17146,7 +18847,15 @@
       </w:pPr>
       <w:bookmarkStart w:id="135" w:name="set-up-styler-and-grkstyle"/>
       <w:r>
-        <w:t>Set up {styler} and {grkstyle}</w:t>
+        <w:t>Set up {styler} and {</w:t>
+      </w:r>
+      <w:proofErr w:type="spellStart"/>
+      <w:r>
+        <w:t>grkstyle</w:t>
+      </w:r>
+      <w:proofErr w:type="spellEnd"/>
+      <w:r>
+        <w:t>}</w:t>
       </w:r>
     </w:p>
     <w:p>
@@ -17154,19 +18863,31 @@
         <w:pStyle w:val="FirstParagraph"/>
       </w:pPr>
       <w:r>
-        <w:t>Install {styler} and {grkstyle} with:</w:t>
+        <w:t>Install {styler} and {</w:t>
+      </w:r>
+      <w:proofErr w:type="spellStart"/>
+      <w:r>
+        <w:t>grkstyle</w:t>
+      </w:r>
+      <w:proofErr w:type="spellEnd"/>
+      <w:r>
+        <w:t>} with:</w:t>
       </w:r>
     </w:p>
     <w:p>
       <w:pPr>
         <w:pStyle w:val="SourceCode"/>
       </w:pPr>
+      <w:proofErr w:type="spellStart"/>
+      <w:proofErr w:type="gramStart"/>
       <w:r>
         <w:rPr>
           <w:rStyle w:val="FunctionTok"/>
         </w:rPr>
         <w:t>install.packages</w:t>
       </w:r>
+      <w:proofErr w:type="spellEnd"/>
+      <w:proofErr w:type="gramEnd"/>
       <w:r>
         <w:rPr>
           <w:rStyle w:val="NormalTok"/>
@@ -17191,6 +18912,7 @@
       <w:r>
         <w:br/>
       </w:r>
+      <w:proofErr w:type="gramStart"/>
       <w:r>
         <w:rPr>
           <w:rStyle w:val="FunctionTok"/>
@@ -17203,6 +18925,7 @@
         </w:rPr>
         <w:t>(</w:t>
       </w:r>
+      <w:proofErr w:type="gramEnd"/>
       <w:r>
         <w:rPr>
           <w:rStyle w:val="AttributeTok"/>
@@ -17215,6 +18938,7 @@
         </w:rPr>
         <w:t xml:space="preserve"> </w:t>
       </w:r>
+      <w:proofErr w:type="gramStart"/>
       <w:r>
         <w:rPr>
           <w:rStyle w:val="FunctionTok"/>
@@ -17227,6 +18951,7 @@
         </w:rPr>
         <w:t>(</w:t>
       </w:r>
+      <w:proofErr w:type="gramEnd"/>
       <w:r>
         <w:br/>
       </w:r>
@@ -17236,11 +18961,19 @@
         </w:rPr>
         <w:t xml:space="preserve">    </w:t>
       </w:r>
+      <w:proofErr w:type="spellStart"/>
       <w:r>
         <w:rPr>
           <w:rStyle w:val="AttributeTok"/>
         </w:rPr>
-        <w:t>gadenbuie =</w:t>
+        <w:t>gadenbuie</w:t>
+      </w:r>
+      <w:proofErr w:type="spellEnd"/>
+      <w:r>
+        <w:rPr>
+          <w:rStyle w:val="AttributeTok"/>
+        </w:rPr>
+        <w:t xml:space="preserve"> =</w:t>
       </w:r>
       <w:r>
         <w:rPr>
@@ -17269,12 +19002,14 @@
         </w:rPr>
         <w:t xml:space="preserve">    </w:t>
       </w:r>
+      <w:proofErr w:type="spellStart"/>
       <w:r>
         <w:rPr>
           <w:rStyle w:val="FunctionTok"/>
         </w:rPr>
         <w:t>getOption</w:t>
       </w:r>
+      <w:proofErr w:type="spellEnd"/>
       <w:r>
         <w:rPr>
           <w:rStyle w:val="NormalTok"/>
@@ -17312,17 +19047,33 @@
         <w:rPr>
           <w:rStyle w:val="CommentTok"/>
         </w:rPr>
-        <w:t># Download and install grkstyle in R</w:t>
+        <w:t xml:space="preserve"># Download and install </w:t>
+      </w:r>
+      <w:proofErr w:type="spellStart"/>
+      <w:r>
+        <w:rPr>
+          <w:rStyle w:val="CommentTok"/>
+        </w:rPr>
+        <w:t>grkstyle</w:t>
+      </w:r>
+      <w:proofErr w:type="spellEnd"/>
+      <w:r>
+        <w:rPr>
+          <w:rStyle w:val="CommentTok"/>
+        </w:rPr>
+        <w:t xml:space="preserve"> in R</w:t>
       </w:r>
       <w:r>
         <w:br/>
       </w:r>
+      <w:proofErr w:type="spellStart"/>
       <w:r>
         <w:rPr>
           <w:rStyle w:val="FunctionTok"/>
         </w:rPr>
         <w:t>install.packages</w:t>
       </w:r>
+      <w:proofErr w:type="spellEnd"/>
       <w:r>
         <w:rPr>
           <w:rStyle w:val="NormalTok"/>
@@ -17333,7 +19084,21 @@
         <w:rPr>
           <w:rStyle w:val="StringTok"/>
         </w:rPr>
-        <w:t>"grkstyle"</w:t>
+        <w:t>"</w:t>
+      </w:r>
+      <w:proofErr w:type="spellStart"/>
+      <w:r>
+        <w:rPr>
+          <w:rStyle w:val="StringTok"/>
+        </w:rPr>
+        <w:t>grkstyle</w:t>
+      </w:r>
+      <w:proofErr w:type="spellEnd"/>
+      <w:r>
+        <w:rPr>
+          <w:rStyle w:val="StringTok"/>
+        </w:rPr>
+        <w:t>"</w:t>
       </w:r>
       <w:r>
         <w:rPr>
@@ -17349,14 +19114,24 @@
       <w:r>
         <w:t xml:space="preserve">Set </w:t>
       </w:r>
+      <w:proofErr w:type="spellStart"/>
       <w:r>
         <w:rPr>
           <w:rStyle w:val="VerbatimChar"/>
         </w:rPr>
         <w:t>grkstyle</w:t>
       </w:r>
-      <w:r>
-        <w:t xml:space="preserve"> as the default in {styler} functions and addins with:</w:t>
+      <w:proofErr w:type="spellEnd"/>
+      <w:r>
+        <w:t xml:space="preserve"> as the default in {styler} functions and </w:t>
+      </w:r>
+      <w:proofErr w:type="spellStart"/>
+      <w:r>
+        <w:t>addins</w:t>
+      </w:r>
+      <w:proofErr w:type="spellEnd"/>
+      <w:r>
+        <w:t xml:space="preserve"> with:</w:t>
       </w:r>
     </w:p>
     <w:p>
@@ -17372,29 +19147,49 @@
       <w:r>
         <w:br/>
       </w:r>
+      <w:proofErr w:type="spellStart"/>
+      <w:proofErr w:type="gramStart"/>
       <w:r>
         <w:rPr>
           <w:rStyle w:val="NormalTok"/>
         </w:rPr>
         <w:t>grkstyle</w:t>
       </w:r>
+      <w:proofErr w:type="spellEnd"/>
       <w:r>
         <w:rPr>
           <w:rStyle w:val="SpecialCharTok"/>
         </w:rPr>
         <w:t>::</w:t>
       </w:r>
+      <w:proofErr w:type="spellStart"/>
+      <w:proofErr w:type="gramEnd"/>
       <w:r>
         <w:rPr>
           <w:rStyle w:val="FunctionTok"/>
         </w:rPr>
-        <w:t>use_grk_style</w:t>
-      </w:r>
+        <w:t>use_grk_</w:t>
+      </w:r>
+      <w:proofErr w:type="gramStart"/>
+      <w:r>
+        <w:rPr>
+          <w:rStyle w:val="FunctionTok"/>
+        </w:rPr>
+        <w:t>style</w:t>
+      </w:r>
+      <w:proofErr w:type="spellEnd"/>
       <w:r>
         <w:rPr>
           <w:rStyle w:val="NormalTok"/>
         </w:rPr>
-        <w:t>()</w:t>
+        <w:t>(</w:t>
+      </w:r>
+      <w:proofErr w:type="gramEnd"/>
+      <w:r>
+        <w:rPr>
+          <w:rStyle w:val="NormalTok"/>
+        </w:rPr>
+        <w:t>)</w:t>
       </w:r>
     </w:p>
     <w:p>
@@ -17409,8 +19204,24 @@
         <w:rPr>
           <w:rStyle w:val="VerbatimChar"/>
         </w:rPr>
-        <w:t>~/.Rprofile</w:t>
-      </w:r>
+        <w:t>~</w:t>
+      </w:r>
+      <w:proofErr w:type="gramStart"/>
+      <w:r>
+        <w:rPr>
+          <w:rStyle w:val="VerbatimChar"/>
+        </w:rPr>
+        <w:t>/.</w:t>
+      </w:r>
+      <w:proofErr w:type="spellStart"/>
+      <w:r>
+        <w:rPr>
+          <w:rStyle w:val="VerbatimChar"/>
+        </w:rPr>
+        <w:t>Rprofile</w:t>
+      </w:r>
+      <w:proofErr w:type="spellEnd"/>
+      <w:proofErr w:type="gramEnd"/>
       <w:r>
         <w:t>:</w:t>
       </w:r>
@@ -17419,6 +19230,7 @@
       <w:pPr>
         <w:pStyle w:val="SourceCode"/>
       </w:pPr>
+      <w:proofErr w:type="gramStart"/>
       <w:r>
         <w:rPr>
           <w:rStyle w:val="FunctionTok"/>
@@ -17431,11 +19243,26 @@
         </w:rPr>
         <w:t>(</w:t>
       </w:r>
+      <w:proofErr w:type="spellStart"/>
       <w:r>
         <w:rPr>
           <w:rStyle w:val="AttributeTok"/>
         </w:rPr>
-        <w:t>styler.addins_style_transformer =</w:t>
+        <w:t>styler.addins</w:t>
+      </w:r>
+      <w:proofErr w:type="gramEnd"/>
+      <w:r>
+        <w:rPr>
+          <w:rStyle w:val="AttributeTok"/>
+        </w:rPr>
+        <w:t>_style_transformer</w:t>
+      </w:r>
+      <w:proofErr w:type="spellEnd"/>
+      <w:r>
+        <w:rPr>
+          <w:rStyle w:val="AttributeTok"/>
+        </w:rPr>
+        <w:t xml:space="preserve"> =</w:t>
       </w:r>
       <w:r>
         <w:rPr>
@@ -17447,7 +19274,51 @@
         <w:rPr>
           <w:rStyle w:val="StringTok"/>
         </w:rPr>
-        <w:t>"grkstyle::grk_style_transformer()"</w:t>
+        <w:t>"</w:t>
+      </w:r>
+      <w:proofErr w:type="spellStart"/>
+      <w:proofErr w:type="gramStart"/>
+      <w:r>
+        <w:rPr>
+          <w:rStyle w:val="StringTok"/>
+        </w:rPr>
+        <w:t>grkstyle</w:t>
+      </w:r>
+      <w:proofErr w:type="spellEnd"/>
+      <w:r>
+        <w:rPr>
+          <w:rStyle w:val="StringTok"/>
+        </w:rPr>
+        <w:t>::</w:t>
+      </w:r>
+      <w:proofErr w:type="spellStart"/>
+      <w:proofErr w:type="gramEnd"/>
+      <w:r>
+        <w:rPr>
+          <w:rStyle w:val="StringTok"/>
+        </w:rPr>
+        <w:t>grk_style_</w:t>
+      </w:r>
+      <w:proofErr w:type="gramStart"/>
+      <w:r>
+        <w:rPr>
+          <w:rStyle w:val="StringTok"/>
+        </w:rPr>
+        <w:t>transformer</w:t>
+      </w:r>
+      <w:proofErr w:type="spellEnd"/>
+      <w:r>
+        <w:rPr>
+          <w:rStyle w:val="StringTok"/>
+        </w:rPr>
+        <w:t>(</w:t>
+      </w:r>
+      <w:proofErr w:type="gramEnd"/>
+      <w:r>
+        <w:rPr>
+          <w:rStyle w:val="StringTok"/>
+        </w:rPr>
+        <w:t>)"</w:t>
       </w:r>
       <w:r>
         <w:rPr>
@@ -17461,32 +19332,97 @@
         <w:pStyle w:val="FirstParagraph"/>
       </w:pPr>
       <w:r>
-        <w:t xml:space="preserve">Access your </w:t>
+        <w:t xml:space="preserve">Access </w:t>
+      </w:r>
+      <w:proofErr w:type="gramStart"/>
+      <w:r>
+        <w:t xml:space="preserve">your </w:t>
       </w:r>
       <w:r>
         <w:rPr>
           <w:rStyle w:val="VerbatimChar"/>
         </w:rPr>
-        <w:t>.Rprofile</w:t>
-      </w:r>
+        <w:t>.</w:t>
+      </w:r>
+      <w:proofErr w:type="spellStart"/>
+      <w:r>
+        <w:rPr>
+          <w:rStyle w:val="VerbatimChar"/>
+        </w:rPr>
+        <w:t>Rprofile</w:t>
+      </w:r>
+      <w:proofErr w:type="spellEnd"/>
+      <w:proofErr w:type="gramEnd"/>
       <w:r>
         <w:t xml:space="preserve"> with </w:t>
       </w:r>
+      <w:proofErr w:type="spellStart"/>
+      <w:proofErr w:type="gramStart"/>
       <w:r>
         <w:rPr>
           <w:rStyle w:val="VerbatimChar"/>
         </w:rPr>
-        <w:t>usethis::edit_r_profile()</w:t>
+        <w:t>usethis</w:t>
+      </w:r>
+      <w:proofErr w:type="spellEnd"/>
+      <w:r>
+        <w:rPr>
+          <w:rStyle w:val="VerbatimChar"/>
+        </w:rPr>
+        <w:t>::</w:t>
+      </w:r>
+      <w:proofErr w:type="spellStart"/>
+      <w:proofErr w:type="gramEnd"/>
+      <w:r>
+        <w:rPr>
+          <w:rStyle w:val="VerbatimChar"/>
+        </w:rPr>
+        <w:t>edit_r_</w:t>
+      </w:r>
+      <w:proofErr w:type="gramStart"/>
+      <w:r>
+        <w:rPr>
+          <w:rStyle w:val="VerbatimChar"/>
+        </w:rPr>
+        <w:t>profile</w:t>
+      </w:r>
+      <w:proofErr w:type="spellEnd"/>
+      <w:r>
+        <w:rPr>
+          <w:rStyle w:val="VerbatimChar"/>
+        </w:rPr>
+        <w:t>(</w:t>
+      </w:r>
+      <w:proofErr w:type="gramEnd"/>
+      <w:r>
+        <w:rPr>
+          <w:rStyle w:val="VerbatimChar"/>
+        </w:rPr>
+        <w:t>)</w:t>
       </w:r>
       <w:r>
         <w:t xml:space="preserve"> to open the file in RStudio for editing. You may need to install the </w:t>
       </w:r>
-      <w:hyperlink r:id="rId162">
-        <w:r>
-          <w:rPr>
-            <w:rStyle w:val="Hyperlink"/>
-          </w:rPr>
-          <w:t>{usethis}</w:t>
+      <w:hyperlink r:id="rId164">
+        <w:r>
+          <w:rPr>
+            <w:rStyle w:val="Hyperlink"/>
+          </w:rPr>
+          <w:t>{</w:t>
+        </w:r>
+        <w:proofErr w:type="spellStart"/>
+        <w:r>
+          <w:rPr>
+            <w:rStyle w:val="Hyperlink"/>
+          </w:rPr>
+          <w:t>usethis</w:t>
+        </w:r>
+        <w:proofErr w:type="spellEnd"/>
+        <w:r>
+          <w:rPr>
+            <w:rStyle w:val="Hyperlink"/>
+          </w:rPr>
+          <w:t>}</w:t>
         </w:r>
       </w:hyperlink>
       <w:r>
@@ -17500,7 +19436,15 @@
       <w:bookmarkStart w:id="136" w:name="use-styler-and-grkstyle"/>
       <w:bookmarkEnd w:id="135"/>
       <w:r>
-        <w:t>Use {styler} and {grkstyle}</w:t>
+        <w:t>Use {styler} and {</w:t>
+      </w:r>
+      <w:proofErr w:type="spellStart"/>
+      <w:r>
+        <w:t>grkstyle</w:t>
+      </w:r>
+      <w:proofErr w:type="spellEnd"/>
+      <w:r>
+        <w:t>}</w:t>
       </w:r>
     </w:p>
     <w:p>
@@ -17508,7 +19452,11 @@
         <w:pStyle w:val="FirstParagraph"/>
       </w:pPr>
       <w:r>
-        <w:t xml:space="preserve">Once installed, apply the style to </w:t>
+        <w:t xml:space="preserve">Once installed, apply the style </w:t>
+      </w:r>
+      <w:proofErr w:type="gramStart"/>
+      <w:r>
+        <w:t xml:space="preserve">to </w:t>
       </w:r>
       <w:r>
         <w:rPr>
@@ -17523,8 +19471,17 @@
         <w:rPr>
           <w:rStyle w:val="VerbatimChar"/>
         </w:rPr>
-        <w:t>.qmd</w:t>
-      </w:r>
+        <w:t>.</w:t>
+      </w:r>
+      <w:proofErr w:type="spellStart"/>
+      <w:r>
+        <w:rPr>
+          <w:rStyle w:val="VerbatimChar"/>
+        </w:rPr>
+        <w:t>qmd</w:t>
+      </w:r>
+      <w:proofErr w:type="spellEnd"/>
+      <w:proofErr w:type="gramEnd"/>
       <w:r>
         <w:t xml:space="preserve">, and </w:t>
       </w:r>
@@ -17532,10 +19489,26 @@
         <w:rPr>
           <w:rStyle w:val="VerbatimChar"/>
         </w:rPr>
-        <w:t>.Rmd</w:t>
-      </w:r>
-      <w:r>
-        <w:t xml:space="preserve"> files using the command palette, keyboard shortcut, or addins menu.</w:t>
+        <w:t>.</w:t>
+      </w:r>
+      <w:proofErr w:type="spellStart"/>
+      <w:r>
+        <w:rPr>
+          <w:rStyle w:val="VerbatimChar"/>
+        </w:rPr>
+        <w:t>Rmd</w:t>
+      </w:r>
+      <w:proofErr w:type="spellEnd"/>
+      <w:r>
+        <w:t xml:space="preserve"> files using the command palette, keyboard shortcut, or </w:t>
+      </w:r>
+      <w:proofErr w:type="spellStart"/>
+      <w:r>
+        <w:t>addins</w:t>
+      </w:r>
+      <w:proofErr w:type="spellEnd"/>
+      <w:r>
+        <w:t xml:space="preserve"> menu.</w:t>
       </w:r>
     </w:p>
     <w:p>
@@ -17554,11 +19527,19 @@
       <w:r>
         <w:t xml:space="preserve">Use RStudio’s command palette to quickly and easily access any RStudio command and keyboard shortcuts. Open the command palette with </w:t>
       </w:r>
+      <w:proofErr w:type="spellStart"/>
       <w:r>
         <w:rPr>
           <w:rStyle w:val="VerbatimChar"/>
         </w:rPr>
-        <w:t>Cmd/Ctrl + Shift + P</w:t>
+        <w:t>Cmd</w:t>
+      </w:r>
+      <w:proofErr w:type="spellEnd"/>
+      <w:r>
+        <w:rPr>
+          <w:rStyle w:val="VerbatimChar"/>
+        </w:rPr>
+        <w:t>/Ctrl + Shift + P</w:t>
       </w:r>
       <w:r>
         <w:t xml:space="preserve"> then type “styler” to see its available commands and shortcuts.</w:t>
@@ -17581,20 +19562,36 @@
       <w:r>
         <w:t xml:space="preserve">Use </w:t>
       </w:r>
+      <w:proofErr w:type="spellStart"/>
       <w:r>
         <w:rPr>
           <w:rStyle w:val="VerbatimChar"/>
         </w:rPr>
-        <w:t>Cmd/Ctrl + Shift + A</w:t>
+        <w:t>Cmd</w:t>
+      </w:r>
+      <w:proofErr w:type="spellEnd"/>
+      <w:r>
+        <w:rPr>
+          <w:rStyle w:val="VerbatimChar"/>
+        </w:rPr>
+        <w:t>/Ctrl + Shift + A</w:t>
       </w:r>
       <w:r>
         <w:t xml:space="preserve"> to style the entire active file. We recommend styling the entire active file after finishing each code block or section. To style just a selection, use </w:t>
       </w:r>
+      <w:proofErr w:type="spellStart"/>
       <w:r>
         <w:rPr>
           <w:rStyle w:val="VerbatimChar"/>
         </w:rPr>
-        <w:t>Cmd/Ctrl + Alt + Shift + A</w:t>
+        <w:t>Cmd</w:t>
+      </w:r>
+      <w:proofErr w:type="spellEnd"/>
+      <w:r>
+        <w:rPr>
+          <w:rStyle w:val="VerbatimChar"/>
+        </w:rPr>
+        <w:t>/Ctrl + Alt + Shift + A</w:t>
       </w:r>
       <w:r>
         <w:t>.</w:t>
@@ -17606,8 +19603,13 @@
       </w:pPr>
       <w:bookmarkStart w:id="139" w:name="addins-menu"/>
       <w:bookmarkEnd w:id="138"/>
-      <w:r>
-        <w:t>Addins menu</w:t>
+      <w:proofErr w:type="spellStart"/>
+      <w:r>
+        <w:t>Addins</w:t>
+      </w:r>
+      <w:proofErr w:type="spellEnd"/>
+      <w:r>
+        <w:t xml:space="preserve"> menu</w:t>
       </w:r>
     </w:p>
     <w:p>
@@ -17615,7 +19617,15 @@
         <w:pStyle w:val="FirstParagraph"/>
       </w:pPr>
       <w:r>
-        <w:t>Use the addins menu in RStudio to style code by clicking a button to run the command.</w:t>
+        <w:t xml:space="preserve">Use the </w:t>
+      </w:r>
+      <w:proofErr w:type="spellStart"/>
+      <w:r>
+        <w:t>addins</w:t>
+      </w:r>
+      <w:proofErr w:type="spellEnd"/>
+      <w:r>
+        <w:t xml:space="preserve"> menu in RStudio to style code by clicking a button to run the command.</w:t>
       </w:r>
     </w:p>
     <w:p>
@@ -17644,7 +19654,7 @@
                     </pic:cNvPicPr>
                   </pic:nvPicPr>
                   <pic:blipFill>
-                    <a:blip r:embed="rId163" cstate="print">
+                    <a:blip r:embed="rId165" cstate="print">
                       <a:extLst>
                         <a:ext uri="{28A0092B-C50C-407E-A947-70E740481C1C}">
                           <a14:useLocalDpi xmlns:a14="http://schemas.microsoft.com/office/drawing/2010/main" val="0"/>
@@ -17692,9 +19702,17 @@
         <w:pStyle w:val="FirstParagraph"/>
       </w:pPr>
       <w:r>
-        <w:t xml:space="preserve">{air} is an R formatter that is even faster and more automatic than {styler}. It needs to be installed through the command line interface (see </w:t>
-      </w:r>
-      <w:hyperlink r:id="rId164">
+        <w:t xml:space="preserve">{air} is an R </w:t>
+      </w:r>
+      <w:proofErr w:type="gramStart"/>
+      <w:r>
+        <w:t>formatter</w:t>
+      </w:r>
+      <w:proofErr w:type="gramEnd"/>
+      <w:r>
+        <w:t xml:space="preserve"> that is even faster and more automatic than {styler}. It needs to be installed through the command line interface (see </w:t>
+      </w:r>
+      <w:hyperlink r:id="rId166">
         <w:r>
           <w:rPr>
             <w:rStyle w:val="Hyperlink"/>
@@ -17705,7 +19723,7 @@
       <w:r>
         <w:t xml:space="preserve">) then configured in RStudio (see </w:t>
       </w:r>
-      <w:hyperlink r:id="rId165">
+      <w:hyperlink r:id="rId167">
         <w:r>
           <w:rPr>
             <w:rStyle w:val="Hyperlink"/>
@@ -17714,14 +19732,27 @@
         </w:r>
       </w:hyperlink>
       <w:r>
-        <w:t>. It can be set to reformat documents on save. The downside to {air} over {styler} is that it does not currently work on Quarto (</w:t>
+        <w:t xml:space="preserve">. It can be set to reformat documents on save. The downside to {air} over {styler} is that it does not currently work on </w:t>
+      </w:r>
+      <w:proofErr w:type="gramStart"/>
+      <w:r>
+        <w:t>Quarto (</w:t>
       </w:r>
       <w:r>
         <w:rPr>
           <w:rStyle w:val="VerbatimChar"/>
         </w:rPr>
-        <w:t>.qmd</w:t>
-      </w:r>
+        <w:t>.</w:t>
+      </w:r>
+      <w:proofErr w:type="spellStart"/>
+      <w:proofErr w:type="gramEnd"/>
+      <w:r>
+        <w:rPr>
+          <w:rStyle w:val="VerbatimChar"/>
+        </w:rPr>
+        <w:t>qmd</w:t>
+      </w:r>
+      <w:proofErr w:type="spellEnd"/>
       <w:r>
         <w:t>) files.</w:t>
       </w:r>
@@ -17760,7 +19791,7 @@
       <w:r>
         <w:t xml:space="preserve"> 72 (1): 20–27. </w:t>
       </w:r>
-      <w:hyperlink r:id="rId166">
+      <w:hyperlink r:id="rId168">
         <w:r>
           <w:rPr>
             <w:rStyle w:val="Hyperlink"/>
@@ -17801,7 +19832,7 @@
       <w:r>
         <w:t xml:space="preserve"> 7 (1): e20062. </w:t>
       </w:r>
-      <w:hyperlink r:id="rId167">
+      <w:hyperlink r:id="rId169">
         <w:r>
           <w:rPr>
             <w:rStyle w:val="Hyperlink"/>
@@ -17820,9 +19851,17 @@
       <w:bookmarkStart w:id="147" w:name="ref-europeancommission2016"/>
       <w:bookmarkEnd w:id="146"/>
       <w:r>
-        <w:t xml:space="preserve">European Commission. 2016. “H2020 Programme Guidelines on FAIR Data Management in Horizon 2020.” </w:t>
-      </w:r>
-      <w:hyperlink r:id="rId168">
+        <w:t xml:space="preserve">European Commission. 2016. “H2020 </w:t>
+      </w:r>
+      <w:proofErr w:type="spellStart"/>
+      <w:r>
+        <w:t>Programme</w:t>
+      </w:r>
+      <w:proofErr w:type="spellEnd"/>
+      <w:r>
+        <w:t xml:space="preserve"> Guidelines on FAIR Data Management in Horizon 2020.” </w:t>
+      </w:r>
+      <w:hyperlink r:id="rId170">
         <w:r>
           <w:rPr>
             <w:rStyle w:val="Hyperlink"/>
@@ -17841,9 +19880,17 @@
       <w:bookmarkStart w:id="148" w:name="ref-farewell2018"/>
       <w:bookmarkEnd w:id="147"/>
       <w:r>
-        <w:t xml:space="preserve">Farewell, Dr Timothy S. 2018. “My Easy r Script Header Template  Tim Farewell.” </w:t>
-      </w:r>
-      <w:hyperlink r:id="rId169">
+        <w:t xml:space="preserve">Farewell, Dr Timothy S. 2018. “My Easy r Script Header </w:t>
+      </w:r>
+      <w:proofErr w:type="gramStart"/>
+      <w:r>
+        <w:t>Template  Tim</w:t>
+      </w:r>
+      <w:proofErr w:type="gramEnd"/>
+      <w:r>
+        <w:t xml:space="preserve"> Farewell.” </w:t>
+      </w:r>
+      <w:hyperlink r:id="rId171">
         <w:r>
           <w:rPr>
             <w:rStyle w:val="Hyperlink"/>
@@ -17864,7 +19911,7 @@
       <w:r>
         <w:t xml:space="preserve">Harvard Medical School. 2023. “Data Management Plans.” </w:t>
       </w:r>
-      <w:hyperlink r:id="rId170">
+      <w:hyperlink r:id="rId172">
         <w:r>
           <w:rPr>
             <w:rStyle w:val="Hyperlink"/>
@@ -17895,7 +19942,7 @@
       <w:r>
         <w:t xml:space="preserve"> 68 (3): 6–10. </w:t>
       </w:r>
-      <w:hyperlink r:id="rId171">
+      <w:hyperlink r:id="rId173">
         <w:r>
           <w:rPr>
             <w:rStyle w:val="Hyperlink"/>
@@ -17926,7 +19973,7 @@
       <w:r>
         <w:t xml:space="preserve">. </w:t>
       </w:r>
-      <w:hyperlink r:id="rId172">
+      <w:hyperlink r:id="rId174">
         <w:r>
           <w:rPr>
             <w:rStyle w:val="Hyperlink"/>
@@ -17947,7 +19994,7 @@
       <w:r>
         <w:t xml:space="preserve">U.S. Fish &amp; Wildlife Service. 2023. “Data Management Life Cycle.” </w:t>
       </w:r>
-      <w:hyperlink r:id="rId173">
+      <w:hyperlink r:id="rId175">
         <w:r>
           <w:rPr>
             <w:rStyle w:val="Hyperlink"/>
@@ -17978,7 +20025,7 @@
       <w:r>
         <w:t xml:space="preserve"> 6 (March): 199–213. </w:t>
       </w:r>
-      <w:hyperlink r:id="rId174">
+      <w:hyperlink r:id="rId176">
         <w:r>
           <w:rPr>
             <w:rStyle w:val="Hyperlink"/>
@@ -18004,12 +20051,28 @@
           <w:i/>
           <w:iCs/>
         </w:rPr>
-        <w:t>The Tidyverse Style Guide</w:t>
+        <w:t xml:space="preserve">The </w:t>
+      </w:r>
+      <w:proofErr w:type="spellStart"/>
+      <w:r>
+        <w:rPr>
+          <w:i/>
+          <w:iCs/>
+        </w:rPr>
+        <w:t>Tidyverse</w:t>
+      </w:r>
+      <w:proofErr w:type="spellEnd"/>
+      <w:r>
+        <w:rPr>
+          <w:i/>
+          <w:iCs/>
+        </w:rPr>
+        <w:t xml:space="preserve"> Style Guide</w:t>
       </w:r>
       <w:r>
         <w:t xml:space="preserve">. </w:t>
       </w:r>
-      <w:hyperlink r:id="rId175">
+      <w:hyperlink r:id="rId177">
         <w:r>
           <w:rPr>
             <w:rStyle w:val="Hyperlink"/>
@@ -18040,7 +20103,7 @@
       <w:r>
         <w:t xml:space="preserve"> 3 (1): 160018. </w:t>
       </w:r>
-      <w:hyperlink r:id="rId176">
+      <w:hyperlink r:id="rId178">
         <w:r>
           <w:rPr>
             <w:rStyle w:val="Hyperlink"/>
@@ -18056,8 +20119,8 @@
       <w:bookmarkEnd w:id="155"/>
     </w:p>
     <w:sectPr>
-      <w:footerReference w:type="even" r:id="rId177"/>
-      <w:footerReference w:type="default" r:id="rId178"/>
+      <w:footerReference w:type="even" r:id="rId179"/>
+      <w:footerReference w:type="default" r:id="rId180"/>
       <w:pgSz w:w="12240" w:h="15840"/>
       <w:pgMar w:top="1440" w:right="1080" w:bottom="1440" w:left="1080" w:header="720" w:footer="720" w:gutter="0"/>
       <w:cols w:space="720"/>
